--- a/Assignment.docx
+++ b/Assignment.docx
@@ -17,7 +17,7 @@
         <w:t xml:space="preserve">  </w:t>
       </w:r>
       <w:bookmarkStart w:id="0" w:name="_Toc231470004"/>
-      <w:bookmarkStart w:id="1" w:name="_Toc232081510"/>
+      <w:bookmarkStart w:id="1" w:name="_Toc233208798"/>
       <w:r>
         <w:rPr>
           <w:noProof/>
@@ -308,7 +308,24 @@
       <w:pPr>
         <w:spacing w:before="120" w:after="0"/>
         <w:jc w:val="center"/>
-      </w:pPr>
+        <w:rPr>
+          <w:lang w:val="en-US"/>
+        </w:rPr>
+      </w:pPr>
+      <w:r>
+        <w:rPr>
+          <w:lang w:val="en-US"/>
+        </w:rPr>
+        <w:t xml:space="preserve">6. </w:t>
+      </w:r>
+      <w:r>
+        <w:rPr>
+          <w:lang w:val="en-US"/>
+        </w:rPr>
+        <w:t>Basic Vulnerability Scan</w:t>
+      </w:r>
+      <w:bookmarkStart w:id="2" w:name="_GoBack"/>
+      <w:bookmarkEnd w:id="2"/>
     </w:p>
     <w:p>
       <w:pPr>
@@ -457,7 +474,7 @@
           <w:r>
             <w:fldChar w:fldCharType="separate"/>
           </w:r>
-          <w:hyperlink w:anchor="_Toc232081510" w:history="1">
+          <w:hyperlink w:anchor="_Toc233208798" w:history="1">
             <w:r>
               <w:rPr>
                 <w:noProof/>
@@ -477,7 +494,7 @@
                 <w:noProof/>
                 <w:webHidden/>
               </w:rPr>
-              <w:instrText xml:space="preserve"> PAGEREF _Toc232081510 \h </w:instrText>
+              <w:instrText xml:space="preserve"> PAGEREF _Toc233208798 \h </w:instrText>
             </w:r>
             <w:r>
               <w:rPr>
@@ -522,12 +539,84 @@
               <w14:ligatures w14:val="none"/>
             </w:rPr>
           </w:pPr>
-          <w:hyperlink w:anchor="_Toc232081511" w:history="1">
+          <w:hyperlink w:anchor="_Toc233208799" w:history="1">
             <w:r>
               <w:rPr>
                 <w:rStyle w:val="Hyperlink"/>
                 <w:noProof/>
               </w:rPr>
+              <w:t>Week 1 - 5</w:t>
+            </w:r>
+            <w:r>
+              <w:rPr>
+                <w:noProof/>
+                <w:webHidden/>
+              </w:rPr>
+              <w:tab/>
+            </w:r>
+            <w:r>
+              <w:rPr>
+                <w:noProof/>
+                <w:webHidden/>
+              </w:rPr>
+              <w:fldChar w:fldCharType="begin"/>
+            </w:r>
+            <w:r>
+              <w:rPr>
+                <w:noProof/>
+                <w:webHidden/>
+              </w:rPr>
+              <w:instrText xml:space="preserve"> PAGEREF _Toc233208799 \h </w:instrText>
+            </w:r>
+            <w:r>
+              <w:rPr>
+                <w:noProof/>
+                <w:webHidden/>
+              </w:rPr>
+            </w:r>
+            <w:r>
+              <w:rPr>
+                <w:noProof/>
+                <w:webHidden/>
+              </w:rPr>
+              <w:fldChar w:fldCharType="separate"/>
+            </w:r>
+            <w:r>
+              <w:rPr>
+                <w:noProof/>
+                <w:webHidden/>
+              </w:rPr>
+              <w:t>3</w:t>
+            </w:r>
+            <w:r>
+              <w:rPr>
+                <w:noProof/>
+                <w:webHidden/>
+              </w:rPr>
+              <w:fldChar w:fldCharType="end"/>
+            </w:r>
+          </w:hyperlink>
+        </w:p>
+        <w:p>
+          <w:pPr>
+            <w:pStyle w:val="TOC2"/>
+            <w:tabs>
+              <w:tab w:val="right" w:leader="dot" w:pos="9016"/>
+            </w:tabs>
+            <w:rPr>
+              <w:rFonts w:eastAsiaTheme="minorEastAsia"/>
+              <w:noProof/>
+              <w:kern w:val="0"/>
+              <w:lang w:val="en-KE" w:eastAsia="en-KE"/>
+              <w14:ligatures w14:val="none"/>
+            </w:rPr>
+          </w:pPr>
+          <w:hyperlink w:anchor="_Toc233208800" w:history="1">
+            <w:r>
+              <w:rPr>
+                <w:rStyle w:val="Hyperlink"/>
+                <w:noProof/>
+              </w:rPr>
               <w:t>Introduction</w:t>
             </w:r>
             <w:r>
@@ -549,7 +638,7 @@
                 <w:noProof/>
                 <w:webHidden/>
               </w:rPr>
-              <w:instrText xml:space="preserve"> PAGEREF _Toc232081511 \h </w:instrText>
+              <w:instrText xml:space="preserve"> PAGEREF _Toc233208800 \h </w:instrText>
             </w:r>
             <w:r>
               <w:rPr>
@@ -594,7 +683,7 @@
               <w14:ligatures w14:val="none"/>
             </w:rPr>
           </w:pPr>
-          <w:hyperlink w:anchor="_Toc232081512" w:history="1">
+          <w:hyperlink w:anchor="_Toc233208801" w:history="1">
             <w:r>
               <w:rPr>
                 <w:rStyle w:val="Hyperlink"/>
@@ -621,7 +710,7 @@
                 <w:noProof/>
                 <w:webHidden/>
               </w:rPr>
-              <w:instrText xml:space="preserve"> PAGEREF _Toc232081512 \h </w:instrText>
+              <w:instrText xml:space="preserve"> PAGEREF _Toc233208801 \h </w:instrText>
             </w:r>
             <w:r>
               <w:rPr>
@@ -666,7 +755,7 @@
               <w14:ligatures w14:val="none"/>
             </w:rPr>
           </w:pPr>
-          <w:hyperlink w:anchor="_Toc232081513" w:history="1">
+          <w:hyperlink w:anchor="_Toc233208802" w:history="1">
             <w:r>
               <w:rPr>
                 <w:rStyle w:val="Hyperlink"/>
@@ -693,7 +782,7 @@
                 <w:noProof/>
                 <w:webHidden/>
               </w:rPr>
-              <w:instrText xml:space="preserve"> PAGEREF _Toc232081513 \h </w:instrText>
+              <w:instrText xml:space="preserve"> PAGEREF _Toc233208802 \h </w:instrText>
             </w:r>
             <w:r>
               <w:rPr>
@@ -738,7 +827,7 @@
               <w14:ligatures w14:val="none"/>
             </w:rPr>
           </w:pPr>
-          <w:hyperlink w:anchor="_Toc232081514" w:history="1">
+          <w:hyperlink w:anchor="_Toc233208803" w:history="1">
             <w:r>
               <w:rPr>
                 <w:rStyle w:val="Hyperlink"/>
@@ -765,7 +854,7 @@
                 <w:noProof/>
                 <w:webHidden/>
               </w:rPr>
-              <w:instrText xml:space="preserve"> PAGEREF _Toc232081514 \h </w:instrText>
+              <w:instrText xml:space="preserve"> PAGEREF _Toc233208803 \h </w:instrText>
             </w:r>
             <w:r>
               <w:rPr>
@@ -810,7 +899,7 @@
               <w14:ligatures w14:val="none"/>
             </w:rPr>
           </w:pPr>
-          <w:hyperlink w:anchor="_Toc232081515" w:history="1">
+          <w:hyperlink w:anchor="_Toc233208804" w:history="1">
             <w:r>
               <w:rPr>
                 <w:rStyle w:val="Hyperlink"/>
@@ -837,7 +926,7 @@
                 <w:noProof/>
                 <w:webHidden/>
               </w:rPr>
-              <w:instrText xml:space="preserve"> PAGEREF _Toc232081515 \h </w:instrText>
+              <w:instrText xml:space="preserve"> PAGEREF _Toc233208804 \h </w:instrText>
             </w:r>
             <w:r>
               <w:rPr>
@@ -882,7 +971,7 @@
               <w14:ligatures w14:val="none"/>
             </w:rPr>
           </w:pPr>
-          <w:hyperlink w:anchor="_Toc232081516" w:history="1">
+          <w:hyperlink w:anchor="_Toc233208805" w:history="1">
             <w:r>
               <w:rPr>
                 <w:rStyle w:val="Hyperlink"/>
@@ -909,7 +998,7 @@
                 <w:noProof/>
                 <w:webHidden/>
               </w:rPr>
-              <w:instrText xml:space="preserve"> PAGEREF _Toc232081516 \h </w:instrText>
+              <w:instrText xml:space="preserve"> PAGEREF _Toc233208805 \h </w:instrText>
             </w:r>
             <w:r>
               <w:rPr>
@@ -954,7 +1043,7 @@
               <w14:ligatures w14:val="none"/>
             </w:rPr>
           </w:pPr>
-          <w:hyperlink w:anchor="_Toc232081517" w:history="1">
+          <w:hyperlink w:anchor="_Toc233208806" w:history="1">
             <w:r>
               <w:rPr>
                 <w:rStyle w:val="Hyperlink"/>
@@ -990,7 +1079,7 @@
                 <w:noProof/>
                 <w:webHidden/>
               </w:rPr>
-              <w:instrText xml:space="preserve"> PAGEREF _Toc232081517 \h </w:instrText>
+              <w:instrText xml:space="preserve"> PAGEREF _Toc233208806 \h </w:instrText>
             </w:r>
             <w:r>
               <w:rPr>
@@ -1035,7 +1124,7 @@
               <w14:ligatures w14:val="none"/>
             </w:rPr>
           </w:pPr>
-          <w:hyperlink w:anchor="_Toc232081518" w:history="1">
+          <w:hyperlink w:anchor="_Toc233208807" w:history="1">
             <w:r>
               <w:rPr>
                 <w:rStyle w:val="Hyperlink"/>
@@ -1062,7 +1151,7 @@
                 <w:noProof/>
                 <w:webHidden/>
               </w:rPr>
-              <w:instrText xml:space="preserve"> PAGEREF _Toc232081518 \h </w:instrText>
+              <w:instrText xml:space="preserve"> PAGEREF _Toc233208807 \h </w:instrText>
             </w:r>
             <w:r>
               <w:rPr>
@@ -1107,7 +1196,7 @@
               <w14:ligatures w14:val="none"/>
             </w:rPr>
           </w:pPr>
-          <w:hyperlink w:anchor="_Toc232081519" w:history="1">
+          <w:hyperlink w:anchor="_Toc233208808" w:history="1">
             <w:r>
               <w:rPr>
                 <w:rStyle w:val="Hyperlink"/>
@@ -1136,7 +1225,7 @@
                 <w:noProof/>
                 <w:webHidden/>
               </w:rPr>
-              <w:instrText xml:space="preserve"> PAGEREF _Toc232081519 \h </w:instrText>
+              <w:instrText xml:space="preserve"> PAGEREF _Toc233208808 \h </w:instrText>
             </w:r>
             <w:r>
               <w:rPr>
@@ -1181,12 +1270,589 @@
               <w14:ligatures w14:val="none"/>
             </w:rPr>
           </w:pPr>
-          <w:hyperlink w:anchor="_Toc232081520" w:history="1">
+          <w:hyperlink w:anchor="_Toc233208809" w:history="1">
             <w:r>
               <w:rPr>
                 <w:rStyle w:val="Hyperlink"/>
                 <w:noProof/>
               </w:rPr>
+              <w:t>Week 6</w:t>
+            </w:r>
+            <w:r>
+              <w:rPr>
+                <w:noProof/>
+                <w:webHidden/>
+              </w:rPr>
+              <w:tab/>
+            </w:r>
+            <w:r>
+              <w:rPr>
+                <w:noProof/>
+                <w:webHidden/>
+              </w:rPr>
+              <w:fldChar w:fldCharType="begin"/>
+            </w:r>
+            <w:r>
+              <w:rPr>
+                <w:noProof/>
+                <w:webHidden/>
+              </w:rPr>
+              <w:instrText xml:space="preserve"> PAGEREF _Toc233208809 \h </w:instrText>
+            </w:r>
+            <w:r>
+              <w:rPr>
+                <w:noProof/>
+                <w:webHidden/>
+              </w:rPr>
+            </w:r>
+            <w:r>
+              <w:rPr>
+                <w:noProof/>
+                <w:webHidden/>
+              </w:rPr>
+              <w:fldChar w:fldCharType="separate"/>
+            </w:r>
+            <w:r>
+              <w:rPr>
+                <w:noProof/>
+                <w:webHidden/>
+              </w:rPr>
+              <w:t>7</w:t>
+            </w:r>
+            <w:r>
+              <w:rPr>
+                <w:noProof/>
+                <w:webHidden/>
+              </w:rPr>
+              <w:fldChar w:fldCharType="end"/>
+            </w:r>
+          </w:hyperlink>
+        </w:p>
+        <w:p>
+          <w:pPr>
+            <w:pStyle w:val="TOC2"/>
+            <w:tabs>
+              <w:tab w:val="right" w:leader="dot" w:pos="9016"/>
+            </w:tabs>
+            <w:rPr>
+              <w:rFonts w:eastAsiaTheme="minorEastAsia"/>
+              <w:noProof/>
+              <w:kern w:val="0"/>
+              <w:lang w:val="en-KE" w:eastAsia="en-KE"/>
+              <w14:ligatures w14:val="none"/>
+            </w:rPr>
+          </w:pPr>
+          <w:hyperlink w:anchor="_Toc233208810" w:history="1">
+            <w:r>
+              <w:rPr>
+                <w:rStyle w:val="Hyperlink"/>
+                <w:noProof/>
+              </w:rPr>
+              <w:t>Practical Task 1 — Basic Vulnerability Scan</w:t>
+            </w:r>
+            <w:r>
+              <w:rPr>
+                <w:noProof/>
+                <w:webHidden/>
+              </w:rPr>
+              <w:tab/>
+            </w:r>
+            <w:r>
+              <w:rPr>
+                <w:noProof/>
+                <w:webHidden/>
+              </w:rPr>
+              <w:fldChar w:fldCharType="begin"/>
+            </w:r>
+            <w:r>
+              <w:rPr>
+                <w:noProof/>
+                <w:webHidden/>
+              </w:rPr>
+              <w:instrText xml:space="preserve"> PAGEREF _Toc233208810 \h </w:instrText>
+            </w:r>
+            <w:r>
+              <w:rPr>
+                <w:noProof/>
+                <w:webHidden/>
+              </w:rPr>
+            </w:r>
+            <w:r>
+              <w:rPr>
+                <w:noProof/>
+                <w:webHidden/>
+              </w:rPr>
+              <w:fldChar w:fldCharType="separate"/>
+            </w:r>
+            <w:r>
+              <w:rPr>
+                <w:noProof/>
+                <w:webHidden/>
+              </w:rPr>
+              <w:t>7</w:t>
+            </w:r>
+            <w:r>
+              <w:rPr>
+                <w:noProof/>
+                <w:webHidden/>
+              </w:rPr>
+              <w:fldChar w:fldCharType="end"/>
+            </w:r>
+          </w:hyperlink>
+        </w:p>
+        <w:p>
+          <w:pPr>
+            <w:pStyle w:val="TOC3"/>
+            <w:tabs>
+              <w:tab w:val="right" w:leader="dot" w:pos="9016"/>
+            </w:tabs>
+            <w:rPr>
+              <w:rFonts w:eastAsiaTheme="minorEastAsia"/>
+              <w:noProof/>
+              <w:kern w:val="0"/>
+              <w:lang w:val="en-KE" w:eastAsia="en-KE"/>
+              <w14:ligatures w14:val="none"/>
+            </w:rPr>
+          </w:pPr>
+          <w:hyperlink w:anchor="_Toc233208811" w:history="1">
+            <w:r>
+              <w:rPr>
+                <w:rStyle w:val="Hyperlink"/>
+                <w:noProof/>
+              </w:rPr>
+              <w:t>Overview</w:t>
+            </w:r>
+            <w:r>
+              <w:rPr>
+                <w:noProof/>
+                <w:webHidden/>
+              </w:rPr>
+              <w:tab/>
+            </w:r>
+            <w:r>
+              <w:rPr>
+                <w:noProof/>
+                <w:webHidden/>
+              </w:rPr>
+              <w:fldChar w:fldCharType="begin"/>
+            </w:r>
+            <w:r>
+              <w:rPr>
+                <w:noProof/>
+                <w:webHidden/>
+              </w:rPr>
+              <w:instrText xml:space="preserve"> PAGEREF _Toc233208811 \h </w:instrText>
+            </w:r>
+            <w:r>
+              <w:rPr>
+                <w:noProof/>
+                <w:webHidden/>
+              </w:rPr>
+            </w:r>
+            <w:r>
+              <w:rPr>
+                <w:noProof/>
+                <w:webHidden/>
+              </w:rPr>
+              <w:fldChar w:fldCharType="separate"/>
+            </w:r>
+            <w:r>
+              <w:rPr>
+                <w:noProof/>
+                <w:webHidden/>
+              </w:rPr>
+              <w:t>7</w:t>
+            </w:r>
+            <w:r>
+              <w:rPr>
+                <w:noProof/>
+                <w:webHidden/>
+              </w:rPr>
+              <w:fldChar w:fldCharType="end"/>
+            </w:r>
+          </w:hyperlink>
+        </w:p>
+        <w:p>
+          <w:pPr>
+            <w:pStyle w:val="TOC2"/>
+            <w:tabs>
+              <w:tab w:val="right" w:leader="dot" w:pos="9016"/>
+            </w:tabs>
+            <w:rPr>
+              <w:rFonts w:eastAsiaTheme="minorEastAsia"/>
+              <w:noProof/>
+              <w:kern w:val="0"/>
+              <w:lang w:val="en-KE" w:eastAsia="en-KE"/>
+              <w14:ligatures w14:val="none"/>
+            </w:rPr>
+          </w:pPr>
+          <w:hyperlink w:anchor="_Toc233208812" w:history="1">
+            <w:r>
+              <w:rPr>
+                <w:rStyle w:val="Hyperlink"/>
+                <w:noProof/>
+              </w:rPr>
+              <w:t>Practical Task 2: Vulnerability Research Assignment</w:t>
+            </w:r>
+            <w:r>
+              <w:rPr>
+                <w:noProof/>
+                <w:webHidden/>
+              </w:rPr>
+              <w:tab/>
+            </w:r>
+            <w:r>
+              <w:rPr>
+                <w:noProof/>
+                <w:webHidden/>
+              </w:rPr>
+              <w:fldChar w:fldCharType="begin"/>
+            </w:r>
+            <w:r>
+              <w:rPr>
+                <w:noProof/>
+                <w:webHidden/>
+              </w:rPr>
+              <w:instrText xml:space="preserve"> PAGEREF _Toc233208812 \h </w:instrText>
+            </w:r>
+            <w:r>
+              <w:rPr>
+                <w:noProof/>
+                <w:webHidden/>
+              </w:rPr>
+            </w:r>
+            <w:r>
+              <w:rPr>
+                <w:noProof/>
+                <w:webHidden/>
+              </w:rPr>
+              <w:fldChar w:fldCharType="separate"/>
+            </w:r>
+            <w:r>
+              <w:rPr>
+                <w:noProof/>
+                <w:webHidden/>
+              </w:rPr>
+              <w:t>10</w:t>
+            </w:r>
+            <w:r>
+              <w:rPr>
+                <w:noProof/>
+                <w:webHidden/>
+              </w:rPr>
+              <w:fldChar w:fldCharType="end"/>
+            </w:r>
+          </w:hyperlink>
+        </w:p>
+        <w:p>
+          <w:pPr>
+            <w:pStyle w:val="TOC2"/>
+            <w:tabs>
+              <w:tab w:val="right" w:leader="dot" w:pos="9016"/>
+            </w:tabs>
+            <w:rPr>
+              <w:rFonts w:eastAsiaTheme="minorEastAsia"/>
+              <w:noProof/>
+              <w:kern w:val="0"/>
+              <w:lang w:val="en-KE" w:eastAsia="en-KE"/>
+              <w14:ligatures w14:val="none"/>
+            </w:rPr>
+          </w:pPr>
+          <w:hyperlink w:anchor="_Toc233208813" w:history="1">
+            <w:r>
+              <w:rPr>
+                <w:rStyle w:val="Hyperlink"/>
+                <w:noProof/>
+              </w:rPr>
+              <w:t>Practical Task 3</w:t>
+            </w:r>
+            <w:r>
+              <w:rPr>
+                <w:noProof/>
+                <w:webHidden/>
+              </w:rPr>
+              <w:tab/>
+            </w:r>
+            <w:r>
+              <w:rPr>
+                <w:noProof/>
+                <w:webHidden/>
+              </w:rPr>
+              <w:fldChar w:fldCharType="begin"/>
+            </w:r>
+            <w:r>
+              <w:rPr>
+                <w:noProof/>
+                <w:webHidden/>
+              </w:rPr>
+              <w:instrText xml:space="preserve"> PAGEREF _Toc233208813 \h </w:instrText>
+            </w:r>
+            <w:r>
+              <w:rPr>
+                <w:noProof/>
+                <w:webHidden/>
+              </w:rPr>
+            </w:r>
+            <w:r>
+              <w:rPr>
+                <w:noProof/>
+                <w:webHidden/>
+              </w:rPr>
+              <w:fldChar w:fldCharType="separate"/>
+            </w:r>
+            <w:r>
+              <w:rPr>
+                <w:noProof/>
+                <w:webHidden/>
+              </w:rPr>
+              <w:t>12</w:t>
+            </w:r>
+            <w:r>
+              <w:rPr>
+                <w:noProof/>
+                <w:webHidden/>
+              </w:rPr>
+              <w:fldChar w:fldCharType="end"/>
+            </w:r>
+          </w:hyperlink>
+        </w:p>
+        <w:p>
+          <w:pPr>
+            <w:pStyle w:val="TOC2"/>
+            <w:tabs>
+              <w:tab w:val="right" w:leader="dot" w:pos="9016"/>
+            </w:tabs>
+            <w:rPr>
+              <w:rFonts w:eastAsiaTheme="minorEastAsia"/>
+              <w:noProof/>
+              <w:kern w:val="0"/>
+              <w:lang w:val="en-KE" w:eastAsia="en-KE"/>
+              <w14:ligatures w14:val="none"/>
+            </w:rPr>
+          </w:pPr>
+          <w:hyperlink w:anchor="_Toc233208814" w:history="1">
+            <w:r>
+              <w:rPr>
+                <w:rStyle w:val="Hyperlink"/>
+                <w:noProof/>
+              </w:rPr>
+              <w:t>Organizational Vulnerability Assessment Plan</w:t>
+            </w:r>
+            <w:r>
+              <w:rPr>
+                <w:noProof/>
+                <w:webHidden/>
+              </w:rPr>
+              <w:tab/>
+            </w:r>
+            <w:r>
+              <w:rPr>
+                <w:noProof/>
+                <w:webHidden/>
+              </w:rPr>
+              <w:fldChar w:fldCharType="begin"/>
+            </w:r>
+            <w:r>
+              <w:rPr>
+                <w:noProof/>
+                <w:webHidden/>
+              </w:rPr>
+              <w:instrText xml:space="preserve"> PAGEREF _Toc233208814 \h </w:instrText>
+            </w:r>
+            <w:r>
+              <w:rPr>
+                <w:noProof/>
+                <w:webHidden/>
+              </w:rPr>
+            </w:r>
+            <w:r>
+              <w:rPr>
+                <w:noProof/>
+                <w:webHidden/>
+              </w:rPr>
+              <w:fldChar w:fldCharType="separate"/>
+            </w:r>
+            <w:r>
+              <w:rPr>
+                <w:noProof/>
+                <w:webHidden/>
+              </w:rPr>
+              <w:t>12</w:t>
+            </w:r>
+            <w:r>
+              <w:rPr>
+                <w:noProof/>
+                <w:webHidden/>
+              </w:rPr>
+              <w:fldChar w:fldCharType="end"/>
+            </w:r>
+          </w:hyperlink>
+        </w:p>
+        <w:p>
+          <w:pPr>
+            <w:pStyle w:val="TOC1"/>
+            <w:tabs>
+              <w:tab w:val="right" w:leader="dot" w:pos="9016"/>
+            </w:tabs>
+            <w:rPr>
+              <w:rFonts w:eastAsiaTheme="minorEastAsia"/>
+              <w:noProof/>
+              <w:kern w:val="0"/>
+              <w:lang w:val="en-KE" w:eastAsia="en-KE"/>
+              <w14:ligatures w14:val="none"/>
+            </w:rPr>
+          </w:pPr>
+          <w:hyperlink w:anchor="_Toc233208815" w:history="1">
+            <w:r>
+              <w:rPr>
+                <w:rStyle w:val="Hyperlink"/>
+                <w:noProof/>
+                <w:lang w:eastAsia="en-KE"/>
+              </w:rPr>
+              <w:t>Week 7</w:t>
+            </w:r>
+            <w:r>
+              <w:rPr>
+                <w:noProof/>
+                <w:webHidden/>
+              </w:rPr>
+              <w:tab/>
+            </w:r>
+            <w:r>
+              <w:rPr>
+                <w:noProof/>
+                <w:webHidden/>
+              </w:rPr>
+              <w:fldChar w:fldCharType="begin"/>
+            </w:r>
+            <w:r>
+              <w:rPr>
+                <w:noProof/>
+                <w:webHidden/>
+              </w:rPr>
+              <w:instrText xml:space="preserve"> PAGEREF _Toc233208815 \h </w:instrText>
+            </w:r>
+            <w:r>
+              <w:rPr>
+                <w:noProof/>
+                <w:webHidden/>
+              </w:rPr>
+            </w:r>
+            <w:r>
+              <w:rPr>
+                <w:noProof/>
+                <w:webHidden/>
+              </w:rPr>
+              <w:fldChar w:fldCharType="separate"/>
+            </w:r>
+            <w:r>
+              <w:rPr>
+                <w:noProof/>
+                <w:webHidden/>
+              </w:rPr>
+              <w:t>14</w:t>
+            </w:r>
+            <w:r>
+              <w:rPr>
+                <w:noProof/>
+                <w:webHidden/>
+              </w:rPr>
+              <w:fldChar w:fldCharType="end"/>
+            </w:r>
+          </w:hyperlink>
+        </w:p>
+        <w:p>
+          <w:pPr>
+            <w:pStyle w:val="TOC2"/>
+            <w:tabs>
+              <w:tab w:val="right" w:leader="dot" w:pos="9016"/>
+            </w:tabs>
+            <w:rPr>
+              <w:rFonts w:eastAsiaTheme="minorEastAsia"/>
+              <w:noProof/>
+              <w:kern w:val="0"/>
+              <w:lang w:val="en-KE" w:eastAsia="en-KE"/>
+              <w14:ligatures w14:val="none"/>
+            </w:rPr>
+          </w:pPr>
+          <w:hyperlink w:anchor="_Toc233208816" w:history="1">
+            <w:r>
+              <w:rPr>
+                <w:rStyle w:val="Hyperlink"/>
+                <w:noProof/>
+              </w:rPr>
+              <w:t>Practical Task 1 - OWASP Top 10 Research</w:t>
+            </w:r>
+            <w:r>
+              <w:rPr>
+                <w:noProof/>
+                <w:webHidden/>
+              </w:rPr>
+              <w:tab/>
+            </w:r>
+            <w:r>
+              <w:rPr>
+                <w:noProof/>
+                <w:webHidden/>
+              </w:rPr>
+              <w:fldChar w:fldCharType="begin"/>
+            </w:r>
+            <w:r>
+              <w:rPr>
+                <w:noProof/>
+                <w:webHidden/>
+              </w:rPr>
+              <w:instrText xml:space="preserve"> PAGEREF _Toc233208816 \h </w:instrText>
+            </w:r>
+            <w:r>
+              <w:rPr>
+                <w:noProof/>
+                <w:webHidden/>
+              </w:rPr>
+            </w:r>
+            <w:r>
+              <w:rPr>
+                <w:noProof/>
+                <w:webHidden/>
+              </w:rPr>
+              <w:fldChar w:fldCharType="separate"/>
+            </w:r>
+            <w:r>
+              <w:rPr>
+                <w:noProof/>
+                <w:webHidden/>
+              </w:rPr>
+              <w:t>14</w:t>
+            </w:r>
+            <w:r>
+              <w:rPr>
+                <w:noProof/>
+                <w:webHidden/>
+              </w:rPr>
+              <w:fldChar w:fldCharType="end"/>
+            </w:r>
+          </w:hyperlink>
+        </w:p>
+        <w:p>
+          <w:pPr>
+            <w:pStyle w:val="TOC1"/>
+            <w:tabs>
+              <w:tab w:val="right" w:leader="dot" w:pos="9016"/>
+            </w:tabs>
+            <w:rPr>
+              <w:rFonts w:eastAsiaTheme="minorEastAsia"/>
+              <w:noProof/>
+              <w:kern w:val="0"/>
+              <w:lang w:val="en-KE" w:eastAsia="en-KE"/>
+              <w14:ligatures w14:val="none"/>
+            </w:rPr>
+          </w:pPr>
+          <w:hyperlink w:anchor="_Toc233208817" w:history="1">
+            <w:r>
+              <w:rPr>
+                <w:rStyle w:val="Hyperlink"/>
+                <w:noProof/>
+              </w:rPr>
               <w:t>Student Evaluation</w:t>
             </w:r>
             <w:r>
@@ -1208,7 +1874,7 @@
                 <w:noProof/>
                 <w:webHidden/>
               </w:rPr>
-              <w:instrText xml:space="preserve"> PAGEREF _Toc232081520 \h </w:instrText>
+              <w:instrText xml:space="preserve"> PAGEREF _Toc233208817 \h </w:instrText>
             </w:r>
             <w:r>
               <w:rPr>
@@ -1228,7 +1894,79 @@
                 <w:noProof/>
                 <w:webHidden/>
               </w:rPr>
-              <w:t>7</w:t>
+              <w:t>15</w:t>
+            </w:r>
+            <w:r>
+              <w:rPr>
+                <w:noProof/>
+                <w:webHidden/>
+              </w:rPr>
+              <w:fldChar w:fldCharType="end"/>
+            </w:r>
+          </w:hyperlink>
+        </w:p>
+        <w:p>
+          <w:pPr>
+            <w:pStyle w:val="TOC1"/>
+            <w:tabs>
+              <w:tab w:val="right" w:leader="dot" w:pos="9016"/>
+            </w:tabs>
+            <w:rPr>
+              <w:rFonts w:eastAsiaTheme="minorEastAsia"/>
+              <w:noProof/>
+              <w:kern w:val="0"/>
+              <w:lang w:val="en-KE" w:eastAsia="en-KE"/>
+              <w14:ligatures w14:val="none"/>
+            </w:rPr>
+          </w:pPr>
+          <w:hyperlink w:anchor="_Toc233208818" w:history="1">
+            <w:r>
+              <w:rPr>
+                <w:rStyle w:val="Hyperlink"/>
+                <w:noProof/>
+              </w:rPr>
+              <w:t>References</w:t>
+            </w:r>
+            <w:r>
+              <w:rPr>
+                <w:noProof/>
+                <w:webHidden/>
+              </w:rPr>
+              <w:tab/>
+            </w:r>
+            <w:r>
+              <w:rPr>
+                <w:noProof/>
+                <w:webHidden/>
+              </w:rPr>
+              <w:fldChar w:fldCharType="begin"/>
+            </w:r>
+            <w:r>
+              <w:rPr>
+                <w:noProof/>
+                <w:webHidden/>
+              </w:rPr>
+              <w:instrText xml:space="preserve"> PAGEREF _Toc233208818 \h </w:instrText>
+            </w:r>
+            <w:r>
+              <w:rPr>
+                <w:noProof/>
+                <w:webHidden/>
+              </w:rPr>
+            </w:r>
+            <w:r>
+              <w:rPr>
+                <w:noProof/>
+                <w:webHidden/>
+              </w:rPr>
+              <w:fldChar w:fldCharType="separate"/>
+            </w:r>
+            <w:r>
+              <w:rPr>
+                <w:noProof/>
+                <w:webHidden/>
+              </w:rPr>
+              <w:t>15</w:t>
             </w:r>
             <w:r>
               <w:rPr>
@@ -1257,78 +1995,6 @@
           <w:lang w:val="en-US"/>
         </w:rPr>
       </w:pPr>
-      <w:bookmarkStart w:id="2" w:name="_GoBack"/>
-      <w:bookmarkEnd w:id="2"/>
-    </w:p>
-    <w:p>
-      <w:pPr>
-        <w:rPr>
-          <w:lang w:val="en-US"/>
-        </w:rPr>
-      </w:pPr>
-    </w:p>
-    <w:p>
-      <w:pPr>
-        <w:rPr>
-          <w:lang w:val="en-US"/>
-        </w:rPr>
-      </w:pPr>
-    </w:p>
-    <w:p>
-      <w:pPr>
-        <w:rPr>
-          <w:lang w:val="en-US"/>
-        </w:rPr>
-      </w:pPr>
-    </w:p>
-    <w:p>
-      <w:pPr>
-        <w:rPr>
-          <w:lang w:val="en-US"/>
-        </w:rPr>
-      </w:pPr>
-    </w:p>
-    <w:p>
-      <w:pPr>
-        <w:rPr>
-          <w:lang w:val="en-US"/>
-        </w:rPr>
-      </w:pPr>
-    </w:p>
-    <w:p>
-      <w:pPr>
-        <w:rPr>
-          <w:lang w:val="en-US"/>
-        </w:rPr>
-      </w:pPr>
-    </w:p>
-    <w:p>
-      <w:pPr>
-        <w:rPr>
-          <w:lang w:val="en-US"/>
-        </w:rPr>
-      </w:pPr>
-    </w:p>
-    <w:p>
-      <w:pPr>
-        <w:rPr>
-          <w:lang w:val="en-US"/>
-        </w:rPr>
-      </w:pPr>
-    </w:p>
-    <w:p>
-      <w:pPr>
-        <w:rPr>
-          <w:lang w:val="en-US"/>
-        </w:rPr>
-      </w:pPr>
-    </w:p>
-    <w:p>
-      <w:pPr>
-        <w:rPr>
-          <w:lang w:val="en-US"/>
-        </w:rPr>
-      </w:pPr>
     </w:p>
     <w:p>
       <w:pPr>
@@ -1404,11 +2070,21 @@
       <w:pPr>
         <w:pStyle w:val="Heading1"/>
       </w:pPr>
-      <w:bookmarkStart w:id="3" w:name="_Toc232081511"/>
+      <w:bookmarkStart w:id="3" w:name="_Toc233208799"/>
+      <w:r>
+        <w:t>Week 1 - 5</w:t>
+      </w:r>
+      <w:bookmarkEnd w:id="3"/>
+    </w:p>
+    <w:p>
+      <w:pPr>
+        <w:pStyle w:val="Heading2"/>
+      </w:pPr>
+      <w:bookmarkStart w:id="4" w:name="_Toc233208800"/>
       <w:r>
         <w:t>Introduction</w:t>
       </w:r>
-      <w:bookmarkEnd w:id="3"/>
+      <w:bookmarkEnd w:id="4"/>
     </w:p>
     <w:p>
       <w:pPr>
@@ -1418,13 +2094,13 @@
           <w:kern w:val="0"/>
           <w:sz w:val="24"/>
           <w:szCs w:val="24"/>
-          <w:lang w:val="en-KE" w:eastAsia="en-KE"/>
+          <w:lang w:eastAsia="en-KE"/>
           <w14:ligatures w14:val="none"/>
         </w:rPr>
       </w:pPr>
       <w:r>
         <w:rPr>
-          <w:lang w:val="en-KE" w:eastAsia="en-KE"/>
+          <w:lang w:eastAsia="en-KE"/>
         </w:rPr>
         <w:t>As part of the Ethical Hacking and Countermeasures course, I carried out this hands-on exercise to show how to use Nmap for basic network reconnaissance tasks including port scanning, service detection, and OS system identification. I utilised the publicly available Mount Kenya University (MKU) website as a reference target to demonstrate the ideas and directives involved in information collection for educational and research objectives. The exercises were restricted to non-intrusive methods designed to improve my comprehension of how security experts evaluate systems that are accessible to the public</w:t>
       </w:r>
@@ -1434,7 +2110,7 @@
           <w:kern w:val="0"/>
           <w:sz w:val="24"/>
           <w:szCs w:val="24"/>
-          <w:lang w:val="en-KE" w:eastAsia="en-KE"/>
+          <w:lang w:eastAsia="en-KE"/>
           <w14:ligatures w14:val="none"/>
         </w:rPr>
         <w:t>.</w:t>
@@ -1443,12 +2119,12 @@
     <w:p>
       <w:pPr>
         <w:rPr>
-          <w:lang w:val="en-KE" w:eastAsia="en-KE"/>
-        </w:rPr>
-      </w:pPr>
-      <w:r>
-        <w:rPr>
-          <w:lang w:val="en-KE" w:eastAsia="en-KE"/>
+          <w:lang w:eastAsia="en-KE"/>
+        </w:rPr>
+      </w:pPr>
+      <w:r>
+        <w:rPr>
+          <w:lang w:eastAsia="en-KE"/>
         </w:rPr>
         <w:t>There was no attempt to take advantage of weaknesses, get unauthorised access, or disrupt the regular functioning of the university's systems. I was able to obtain hands-on experience with network security assessment tools and methodologies through this exercise, which was conducted fully within the ethical guidelines of cybersecurity education.</w:t>
       </w:r>
@@ -1461,7 +2137,7 @@
           <w:kern w:val="0"/>
           <w:sz w:val="24"/>
           <w:szCs w:val="24"/>
-          <w:lang w:val="en-KE" w:eastAsia="en-KE"/>
+          <w:lang w:eastAsia="en-KE"/>
           <w14:ligatures w14:val="none"/>
         </w:rPr>
       </w:pPr>
@@ -1474,7 +2150,7 @@
           <w:kern w:val="0"/>
           <w:sz w:val="24"/>
           <w:szCs w:val="24"/>
-          <w:lang w:val="en-KE" w:eastAsia="en-KE"/>
+          <w:lang w:eastAsia="en-KE"/>
           <w14:ligatures w14:val="none"/>
         </w:rPr>
       </w:pPr>
@@ -1505,7 +2181,7 @@
       <w:pPr>
         <w:pStyle w:val="Heading1"/>
       </w:pPr>
-      <w:bookmarkStart w:id="4" w:name="_Toc232081512"/>
+      <w:bookmarkStart w:id="5" w:name="_Toc233208801"/>
       <w:r>
         <w:t>Step 1: Checking Nmap Installation version using</w:t>
       </w:r>
@@ -1515,7 +2191,7 @@
       <w:r>
         <w:t xml:space="preserve"> Linux</w:t>
       </w:r>
-      <w:bookmarkEnd w:id="4"/>
+      <w:bookmarkEnd w:id="5"/>
     </w:p>
     <w:p>
       <w:pPr>
@@ -1579,7 +2255,7 @@
       <w:pPr>
         <w:pStyle w:val="Heading1"/>
       </w:pPr>
-      <w:bookmarkStart w:id="5" w:name="_Toc232081513"/>
+      <w:bookmarkStart w:id="6" w:name="_Toc233208802"/>
       <w:r>
         <w:t xml:space="preserve">Step 2: </w:t>
       </w:r>
@@ -1592,7 +2268,7 @@
       <w:r>
         <w:t xml:space="preserve"> website</w:t>
       </w:r>
-      <w:bookmarkEnd w:id="5"/>
+      <w:bookmarkEnd w:id="6"/>
     </w:p>
     <w:p>
       <w:pPr>
@@ -1677,11 +2353,11 @@
       <w:pPr>
         <w:pStyle w:val="Heading1"/>
       </w:pPr>
-      <w:bookmarkStart w:id="6" w:name="_Toc232081514"/>
+      <w:bookmarkStart w:id="7" w:name="_Toc233208803"/>
       <w:r>
         <w:t>Step 3: Basic Scan</w:t>
       </w:r>
-      <w:bookmarkEnd w:id="6"/>
+      <w:bookmarkEnd w:id="7"/>
     </w:p>
     <w:p>
       <w:pPr>
@@ -1764,34 +2440,13 @@
     </w:p>
     <w:p>
       <w:pPr>
-        <w:rPr>
-          <w:lang w:val="en-US"/>
-        </w:rPr>
-      </w:pPr>
-    </w:p>
-    <w:p>
-      <w:pPr>
-        <w:rPr>
-          <w:lang w:val="en-US"/>
-        </w:rPr>
-      </w:pPr>
-    </w:p>
-    <w:p>
-      <w:pPr>
-        <w:rPr>
-          <w:lang w:val="en-US"/>
-        </w:rPr>
-      </w:pPr>
-    </w:p>
-    <w:p>
-      <w:pPr>
         <w:pStyle w:val="Heading1"/>
       </w:pPr>
-      <w:bookmarkStart w:id="7" w:name="_Toc232081515"/>
+      <w:bookmarkStart w:id="8" w:name="_Toc233208804"/>
       <w:r>
         <w:t>Step 4: Version Detection (Service Version Detection)</w:t>
       </w:r>
-      <w:bookmarkEnd w:id="7"/>
+      <w:bookmarkEnd w:id="8"/>
     </w:p>
     <w:p>
       <w:pPr>
@@ -1902,11 +2557,11 @@
       <w:pPr>
         <w:pStyle w:val="Heading1"/>
       </w:pPr>
-      <w:bookmarkStart w:id="8" w:name="_Toc232081516"/>
+      <w:bookmarkStart w:id="9" w:name="_Toc233208805"/>
       <w:r>
         <w:t>step 5: Scan Specific Ports Only</w:t>
       </w:r>
-      <w:bookmarkEnd w:id="8"/>
+      <w:bookmarkEnd w:id="9"/>
     </w:p>
     <w:p>
       <w:pPr>
@@ -1995,26 +2650,13 @@
     </w:p>
     <w:p>
       <w:pPr>
-        <w:spacing w:before="100" w:beforeAutospacing="1" w:after="100" w:afterAutospacing="1" w:line="240" w:lineRule="auto"/>
-        <w:rPr>
-          <w:rFonts w:ascii="Times New Roman" w:eastAsia="Times New Roman" w:hAnsi="Times New Roman" w:cs="Times New Roman"/>
-          <w:kern w:val="0"/>
-          <w:sz w:val="24"/>
-          <w:szCs w:val="24"/>
-          <w:lang w:eastAsia="en-KE"/>
-          <w14:ligatures w14:val="none"/>
-        </w:rPr>
-      </w:pPr>
-    </w:p>
-    <w:p>
-      <w:pPr>
         <w:pStyle w:val="Heading1"/>
         <w:rPr>
           <w:rFonts w:eastAsia="Times New Roman" w:cstheme="minorHAnsi"/>
           <w:lang w:eastAsia="en-KE"/>
         </w:rPr>
       </w:pPr>
-      <w:bookmarkStart w:id="9" w:name="_Toc232081517"/>
+      <w:bookmarkStart w:id="10" w:name="_Toc233208806"/>
       <w:r>
         <w:rPr>
           <w:rFonts w:eastAsia="Times New Roman" w:cstheme="minorHAnsi"/>
@@ -2025,7 +2667,7 @@
       <w:r>
         <w:t>Save Scan Results</w:t>
       </w:r>
-      <w:bookmarkEnd w:id="9"/>
+      <w:bookmarkEnd w:id="10"/>
     </w:p>
     <w:p>
       <w:pPr>
@@ -2110,11 +2752,11 @@
       <w:pPr>
         <w:pStyle w:val="Heading1"/>
       </w:pPr>
-      <w:bookmarkStart w:id="10" w:name="_Toc232081518"/>
+      <w:bookmarkStart w:id="11" w:name="_Toc233208807"/>
       <w:r>
         <w:t>Step 7: Finding name servers</w:t>
       </w:r>
-      <w:bookmarkEnd w:id="10"/>
+      <w:bookmarkEnd w:id="11"/>
     </w:p>
     <w:p>
       <w:pPr>
@@ -2190,39 +2832,13 @@
     </w:p>
     <w:p>
       <w:pPr>
-        <w:spacing w:before="100" w:beforeAutospacing="1" w:after="100" w:afterAutospacing="1" w:line="240" w:lineRule="auto"/>
-        <w:rPr>
-          <w:rFonts w:ascii="Times New Roman" w:eastAsia="Times New Roman" w:hAnsi="Times New Roman" w:cs="Times New Roman"/>
-          <w:kern w:val="0"/>
-          <w:sz w:val="24"/>
-          <w:szCs w:val="24"/>
-          <w:lang w:eastAsia="en-KE"/>
-          <w14:ligatures w14:val="none"/>
-        </w:rPr>
-      </w:pPr>
-    </w:p>
-    <w:p>
-      <w:pPr>
-        <w:spacing w:before="100" w:beforeAutospacing="1" w:after="100" w:afterAutospacing="1" w:line="240" w:lineRule="auto"/>
-        <w:rPr>
-          <w:rFonts w:ascii="Times New Roman" w:eastAsia="Times New Roman" w:hAnsi="Times New Roman" w:cs="Times New Roman"/>
-          <w:kern w:val="0"/>
-          <w:sz w:val="24"/>
-          <w:szCs w:val="24"/>
-          <w:lang w:eastAsia="en-KE"/>
-          <w14:ligatures w14:val="none"/>
-        </w:rPr>
-      </w:pPr>
-    </w:p>
-    <w:p>
-      <w:pPr>
         <w:pStyle w:val="Heading1"/>
         <w:rPr>
           <w:rFonts w:eastAsia="Times New Roman"/>
           <w:lang w:eastAsia="en-KE"/>
         </w:rPr>
       </w:pPr>
-      <w:bookmarkStart w:id="11" w:name="_Toc232081519"/>
+      <w:bookmarkStart w:id="12" w:name="_Toc233208808"/>
       <w:r>
         <w:rPr>
           <w:rFonts w:eastAsia="Times New Roman"/>
@@ -2230,7 +2846,7 @@
         </w:rPr>
         <w:t>Steps 8: Foot printing</w:t>
       </w:r>
-      <w:bookmarkEnd w:id="11"/>
+      <w:bookmarkEnd w:id="12"/>
     </w:p>
     <w:p>
       <w:pPr>
@@ -2302,24 +2918,3085 @@
       <w:pPr>
         <w:pStyle w:val="Heading1"/>
       </w:pPr>
-      <w:bookmarkStart w:id="12" w:name="_Toc232081520"/>
+      <w:bookmarkStart w:id="13" w:name="_Toc233208809"/>
+      <w:r>
+        <w:t>Week 6</w:t>
+      </w:r>
+      <w:bookmarkEnd w:id="13"/>
+    </w:p>
+    <w:p>
+      <w:pPr>
+        <w:pStyle w:val="Heading2"/>
+      </w:pPr>
+      <w:bookmarkStart w:id="14" w:name="_Toc233208810"/>
+      <w:r>
+        <w:t>Practical Task 1 — Basic Vulnerability Scan</w:t>
+      </w:r>
+      <w:bookmarkEnd w:id="14"/>
+    </w:p>
+    <w:p>
+      <w:pPr>
+        <w:rPr>
+          <w:lang w:eastAsia="en-KE"/>
+        </w:rPr>
+      </w:pPr>
+      <w:bookmarkStart w:id="15" w:name="_Toc233208811"/>
+      <w:r>
+        <w:rPr>
+          <w:rStyle w:val="Heading3Char"/>
+        </w:rPr>
+        <w:t>Overview</w:t>
+      </w:r>
+      <w:bookmarkEnd w:id="15"/>
+      <w:r>
+        <w:rPr>
+          <w:rStyle w:val="Heading3Char"/>
+        </w:rPr>
+        <w:br/>
+      </w:r>
+      <w:r>
+        <w:rPr>
+          <w:lang w:eastAsia="en-KE"/>
+        </w:rPr>
+        <w:br/>
+        <w:t>This hands-on exercise was carried out to carry out a fundamental vulnerability assessment in a lab setting as part of the Ethical Hacking and Countermeasures course. Finding active hosts, identifying open ports, recording observations, and suggesting security enhancements were the primary goals. Nmap, a network scanning and security auditing tool frequently used in cybersecurity, was utilised to conduct the evaluation. For instructional reasons exclusively, the exercise concentrated on non-intrusive scanning methods.</w:t>
+      </w:r>
+    </w:p>
+    <w:p>
+      <w:pPr>
+        <w:rPr>
+          <w:b/>
+          <w:sz w:val="24"/>
+          <w:szCs w:val="24"/>
+          <w:lang w:eastAsia="en-KE"/>
+        </w:rPr>
+      </w:pPr>
+      <w:r>
+        <w:rPr>
+          <w:b/>
+          <w:sz w:val="24"/>
+          <w:szCs w:val="24"/>
+          <w:lang w:eastAsia="en-KE"/>
+        </w:rPr>
+        <w:t>Tools Used</w:t>
+      </w:r>
+    </w:p>
+    <w:p>
+      <w:pPr>
+        <w:rPr>
+          <w:sz w:val="24"/>
+          <w:szCs w:val="24"/>
+          <w:lang w:eastAsia="en-KE"/>
+        </w:rPr>
+      </w:pPr>
+      <w:r>
+        <w:rPr>
+          <w:sz w:val="24"/>
+          <w:szCs w:val="24"/>
+          <w:lang w:eastAsia="en-KE"/>
+        </w:rPr>
+        <w:t>Kali Linux</w:t>
+      </w:r>
+    </w:p>
+    <w:p>
+      <w:pPr>
+        <w:rPr>
+          <w:sz w:val="24"/>
+          <w:szCs w:val="24"/>
+          <w:lang w:eastAsia="en-KE"/>
+        </w:rPr>
+      </w:pPr>
+      <w:r>
+        <w:rPr>
+          <w:sz w:val="24"/>
+          <w:szCs w:val="24"/>
+          <w:lang w:eastAsia="en-KE"/>
+        </w:rPr>
+        <w:t>Nmap</w:t>
+      </w:r>
+    </w:p>
+    <w:p>
+      <w:pPr>
+        <w:rPr>
+          <w:sz w:val="24"/>
+          <w:szCs w:val="24"/>
+          <w:lang w:eastAsia="en-KE"/>
+        </w:rPr>
+      </w:pPr>
+    </w:p>
+    <w:p>
+      <w:pPr>
+        <w:rPr>
+          <w:sz w:val="24"/>
+          <w:szCs w:val="24"/>
+          <w:lang w:eastAsia="en-KE"/>
+        </w:rPr>
+      </w:pPr>
+    </w:p>
+    <w:p>
+      <w:pPr>
+        <w:rPr>
+          <w:sz w:val="24"/>
+          <w:szCs w:val="24"/>
+          <w:lang w:eastAsia="en-KE"/>
+        </w:rPr>
+      </w:pPr>
+    </w:p>
+    <w:p>
+      <w:pPr>
+        <w:rPr>
+          <w:b/>
+          <w:sz w:val="24"/>
+          <w:szCs w:val="24"/>
+          <w:lang w:eastAsia="en-KE"/>
+        </w:rPr>
+      </w:pPr>
+      <w:r>
+        <w:rPr>
+          <w:b/>
+          <w:sz w:val="24"/>
+          <w:szCs w:val="24"/>
+          <w:lang w:eastAsia="en-KE"/>
+        </w:rPr>
+        <w:t>Objectives</w:t>
+      </w:r>
+    </w:p>
+    <w:p>
+      <w:pPr>
+        <w:pStyle w:val="ListParagraph"/>
+        <w:numPr>
+          <w:ilvl w:val="0"/>
+          <w:numId w:val="4"/>
+        </w:numPr>
+        <w:rPr>
+          <w:sz w:val="24"/>
+          <w:szCs w:val="24"/>
+          <w:lang w:eastAsia="en-KE"/>
+        </w:rPr>
+      </w:pPr>
+      <w:r>
+        <w:rPr>
+          <w:sz w:val="24"/>
+          <w:szCs w:val="24"/>
+          <w:lang w:eastAsia="en-KE"/>
+        </w:rPr>
+        <w:t>Discover active hosts</w:t>
+      </w:r>
+    </w:p>
+    <w:p>
+      <w:pPr>
+        <w:pStyle w:val="ListParagraph"/>
+        <w:numPr>
+          <w:ilvl w:val="0"/>
+          <w:numId w:val="4"/>
+        </w:numPr>
+        <w:rPr>
+          <w:sz w:val="24"/>
+          <w:szCs w:val="24"/>
+          <w:lang w:eastAsia="en-KE"/>
+        </w:rPr>
+      </w:pPr>
+      <w:r>
+        <w:rPr>
+          <w:sz w:val="24"/>
+          <w:szCs w:val="24"/>
+          <w:lang w:eastAsia="en-KE"/>
+        </w:rPr>
+        <w:t>Identify open ports</w:t>
+      </w:r>
+    </w:p>
+    <w:p>
+      <w:pPr>
+        <w:pStyle w:val="ListParagraph"/>
+        <w:numPr>
+          <w:ilvl w:val="0"/>
+          <w:numId w:val="4"/>
+        </w:numPr>
+        <w:rPr>
+          <w:sz w:val="24"/>
+          <w:szCs w:val="24"/>
+          <w:lang w:eastAsia="en-KE"/>
+        </w:rPr>
+      </w:pPr>
+      <w:r>
+        <w:rPr>
+          <w:sz w:val="24"/>
+          <w:szCs w:val="24"/>
+          <w:lang w:eastAsia="en-KE"/>
+        </w:rPr>
+        <w:t>Document observations</w:t>
+      </w:r>
+    </w:p>
+    <w:p>
+      <w:pPr>
+        <w:pStyle w:val="ListParagraph"/>
+        <w:numPr>
+          <w:ilvl w:val="0"/>
+          <w:numId w:val="4"/>
+        </w:numPr>
+        <w:rPr>
+          <w:sz w:val="24"/>
+          <w:szCs w:val="24"/>
+          <w:lang w:eastAsia="en-KE"/>
+        </w:rPr>
+      </w:pPr>
+      <w:r>
+        <w:rPr>
+          <w:sz w:val="24"/>
+          <w:szCs w:val="24"/>
+          <w:lang w:eastAsia="en-KE"/>
+        </w:rPr>
+        <w:t>Recommend security improvements</w:t>
+      </w:r>
+    </w:p>
+    <w:p/>
+    <w:p>
+      <w:pPr>
+        <w:rPr>
+          <w:b/>
+          <w:sz w:val="28"/>
+          <w:szCs w:val="28"/>
+          <w:lang w:val="en-US"/>
+        </w:rPr>
+      </w:pPr>
+      <w:r>
+        <w:rPr>
+          <w:b/>
+          <w:sz w:val="28"/>
+          <w:szCs w:val="28"/>
+          <w:lang w:val="en-US"/>
+        </w:rPr>
+        <w:t xml:space="preserve">Step 1: Finding my Ip Address and Network range </w:t>
+      </w:r>
+    </w:p>
+    <w:p>
+      <w:pPr>
+        <w:rPr>
+          <w:lang w:val="en-US"/>
+        </w:rPr>
+      </w:pPr>
+      <w:r>
+        <w:rPr>
+          <w:noProof/>
+          <w:lang w:val="en-US"/>
+        </w:rPr>
+        <w:drawing>
+          <wp:inline distT="0" distB="0" distL="0" distR="0" wp14:anchorId="2C200A48" wp14:editId="3F03BC75">
+            <wp:extent cx="5731510" cy="2014855"/>
+            <wp:effectExtent l="0" t="0" r="2540" b="4445"/>
+            <wp:docPr id="8" name="Picture 8"/>
+            <wp:cNvGraphicFramePr>
+              <a:graphicFrameLocks xmlns:a="http://schemas.openxmlformats.org/drawingml/2006/main" noChangeAspect="1"/>
+            </wp:cNvGraphicFramePr>
+            <a:graphic xmlns:a="http://schemas.openxmlformats.org/drawingml/2006/main">
+              <a:graphicData uri="http://schemas.openxmlformats.org/drawingml/2006/picture">
+                <pic:pic xmlns:pic="http://schemas.openxmlformats.org/drawingml/2006/picture">
+                  <pic:nvPicPr>
+                    <pic:cNvPr id="1" name=""/>
+                    <pic:cNvPicPr/>
+                  </pic:nvPicPr>
+                  <pic:blipFill>
+                    <a:blip r:embed="rId15"/>
+                    <a:stretch>
+                      <a:fillRect/>
+                    </a:stretch>
+                  </pic:blipFill>
+                  <pic:spPr>
+                    <a:xfrm>
+                      <a:off x="0" y="0"/>
+                      <a:ext cx="5731510" cy="2014855"/>
+                    </a:xfrm>
+                    <a:prstGeom prst="rect">
+                      <a:avLst/>
+                    </a:prstGeom>
+                  </pic:spPr>
+                </pic:pic>
+              </a:graphicData>
+            </a:graphic>
+          </wp:inline>
+        </w:drawing>
+      </w:r>
+    </w:p>
+    <w:p>
+      <w:pPr>
+        <w:rPr>
+          <w:lang w:val="en-US"/>
+        </w:rPr>
+      </w:pPr>
+    </w:p>
+    <w:p>
+      <w:pPr>
+        <w:rPr>
+          <w:lang w:val="en-US"/>
+        </w:rPr>
+      </w:pPr>
+      <w:r>
+        <w:rPr>
+          <w:lang w:val="en-US"/>
+        </w:rPr>
+        <w:t xml:space="preserve">Ip Address - </w:t>
+      </w:r>
+      <w:r>
+        <w:rPr>
+          <w:lang w:val="en-US"/>
+        </w:rPr>
+        <w:t>10.0.2.15</w:t>
+      </w:r>
+    </w:p>
+    <w:p>
+      <w:pPr>
+        <w:rPr>
+          <w:lang w:val="en-US"/>
+        </w:rPr>
+      </w:pPr>
+      <w:r>
+        <w:rPr>
+          <w:lang w:val="en-US"/>
+        </w:rPr>
+        <w:t xml:space="preserve">Network range - </w:t>
+      </w:r>
+      <w:r>
+        <w:rPr>
+          <w:lang w:val="en-US"/>
+        </w:rPr>
+        <w:t>10.0.2.0/24</w:t>
+      </w:r>
+    </w:p>
+    <w:p>
+      <w:pPr>
+        <w:rPr>
+          <w:lang w:val="en-US"/>
+        </w:rPr>
+      </w:pPr>
+    </w:p>
+    <w:p>
+      <w:pPr>
+        <w:rPr>
+          <w:b/>
+          <w:sz w:val="28"/>
+          <w:szCs w:val="28"/>
+        </w:rPr>
+      </w:pPr>
+      <w:r>
+        <w:rPr>
+          <w:b/>
+          <w:sz w:val="28"/>
+          <w:szCs w:val="28"/>
+        </w:rPr>
+        <w:t>Step 2: Discover Active Hosts</w:t>
+      </w:r>
+    </w:p>
+    <w:p>
+      <w:pPr>
+        <w:rPr>
+          <w:lang w:val="en-US"/>
+        </w:rPr>
+      </w:pPr>
+      <w:r>
+        <w:rPr>
+          <w:noProof/>
+          <w:lang w:val="en-US"/>
+        </w:rPr>
+        <w:drawing>
+          <wp:inline distT="0" distB="0" distL="0" distR="0" wp14:anchorId="489065A9" wp14:editId="3657822A">
+            <wp:extent cx="5731510" cy="1991995"/>
+            <wp:effectExtent l="0" t="0" r="2540" b="8255"/>
+            <wp:docPr id="11" name="Picture 11"/>
+            <wp:cNvGraphicFramePr>
+              <a:graphicFrameLocks xmlns:a="http://schemas.openxmlformats.org/drawingml/2006/main" noChangeAspect="1"/>
+            </wp:cNvGraphicFramePr>
+            <a:graphic xmlns:a="http://schemas.openxmlformats.org/drawingml/2006/main">
+              <a:graphicData uri="http://schemas.openxmlformats.org/drawingml/2006/picture">
+                <pic:pic xmlns:pic="http://schemas.openxmlformats.org/drawingml/2006/picture">
+                  <pic:nvPicPr>
+                    <pic:cNvPr id="1" name=""/>
+                    <pic:cNvPicPr/>
+                  </pic:nvPicPr>
+                  <pic:blipFill>
+                    <a:blip r:embed="rId16"/>
+                    <a:stretch>
+                      <a:fillRect/>
+                    </a:stretch>
+                  </pic:blipFill>
+                  <pic:spPr>
+                    <a:xfrm>
+                      <a:off x="0" y="0"/>
+                      <a:ext cx="5731510" cy="1991995"/>
+                    </a:xfrm>
+                    <a:prstGeom prst="rect">
+                      <a:avLst/>
+                    </a:prstGeom>
+                  </pic:spPr>
+                </pic:pic>
+              </a:graphicData>
+            </a:graphic>
+          </wp:inline>
+        </w:drawing>
+      </w:r>
+    </w:p>
+    <w:p>
+      <w:pPr>
+        <w:rPr>
+          <w:lang w:val="en-US"/>
+        </w:rPr>
+      </w:pPr>
+    </w:p>
+    <w:p>
+      <w:pPr>
+        <w:rPr>
+          <w:lang w:val="en-US"/>
+        </w:rPr>
+      </w:pPr>
+      <w:r>
+        <w:rPr>
+          <w:lang w:val="en-US"/>
+        </w:rPr>
+        <w:t>Active Host Discovered 3</w:t>
+      </w:r>
+    </w:p>
+    <w:p>
+      <w:pPr>
+        <w:pStyle w:val="ListParagraph"/>
+        <w:numPr>
+          <w:ilvl w:val="0"/>
+          <w:numId w:val="6"/>
+        </w:numPr>
+        <w:rPr>
+          <w:lang w:val="en-US"/>
+        </w:rPr>
+      </w:pPr>
+      <w:r>
+        <w:rPr>
+          <w:lang w:val="en-US"/>
+        </w:rPr>
+        <w:t>10.0.2.2</w:t>
+      </w:r>
+    </w:p>
+    <w:p>
+      <w:pPr>
+        <w:pStyle w:val="ListParagraph"/>
+        <w:numPr>
+          <w:ilvl w:val="0"/>
+          <w:numId w:val="6"/>
+        </w:numPr>
+        <w:rPr>
+          <w:lang w:val="en-US"/>
+        </w:rPr>
+      </w:pPr>
+      <w:r>
+        <w:rPr>
+          <w:lang w:val="en-US"/>
+        </w:rPr>
+        <w:t>10.0.2.2</w:t>
+      </w:r>
+    </w:p>
+    <w:p>
+      <w:pPr>
+        <w:pStyle w:val="ListParagraph"/>
+        <w:numPr>
+          <w:ilvl w:val="0"/>
+          <w:numId w:val="6"/>
+        </w:numPr>
+        <w:rPr>
+          <w:lang w:val="en-US"/>
+        </w:rPr>
+      </w:pPr>
+      <w:r>
+        <w:rPr>
+          <w:lang w:val="en-US"/>
+        </w:rPr>
+        <w:t>10.0.2.3 – this my kali Linux machine</w:t>
+      </w:r>
+    </w:p>
+    <w:p>
+      <w:pPr>
+        <w:rPr>
+          <w:lang w:val="en-US"/>
+        </w:rPr>
+      </w:pPr>
+    </w:p>
+    <w:p>
+      <w:pPr>
+        <w:rPr>
+          <w:lang w:eastAsia="en-KE"/>
+        </w:rPr>
+      </w:pPr>
+      <w:r>
+        <w:rPr>
+          <w:lang w:eastAsia="en-KE"/>
+        </w:rPr>
+        <w:t xml:space="preserve">The host discovery scan was performed using Nmap with the </w:t>
+      </w:r>
+      <w:r>
+        <w:rPr>
+          <w:rFonts w:ascii="Courier New" w:hAnsi="Courier New" w:cs="Courier New"/>
+          <w:sz w:val="20"/>
+          <w:szCs w:val="20"/>
+          <w:lang w:eastAsia="en-KE"/>
+        </w:rPr>
+        <w:t>-</w:t>
+      </w:r>
+      <w:proofErr w:type="spellStart"/>
+      <w:r>
+        <w:rPr>
+          <w:rFonts w:ascii="Courier New" w:hAnsi="Courier New" w:cs="Courier New"/>
+          <w:sz w:val="20"/>
+          <w:szCs w:val="20"/>
+          <w:lang w:eastAsia="en-KE"/>
+        </w:rPr>
+        <w:t>sn</w:t>
+      </w:r>
+      <w:proofErr w:type="spellEnd"/>
+      <w:r>
+        <w:rPr>
+          <w:lang w:eastAsia="en-KE"/>
+        </w:rPr>
+        <w:t xml:space="preserve"> option on the network range 10.0.2.0/24. The scan identified three active hosts: 10.0.2.2, 10.0.2.3, and 10.0.2.15. This indicates that three devices were reachable and active within the laboratory network during the assessment.</w:t>
+      </w:r>
+    </w:p>
+    <w:p>
+      <w:pPr>
+        <w:rPr>
+          <w:b/>
+          <w:sz w:val="28"/>
+          <w:szCs w:val="28"/>
+        </w:rPr>
+      </w:pPr>
+      <w:r>
+        <w:rPr>
+          <w:b/>
+          <w:sz w:val="28"/>
+          <w:szCs w:val="28"/>
+        </w:rPr>
+        <w:t>Step 3 — Identify Open Ports</w:t>
+      </w:r>
+    </w:p>
+    <w:p>
+      <w:pPr>
+        <w:rPr>
+          <w:lang w:val="en-US"/>
+        </w:rPr>
+      </w:pPr>
+    </w:p>
+    <w:p>
+      <w:pPr>
+        <w:rPr>
+          <w:lang w:val="en-US"/>
+        </w:rPr>
+      </w:pPr>
+      <w:r>
+        <w:rPr>
+          <w:noProof/>
+          <w:lang w:val="en-US"/>
+        </w:rPr>
+        <w:drawing>
+          <wp:inline distT="0" distB="0" distL="0" distR="0" wp14:anchorId="18D0BDE1" wp14:editId="7CF0293B">
+            <wp:extent cx="5467350" cy="2495550"/>
+            <wp:effectExtent l="0" t="0" r="0" b="0"/>
+            <wp:docPr id="12" name="Picture 12"/>
+            <wp:cNvGraphicFramePr>
+              <a:graphicFrameLocks xmlns:a="http://schemas.openxmlformats.org/drawingml/2006/main" noChangeAspect="1"/>
+            </wp:cNvGraphicFramePr>
+            <a:graphic xmlns:a="http://schemas.openxmlformats.org/drawingml/2006/main">
+              <a:graphicData uri="http://schemas.openxmlformats.org/drawingml/2006/picture">
+                <pic:pic xmlns:pic="http://schemas.openxmlformats.org/drawingml/2006/picture">
+                  <pic:nvPicPr>
+                    <pic:cNvPr id="1" name=""/>
+                    <pic:cNvPicPr/>
+                  </pic:nvPicPr>
+                  <pic:blipFill>
+                    <a:blip r:embed="rId17"/>
+                    <a:stretch>
+                      <a:fillRect/>
+                    </a:stretch>
+                  </pic:blipFill>
+                  <pic:spPr>
+                    <a:xfrm>
+                      <a:off x="0" y="0"/>
+                      <a:ext cx="5468115" cy="2495899"/>
+                    </a:xfrm>
+                    <a:prstGeom prst="rect">
+                      <a:avLst/>
+                    </a:prstGeom>
+                  </pic:spPr>
+                </pic:pic>
+              </a:graphicData>
+            </a:graphic>
+          </wp:inline>
+        </w:drawing>
+      </w:r>
+    </w:p>
+    <w:p>
+      <w:pPr>
+        <w:rPr>
+          <w:lang w:val="en-US"/>
+        </w:rPr>
+      </w:pPr>
+    </w:p>
+    <w:p>
+      <w:pPr>
+        <w:rPr>
+          <w:b/>
+          <w:sz w:val="28"/>
+          <w:szCs w:val="28"/>
+        </w:rPr>
+      </w:pPr>
+      <w:r>
+        <w:rPr>
+          <w:b/>
+          <w:sz w:val="28"/>
+          <w:szCs w:val="28"/>
+        </w:rPr>
+        <w:t>Step 4: Service Detection</w:t>
+      </w:r>
+    </w:p>
+    <w:p>
+      <w:pPr>
+        <w:rPr>
+          <w:b/>
+          <w:lang w:val="en-US"/>
+        </w:rPr>
+      </w:pPr>
+      <w:r>
+        <w:rPr>
+          <w:b/>
+          <w:noProof/>
+          <w:lang w:val="en-US"/>
+        </w:rPr>
+        <w:drawing>
+          <wp:inline distT="0" distB="0" distL="0" distR="0" wp14:anchorId="5D927271" wp14:editId="01928293">
+            <wp:extent cx="5731510" cy="2118360"/>
+            <wp:effectExtent l="0" t="0" r="2540" b="0"/>
+            <wp:docPr id="13" name="Picture 13"/>
+            <wp:cNvGraphicFramePr>
+              <a:graphicFrameLocks xmlns:a="http://schemas.openxmlformats.org/drawingml/2006/main" noChangeAspect="1"/>
+            </wp:cNvGraphicFramePr>
+            <a:graphic xmlns:a="http://schemas.openxmlformats.org/drawingml/2006/main">
+              <a:graphicData uri="http://schemas.openxmlformats.org/drawingml/2006/picture">
+                <pic:pic xmlns:pic="http://schemas.openxmlformats.org/drawingml/2006/picture">
+                  <pic:nvPicPr>
+                    <pic:cNvPr id="1" name=""/>
+                    <pic:cNvPicPr/>
+                  </pic:nvPicPr>
+                  <pic:blipFill>
+                    <a:blip r:embed="rId18"/>
+                    <a:stretch>
+                      <a:fillRect/>
+                    </a:stretch>
+                  </pic:blipFill>
+                  <pic:spPr>
+                    <a:xfrm>
+                      <a:off x="0" y="0"/>
+                      <a:ext cx="5731510" cy="2118360"/>
+                    </a:xfrm>
+                    <a:prstGeom prst="rect">
+                      <a:avLst/>
+                    </a:prstGeom>
+                  </pic:spPr>
+                </pic:pic>
+              </a:graphicData>
+            </a:graphic>
+          </wp:inline>
+        </w:drawing>
+      </w:r>
+    </w:p>
+    <w:p>
+      <w:pPr>
+        <w:rPr>
+          <w:b/>
+          <w:sz w:val="28"/>
+          <w:szCs w:val="28"/>
+          <w:lang w:val="en-US"/>
+        </w:rPr>
+      </w:pPr>
+    </w:p>
+    <w:p>
+      <w:pPr>
+        <w:rPr>
+          <w:b/>
+          <w:sz w:val="28"/>
+          <w:szCs w:val="28"/>
+        </w:rPr>
+      </w:pPr>
+      <w:r>
+        <w:rPr>
+          <w:b/>
+          <w:sz w:val="28"/>
+          <w:szCs w:val="28"/>
+          <w:lang w:val="en-US"/>
+        </w:rPr>
+        <w:t xml:space="preserve">Step 5: </w:t>
+      </w:r>
+      <w:r>
+        <w:rPr>
+          <w:b/>
+          <w:sz w:val="28"/>
+          <w:szCs w:val="28"/>
+        </w:rPr>
+        <w:t>Operating System Identification</w:t>
+      </w:r>
+    </w:p>
+    <w:p>
+      <w:pPr>
+        <w:rPr>
+          <w:b/>
+          <w:bCs/>
+          <w:sz w:val="24"/>
+          <w:szCs w:val="24"/>
+        </w:rPr>
+      </w:pPr>
+      <w:r>
+        <w:rPr>
+          <w:b/>
+          <w:bCs/>
+          <w:sz w:val="24"/>
+          <w:szCs w:val="24"/>
+        </w:rPr>
+        <w:t>OS Detected</w:t>
+      </w:r>
+    </w:p>
+    <w:p>
+      <w:pPr>
+        <w:numPr>
+          <w:ilvl w:val="0"/>
+          <w:numId w:val="7"/>
+        </w:numPr>
+      </w:pPr>
+      <w:r>
+        <w:rPr>
+          <w:b/>
+          <w:bCs/>
+        </w:rPr>
+        <w:t>Operating System:</w:t>
+      </w:r>
+      <w:r>
+        <w:t xml:space="preserve"> Windows </w:t>
+      </w:r>
+    </w:p>
+    <w:p>
+      <w:pPr>
+        <w:numPr>
+          <w:ilvl w:val="0"/>
+          <w:numId w:val="7"/>
+        </w:numPr>
+      </w:pPr>
+      <w:r>
+        <w:rPr>
+          <w:b/>
+          <w:bCs/>
+        </w:rPr>
+        <w:t>Family:</w:t>
+      </w:r>
+      <w:r>
+        <w:t xml:space="preserve"> Microsoft Windows</w:t>
+      </w:r>
+    </w:p>
+    <w:p>
+      <w:pPr>
+        <w:rPr>
+          <w:lang w:val="en-US"/>
+        </w:rPr>
+      </w:pPr>
+    </w:p>
+    <w:p>
+      <w:pPr>
+        <w:rPr>
+          <w:lang w:val="en-US"/>
+        </w:rPr>
+      </w:pPr>
+    </w:p>
+    <w:p>
+      <w:pPr>
+        <w:rPr>
+          <w:lang w:val="en-US"/>
+        </w:rPr>
+      </w:pPr>
+    </w:p>
+    <w:p>
+      <w:pPr>
+        <w:rPr>
+          <w:lang w:val="en-US"/>
+        </w:rPr>
+      </w:pPr>
+    </w:p>
+    <w:p>
+      <w:pPr>
+        <w:rPr>
+          <w:b/>
+          <w:sz w:val="28"/>
+          <w:szCs w:val="28"/>
+        </w:rPr>
+      </w:pPr>
+      <w:r>
+        <w:rPr>
+          <w:b/>
+          <w:sz w:val="28"/>
+          <w:szCs w:val="28"/>
+        </w:rPr>
+        <w:t>Step 6: Interpretation</w:t>
+      </w:r>
+    </w:p>
+    <w:p>
+      <w:r>
+        <w:t>What this means:</w:t>
+      </w:r>
+    </w:p>
+    <w:p>
+      <w:pPr>
+        <w:pStyle w:val="ListParagraph"/>
+        <w:numPr>
+          <w:ilvl w:val="0"/>
+          <w:numId w:val="9"/>
+        </w:numPr>
+      </w:pPr>
+      <w:r>
+        <w:t xml:space="preserve">Multiple </w:t>
+      </w:r>
+      <w:r>
+        <w:rPr>
+          <w:rStyle w:val="Strong"/>
+        </w:rPr>
+        <w:t>Windows RPC services</w:t>
+      </w:r>
+      <w:r>
+        <w:t xml:space="preserve"> are exposed </w:t>
+      </w:r>
+    </w:p>
+    <w:p>
+      <w:pPr>
+        <w:pStyle w:val="ListParagraph"/>
+        <w:numPr>
+          <w:ilvl w:val="0"/>
+          <w:numId w:val="9"/>
+        </w:numPr>
+      </w:pPr>
+      <w:r>
+        <w:rPr>
+          <w:rStyle w:val="Strong"/>
+        </w:rPr>
+        <w:t>SMB (port 445)</w:t>
+      </w:r>
+      <w:r>
+        <w:t xml:space="preserve"> is open (file sharing service) </w:t>
+      </w:r>
+    </w:p>
+    <w:p>
+      <w:pPr>
+        <w:pStyle w:val="ListParagraph"/>
+        <w:numPr>
+          <w:ilvl w:val="0"/>
+          <w:numId w:val="9"/>
+        </w:numPr>
+      </w:pPr>
+      <w:r>
+        <w:t xml:space="preserve">Several administrative services are visible </w:t>
+      </w:r>
+    </w:p>
+    <w:p>
+      <w:pPr>
+        <w:pStyle w:val="ListParagraph"/>
+        <w:numPr>
+          <w:ilvl w:val="0"/>
+          <w:numId w:val="9"/>
+        </w:numPr>
+      </w:pPr>
+      <w:r>
+        <w:t>SSL service is running on port 7070</w:t>
+      </w:r>
+    </w:p>
+    <w:p/>
+    <w:p>
+      <w:pPr>
+        <w:rPr>
+          <w:b/>
+          <w:sz w:val="28"/>
+          <w:szCs w:val="28"/>
+        </w:rPr>
+      </w:pPr>
+      <w:r>
+        <w:rPr>
+          <w:b/>
+          <w:sz w:val="28"/>
+          <w:szCs w:val="28"/>
+        </w:rPr>
+        <w:t>Step 7: Security Risk Analysis</w:t>
+      </w:r>
+    </w:p>
+    <w:p>
+      <w:pPr>
+        <w:rPr>
+          <w:lang w:eastAsia="en-KE"/>
+        </w:rPr>
+      </w:pPr>
+      <w:r>
+        <w:rPr>
+          <w:lang w:eastAsia="en-KE"/>
+        </w:rPr>
+        <w:t>The target system is running a Windows operating system with various exposed network services, including SMB (port 445) and multiple Microsoft RPC services, according to the scan. Attackers frequently target these services if they are not adequately patched or guarded. The system's attack surface is increased when there are several open administration ports, and if the system has obsolete software or poor setups, it may be exploited.</w:t>
+      </w:r>
+    </w:p>
+    <w:p>
+      <w:pPr>
+        <w:rPr>
+          <w:lang w:val="en-US"/>
+        </w:rPr>
+      </w:pPr>
+    </w:p>
+    <w:p>
+      <w:pPr>
+        <w:rPr>
+          <w:b/>
+          <w:sz w:val="28"/>
+          <w:szCs w:val="28"/>
+          <w:lang w:val="en-US"/>
+        </w:rPr>
+      </w:pPr>
+      <w:r>
+        <w:rPr>
+          <w:b/>
+          <w:sz w:val="28"/>
+          <w:szCs w:val="28"/>
+        </w:rPr>
+        <w:t>Step 8: Security Recommendations</w:t>
+      </w:r>
+    </w:p>
+    <w:p>
+      <w:pPr>
+        <w:rPr>
+          <w:lang w:eastAsia="en-KE"/>
+        </w:rPr>
+      </w:pPr>
+      <w:r>
+        <w:rPr>
+          <w:lang w:eastAsia="en-KE"/>
+        </w:rPr>
+        <w:t>It is advised to stop unnecessary services, implement firewall rules to limit access to important ports like SMB (445), and make sure that all Windows services are routinely patched and updated in order to enhance system security. To separate vital services from public or untrusted networks, network segmentation should also be used. To identify and stop unwanted access attempts, robust authentication procedures and monitoring software should be employed.</w:t>
+      </w:r>
+    </w:p>
+    <w:p>
+      <w:pPr>
+        <w:rPr>
+          <w:lang w:val="en-US"/>
+        </w:rPr>
+      </w:pPr>
+    </w:p>
+    <w:p>
+      <w:pPr>
+        <w:pStyle w:val="Heading2"/>
+      </w:pPr>
+      <w:bookmarkStart w:id="16" w:name="_Toc233208812"/>
+      <w:r>
+        <w:t>Practical Task 2</w:t>
+      </w:r>
+      <w:r>
+        <w:t xml:space="preserve">: </w:t>
+      </w:r>
+      <w:r>
+        <w:t>Vulnerability Research Assignment</w:t>
+      </w:r>
+      <w:bookmarkEnd w:id="16"/>
+    </w:p>
+    <w:p>
+      <w:pPr>
+        <w:pStyle w:val="ListParagraph"/>
+        <w:numPr>
+          <w:ilvl w:val="0"/>
+          <w:numId w:val="12"/>
+        </w:numPr>
+        <w:rPr>
+          <w:lang w:eastAsia="en-KE"/>
+        </w:rPr>
+      </w:pPr>
+      <w:r>
+        <w:rPr>
+          <w:b/>
+          <w:lang w:eastAsia="en-KE"/>
+        </w:rPr>
+        <w:t xml:space="preserve">CVE-2024-3094 (Backdoor for XZ </w:t>
+      </w:r>
+      <w:proofErr w:type="spellStart"/>
+      <w:r>
+        <w:rPr>
+          <w:b/>
+          <w:lang w:eastAsia="en-KE"/>
+        </w:rPr>
+        <w:t>Utils</w:t>
+      </w:r>
+      <w:proofErr w:type="spellEnd"/>
+      <w:r>
+        <w:rPr>
+          <w:b/>
+          <w:lang w:eastAsia="en-KE"/>
+        </w:rPr>
+        <w:t>)</w:t>
+      </w:r>
+      <w:r>
+        <w:rPr>
+          <w:lang w:eastAsia="en-KE"/>
+        </w:rPr>
+        <w:t xml:space="preserve"> </w:t>
+      </w:r>
+      <w:r>
+        <w:rPr>
+          <w:lang w:eastAsia="en-KE"/>
+        </w:rPr>
+        <w:br/>
+      </w:r>
+      <w:r>
+        <w:rPr>
+          <w:b/>
+          <w:lang w:eastAsia="en-KE"/>
+        </w:rPr>
+        <w:t>An explanation:</w:t>
+      </w:r>
+      <w:r>
+        <w:rPr>
+          <w:lang w:eastAsia="en-KE"/>
+        </w:rPr>
+        <w:t xml:space="preserve"> </w:t>
+      </w:r>
+    </w:p>
+    <w:p>
+      <w:pPr>
+        <w:rPr>
+          <w:lang w:eastAsia="en-KE"/>
+        </w:rPr>
+      </w:pPr>
+      <w:r>
+        <w:rPr>
+          <w:lang w:eastAsia="en-KE"/>
+        </w:rPr>
+        <w:t xml:space="preserve">A malicious backdoor was added to the Linux data compression package XZ </w:t>
+      </w:r>
+      <w:proofErr w:type="spellStart"/>
+      <w:r>
+        <w:rPr>
+          <w:lang w:eastAsia="en-KE"/>
+        </w:rPr>
+        <w:t>Utils</w:t>
+      </w:r>
+      <w:proofErr w:type="spellEnd"/>
+      <w:r>
+        <w:rPr>
+          <w:lang w:eastAsia="en-KE"/>
+        </w:rPr>
+        <w:t xml:space="preserve">. Under some circumstances, it may enable remote attackers to obtain unauthorised access over SSH. </w:t>
+      </w:r>
+    </w:p>
+    <w:p>
+      <w:pPr>
+        <w:rPr>
+          <w:lang w:eastAsia="en-KE"/>
+        </w:rPr>
+      </w:pPr>
+      <w:r>
+        <w:rPr>
+          <w:lang w:eastAsia="en-KE"/>
+        </w:rPr>
+        <w:br/>
+      </w:r>
+      <w:r>
+        <w:rPr>
+          <w:b/>
+          <w:lang w:eastAsia="en-KE"/>
+        </w:rPr>
+        <w:t>Level of severity</w:t>
+      </w:r>
+      <w:r>
+        <w:rPr>
+          <w:lang w:val="en-US" w:eastAsia="en-KE"/>
+        </w:rPr>
+        <w:t xml:space="preserve"> -</w:t>
+      </w:r>
+      <w:r>
+        <w:rPr>
+          <w:lang w:eastAsia="en-KE"/>
+        </w:rPr>
+        <w:t xml:space="preserve"> critical </w:t>
+      </w:r>
+    </w:p>
+    <w:p>
+      <w:pPr>
+        <w:rPr>
+          <w:b/>
+          <w:lang w:eastAsia="en-KE"/>
+        </w:rPr>
+      </w:pPr>
+      <w:r>
+        <w:rPr>
+          <w:lang w:eastAsia="en-KE"/>
+        </w:rPr>
+        <w:br/>
+      </w:r>
+      <w:r>
+        <w:rPr>
+          <w:b/>
+          <w:lang w:eastAsia="en-KE"/>
+        </w:rPr>
+        <w:t>Possible Effects</w:t>
+      </w:r>
+    </w:p>
+    <w:p>
+      <w:pPr>
+        <w:pStyle w:val="ListParagraph"/>
+        <w:numPr>
+          <w:ilvl w:val="0"/>
+          <w:numId w:val="13"/>
+        </w:numPr>
+        <w:rPr>
+          <w:lang w:eastAsia="en-KE"/>
+        </w:rPr>
+      </w:pPr>
+      <w:r>
+        <w:rPr>
+          <w:lang w:eastAsia="en-KE"/>
+        </w:rPr>
+        <w:t xml:space="preserve">Executing code remotely </w:t>
+      </w:r>
+    </w:p>
+    <w:p>
+      <w:pPr>
+        <w:pStyle w:val="ListParagraph"/>
+        <w:numPr>
+          <w:ilvl w:val="0"/>
+          <w:numId w:val="13"/>
+        </w:numPr>
+        <w:rPr>
+          <w:lang w:eastAsia="en-KE"/>
+        </w:rPr>
+      </w:pPr>
+      <w:r>
+        <w:rPr>
+          <w:lang w:eastAsia="en-KE"/>
+        </w:rPr>
+        <w:t xml:space="preserve">Complete compromise of the system </w:t>
+      </w:r>
+    </w:p>
+    <w:p>
+      <w:pPr>
+        <w:pStyle w:val="ListParagraph"/>
+        <w:numPr>
+          <w:ilvl w:val="0"/>
+          <w:numId w:val="13"/>
+        </w:numPr>
+        <w:rPr>
+          <w:lang w:eastAsia="en-KE"/>
+        </w:rPr>
+      </w:pPr>
+      <w:r>
+        <w:rPr>
+          <w:lang w:val="en-US" w:eastAsia="en-KE"/>
+        </w:rPr>
+        <w:t>Has</w:t>
+      </w:r>
+      <w:r>
+        <w:rPr>
+          <w:lang w:eastAsia="en-KE"/>
+        </w:rPr>
+        <w:t xml:space="preserve"> an impact on Linux </w:t>
+      </w:r>
+      <w:r>
+        <w:rPr>
+          <w:lang w:eastAsia="en-KE"/>
+        </w:rPr>
+        <w:t>distributions</w:t>
+      </w:r>
+      <w:r>
+        <w:rPr>
+          <w:lang w:val="en-US" w:eastAsia="en-KE"/>
+        </w:rPr>
+        <w:t>.</w:t>
+      </w:r>
+    </w:p>
+    <w:p>
+      <w:pPr>
+        <w:rPr>
+          <w:lang w:eastAsia="en-KE"/>
+        </w:rPr>
+      </w:pPr>
+    </w:p>
+    <w:p>
+      <w:pPr>
+        <w:rPr>
+          <w:lang w:eastAsia="en-KE"/>
+        </w:rPr>
+      </w:pPr>
+    </w:p>
+    <w:p>
+      <w:pPr>
+        <w:rPr>
+          <w:lang w:eastAsia="en-KE"/>
+        </w:rPr>
+      </w:pPr>
+    </w:p>
+    <w:p>
+      <w:pPr>
+        <w:rPr>
+          <w:b/>
+          <w:lang w:eastAsia="en-KE"/>
+        </w:rPr>
+      </w:pPr>
+      <w:r>
+        <w:rPr>
+          <w:lang w:eastAsia="en-KE"/>
+        </w:rPr>
+        <w:br/>
+      </w:r>
+      <w:r>
+        <w:rPr>
+          <w:b/>
+          <w:lang w:eastAsia="en-KE"/>
+        </w:rPr>
+        <w:t>Strategy for Mitigation</w:t>
+      </w:r>
+    </w:p>
+    <w:p>
+      <w:pPr>
+        <w:pStyle w:val="ListParagraph"/>
+        <w:numPr>
+          <w:ilvl w:val="0"/>
+          <w:numId w:val="16"/>
+        </w:numPr>
+        <w:rPr>
+          <w:lang w:eastAsia="en-KE"/>
+        </w:rPr>
+      </w:pPr>
+      <w:r>
+        <w:rPr>
+          <w:lang w:eastAsia="en-KE"/>
+        </w:rPr>
+        <w:t xml:space="preserve">Upgrade to secure XZ </w:t>
+      </w:r>
+      <w:proofErr w:type="spellStart"/>
+      <w:r>
+        <w:rPr>
+          <w:lang w:eastAsia="en-KE"/>
+        </w:rPr>
+        <w:t>Utils</w:t>
+      </w:r>
+      <w:proofErr w:type="spellEnd"/>
+      <w:r>
+        <w:rPr>
+          <w:lang w:eastAsia="en-KE"/>
+        </w:rPr>
+        <w:t xml:space="preserve"> versions </w:t>
+      </w:r>
+    </w:p>
+    <w:p>
+      <w:pPr>
+        <w:pStyle w:val="ListParagraph"/>
+        <w:numPr>
+          <w:ilvl w:val="0"/>
+          <w:numId w:val="16"/>
+        </w:numPr>
+        <w:rPr>
+          <w:lang w:eastAsia="en-KE"/>
+        </w:rPr>
+      </w:pPr>
+      <w:r>
+        <w:rPr>
+          <w:lang w:eastAsia="en-KE"/>
+        </w:rPr>
+        <w:t xml:space="preserve">Install security updates from vendors. </w:t>
+      </w:r>
+    </w:p>
+    <w:p>
+      <w:pPr>
+        <w:pStyle w:val="ListParagraph"/>
+        <w:numPr>
+          <w:ilvl w:val="0"/>
+          <w:numId w:val="16"/>
+        </w:numPr>
+        <w:rPr>
+          <w:lang w:eastAsia="en-KE"/>
+        </w:rPr>
+      </w:pPr>
+      <w:r>
+        <w:rPr>
+          <w:lang w:eastAsia="en-KE"/>
+        </w:rPr>
+        <w:t>Keep an eye out for any illegal SSH activities.</w:t>
+      </w:r>
+    </w:p>
+    <w:p>
+      <w:pPr>
+        <w:ind w:left="360"/>
+        <w:rPr>
+          <w:lang w:eastAsia="en-KE"/>
+        </w:rPr>
+      </w:pPr>
+    </w:p>
+    <w:p>
+      <w:pPr>
+        <w:pStyle w:val="ListParagraph"/>
+        <w:numPr>
+          <w:ilvl w:val="0"/>
+          <w:numId w:val="12"/>
+        </w:numPr>
+        <w:rPr>
+          <w:rFonts w:eastAsia="Times New Roman" w:cstheme="minorHAnsi"/>
+          <w:b/>
+          <w:kern w:val="0"/>
+          <w:lang w:eastAsia="en-KE"/>
+          <w14:ligatures w14:val="none"/>
+        </w:rPr>
+      </w:pPr>
+      <w:r>
+        <w:rPr>
+          <w:rFonts w:eastAsia="Times New Roman" w:cstheme="minorHAnsi"/>
+          <w:b/>
+          <w:kern w:val="0"/>
+          <w:lang w:eastAsia="en-KE"/>
+          <w14:ligatures w14:val="none"/>
+        </w:rPr>
+        <w:t xml:space="preserve">Palo Alto </w:t>
+      </w:r>
+      <w:proofErr w:type="spellStart"/>
+      <w:r>
+        <w:rPr>
+          <w:rFonts w:eastAsia="Times New Roman" w:cstheme="minorHAnsi"/>
+          <w:b/>
+          <w:kern w:val="0"/>
+          <w:lang w:eastAsia="en-KE"/>
+          <w14:ligatures w14:val="none"/>
+        </w:rPr>
+        <w:t>GlobalProtect</w:t>
+      </w:r>
+      <w:proofErr w:type="spellEnd"/>
+      <w:r>
+        <w:rPr>
+          <w:rFonts w:eastAsia="Times New Roman" w:cstheme="minorHAnsi"/>
+          <w:b/>
+          <w:kern w:val="0"/>
+          <w:lang w:eastAsia="en-KE"/>
+          <w14:ligatures w14:val="none"/>
+        </w:rPr>
+        <w:t xml:space="preserve"> CVE-2024-3400</w:t>
+      </w:r>
+    </w:p>
+    <w:p>
+      <w:pPr>
+        <w:rPr>
+          <w:rFonts w:eastAsia="Times New Roman" w:cstheme="minorHAnsi"/>
+          <w:b/>
+          <w:kern w:val="0"/>
+          <w:lang w:eastAsia="en-KE"/>
+          <w14:ligatures w14:val="none"/>
+        </w:rPr>
+      </w:pPr>
+      <w:r>
+        <w:rPr>
+          <w:rFonts w:eastAsia="Times New Roman" w:cstheme="minorHAnsi"/>
+          <w:kern w:val="0"/>
+          <w:lang w:eastAsia="en-KE"/>
+          <w14:ligatures w14:val="none"/>
+        </w:rPr>
+        <w:br/>
+        <w:t>An explanation</w:t>
+      </w:r>
+    </w:p>
+    <w:p>
+      <w:pPr>
+        <w:rPr>
+          <w:rFonts w:eastAsia="Times New Roman" w:cstheme="minorHAnsi"/>
+          <w:kern w:val="0"/>
+          <w:lang w:eastAsia="en-KE"/>
+          <w14:ligatures w14:val="none"/>
+        </w:rPr>
+      </w:pPr>
+      <w:r>
+        <w:rPr>
+          <w:rFonts w:eastAsia="Times New Roman" w:cstheme="minorHAnsi"/>
+          <w:kern w:val="0"/>
+          <w:lang w:eastAsia="en-KE"/>
+          <w14:ligatures w14:val="none"/>
+        </w:rPr>
+        <w:t xml:space="preserve">A Palo Alto Networks command injection vulnerability Unauthorised attacker can use </w:t>
+      </w:r>
+      <w:proofErr w:type="spellStart"/>
+      <w:r>
+        <w:rPr>
+          <w:rFonts w:eastAsia="Times New Roman" w:cstheme="minorHAnsi"/>
+          <w:kern w:val="0"/>
+          <w:lang w:eastAsia="en-KE"/>
+          <w14:ligatures w14:val="none"/>
+        </w:rPr>
+        <w:t>GlobalProtect</w:t>
+      </w:r>
+      <w:proofErr w:type="spellEnd"/>
+      <w:r>
+        <w:rPr>
+          <w:rFonts w:eastAsia="Times New Roman" w:cstheme="minorHAnsi"/>
+          <w:kern w:val="0"/>
+          <w:lang w:eastAsia="en-KE"/>
+          <w14:ligatures w14:val="none"/>
+        </w:rPr>
+        <w:t xml:space="preserve"> VPN to remotely execute instructions.</w:t>
+      </w:r>
+    </w:p>
+    <w:p>
+      <w:pPr>
+        <w:rPr>
+          <w:rFonts w:eastAsia="Times New Roman" w:cstheme="minorHAnsi"/>
+          <w:kern w:val="0"/>
+          <w:lang w:eastAsia="en-KE"/>
+          <w14:ligatures w14:val="none"/>
+        </w:rPr>
+      </w:pPr>
+      <w:r>
+        <w:rPr>
+          <w:rFonts w:eastAsia="Times New Roman" w:cstheme="minorHAnsi"/>
+          <w:kern w:val="0"/>
+          <w:lang w:eastAsia="en-KE"/>
+          <w14:ligatures w14:val="none"/>
+        </w:rPr>
+        <w:br/>
+      </w:r>
+      <w:r>
+        <w:rPr>
+          <w:rFonts w:eastAsia="Times New Roman" w:cstheme="minorHAnsi"/>
+          <w:b/>
+          <w:kern w:val="0"/>
+          <w:lang w:eastAsia="en-KE"/>
+          <w14:ligatures w14:val="none"/>
+        </w:rPr>
+        <w:t>Level of severity</w:t>
+      </w:r>
+      <w:r>
+        <w:rPr>
+          <w:rFonts w:eastAsia="Times New Roman" w:cstheme="minorHAnsi"/>
+          <w:kern w:val="0"/>
+          <w:lang w:val="en-US" w:eastAsia="en-KE"/>
+          <w14:ligatures w14:val="none"/>
+        </w:rPr>
+        <w:t xml:space="preserve"> </w:t>
+      </w:r>
+      <w:r>
+        <w:rPr>
+          <w:rFonts w:eastAsia="Times New Roman" w:cstheme="minorHAnsi"/>
+          <w:kern w:val="0"/>
+          <w:lang w:val="en-US" w:eastAsia="en-KE"/>
+          <w14:ligatures w14:val="none"/>
+        </w:rPr>
+        <w:t>–</w:t>
+      </w:r>
+      <w:r>
+        <w:rPr>
+          <w:rFonts w:eastAsia="Times New Roman" w:cstheme="minorHAnsi"/>
+          <w:kern w:val="0"/>
+          <w:lang w:val="en-US" w:eastAsia="en-KE"/>
+          <w14:ligatures w14:val="none"/>
+        </w:rPr>
+        <w:t xml:space="preserve"> </w:t>
+      </w:r>
+      <w:r>
+        <w:rPr>
+          <w:rFonts w:eastAsia="Times New Roman" w:cstheme="minorHAnsi"/>
+          <w:kern w:val="0"/>
+          <w:lang w:eastAsia="en-KE"/>
+          <w14:ligatures w14:val="none"/>
+        </w:rPr>
+        <w:t>critical</w:t>
+      </w:r>
+    </w:p>
+    <w:p>
+      <w:pPr>
+        <w:rPr>
+          <w:rFonts w:eastAsia="Times New Roman" w:cstheme="minorHAnsi"/>
+          <w:b/>
+          <w:kern w:val="0"/>
+          <w:lang w:eastAsia="en-KE"/>
+          <w14:ligatures w14:val="none"/>
+        </w:rPr>
+      </w:pPr>
+      <w:r>
+        <w:rPr>
+          <w:rFonts w:eastAsia="Times New Roman" w:cstheme="minorHAnsi"/>
+          <w:kern w:val="0"/>
+          <w:lang w:eastAsia="en-KE"/>
+          <w14:ligatures w14:val="none"/>
+        </w:rPr>
+        <w:br/>
+      </w:r>
+      <w:r>
+        <w:rPr>
+          <w:rFonts w:eastAsia="Times New Roman" w:cstheme="minorHAnsi"/>
+          <w:b/>
+          <w:kern w:val="0"/>
+          <w:lang w:eastAsia="en-KE"/>
+          <w14:ligatures w14:val="none"/>
+        </w:rPr>
+        <w:t>Possible Effects</w:t>
+      </w:r>
+    </w:p>
+    <w:p>
+      <w:pPr>
+        <w:pStyle w:val="ListParagraph"/>
+        <w:numPr>
+          <w:ilvl w:val="0"/>
+          <w:numId w:val="17"/>
+        </w:numPr>
+        <w:rPr>
+          <w:rFonts w:eastAsia="Times New Roman" w:cstheme="minorHAnsi"/>
+          <w:kern w:val="0"/>
+          <w:lang w:eastAsia="en-KE"/>
+          <w14:ligatures w14:val="none"/>
+        </w:rPr>
+      </w:pPr>
+      <w:r>
+        <w:rPr>
+          <w:rFonts w:eastAsia="Times New Roman" w:cstheme="minorHAnsi"/>
+          <w:kern w:val="0"/>
+          <w:lang w:eastAsia="en-KE"/>
+          <w14:ligatures w14:val="none"/>
+        </w:rPr>
+        <w:t>Executing code remotely</w:t>
+      </w:r>
+    </w:p>
+    <w:p>
+      <w:pPr>
+        <w:pStyle w:val="ListParagraph"/>
+        <w:numPr>
+          <w:ilvl w:val="0"/>
+          <w:numId w:val="17"/>
+        </w:numPr>
+        <w:rPr>
+          <w:rFonts w:eastAsia="Times New Roman" w:cstheme="minorHAnsi"/>
+          <w:kern w:val="0"/>
+          <w:lang w:eastAsia="en-KE"/>
+          <w14:ligatures w14:val="none"/>
+        </w:rPr>
+      </w:pPr>
+      <w:r>
+        <w:rPr>
+          <w:rFonts w:eastAsia="Times New Roman" w:cstheme="minorHAnsi"/>
+          <w:kern w:val="0"/>
+          <w:lang w:eastAsia="en-KE"/>
+          <w14:ligatures w14:val="none"/>
+        </w:rPr>
+        <w:t>VPN gateway-based network compromise</w:t>
+      </w:r>
+    </w:p>
+    <w:p>
+      <w:pPr>
+        <w:rPr>
+          <w:rFonts w:eastAsia="Times New Roman" w:cstheme="minorHAnsi"/>
+          <w:b/>
+          <w:kern w:val="0"/>
+          <w:lang w:eastAsia="en-KE"/>
+          <w14:ligatures w14:val="none"/>
+        </w:rPr>
+      </w:pPr>
+      <w:r>
+        <w:rPr>
+          <w:rFonts w:eastAsia="Times New Roman" w:cstheme="minorHAnsi"/>
+          <w:kern w:val="0"/>
+          <w:lang w:eastAsia="en-KE"/>
+          <w14:ligatures w14:val="none"/>
+        </w:rPr>
+        <w:br/>
+      </w:r>
+      <w:r>
+        <w:rPr>
+          <w:rFonts w:eastAsia="Times New Roman" w:cstheme="minorHAnsi"/>
+          <w:b/>
+          <w:kern w:val="0"/>
+          <w:lang w:eastAsia="en-KE"/>
+          <w14:ligatures w14:val="none"/>
+        </w:rPr>
+        <w:t>Strategy for Mitigation</w:t>
+      </w:r>
+    </w:p>
+    <w:p>
+      <w:pPr>
+        <w:pStyle w:val="ListParagraph"/>
+        <w:numPr>
+          <w:ilvl w:val="0"/>
+          <w:numId w:val="18"/>
+        </w:numPr>
+        <w:rPr>
+          <w:rFonts w:eastAsia="Times New Roman" w:cstheme="minorHAnsi"/>
+          <w:kern w:val="0"/>
+          <w:lang w:eastAsia="en-KE"/>
+          <w14:ligatures w14:val="none"/>
+        </w:rPr>
+      </w:pPr>
+      <w:r>
+        <w:rPr>
+          <w:rFonts w:eastAsia="Times New Roman" w:cstheme="minorHAnsi"/>
+          <w:kern w:val="0"/>
+          <w:lang w:eastAsia="en-KE"/>
+          <w14:ligatures w14:val="none"/>
+        </w:rPr>
+        <w:t>Use Palo Alto's official security updates</w:t>
+      </w:r>
+    </w:p>
+    <w:p>
+      <w:pPr>
+        <w:pStyle w:val="ListParagraph"/>
+        <w:numPr>
+          <w:ilvl w:val="0"/>
+          <w:numId w:val="18"/>
+        </w:numPr>
+        <w:rPr>
+          <w:rFonts w:eastAsia="Times New Roman" w:cstheme="minorHAnsi"/>
+          <w:kern w:val="0"/>
+          <w:lang w:eastAsia="en-KE"/>
+          <w14:ligatures w14:val="none"/>
+        </w:rPr>
+      </w:pPr>
+      <w:r>
+        <w:rPr>
+          <w:rFonts w:eastAsia="Times New Roman" w:cstheme="minorHAnsi"/>
+          <w:kern w:val="0"/>
+          <w:lang w:eastAsia="en-KE"/>
+          <w14:ligatures w14:val="none"/>
+        </w:rPr>
+        <w:t>Limit access to the administration interface</w:t>
+      </w:r>
+    </w:p>
+    <w:p>
+      <w:pPr>
+        <w:pStyle w:val="ListParagraph"/>
+        <w:numPr>
+          <w:ilvl w:val="0"/>
+          <w:numId w:val="18"/>
+        </w:numPr>
+        <w:rPr>
+          <w:rFonts w:eastAsia="Times New Roman" w:cstheme="minorHAnsi"/>
+          <w:kern w:val="0"/>
+          <w:lang w:eastAsia="en-KE"/>
+          <w14:ligatures w14:val="none"/>
+        </w:rPr>
+      </w:pPr>
+      <w:r>
+        <w:rPr>
+          <w:rFonts w:eastAsia="Times New Roman" w:cstheme="minorHAnsi"/>
+          <w:kern w:val="0"/>
+          <w:lang w:eastAsia="en-KE"/>
+          <w14:ligatures w14:val="none"/>
+        </w:rPr>
+        <w:t>Turn on strict input validation</w:t>
+      </w:r>
+    </w:p>
+    <w:p>
+      <w:pPr>
+        <w:rPr>
+          <w:lang w:val="en-US"/>
+        </w:rPr>
+      </w:pPr>
+    </w:p>
+    <w:p>
+      <w:pPr>
+        <w:pStyle w:val="ListParagraph"/>
+        <w:numPr>
+          <w:ilvl w:val="0"/>
+          <w:numId w:val="12"/>
+        </w:numPr>
+        <w:rPr>
+          <w:b/>
+          <w:lang w:eastAsia="en-KE"/>
+        </w:rPr>
+      </w:pPr>
+      <w:r>
+        <w:rPr>
+          <w:b/>
+          <w:lang w:eastAsia="en-KE"/>
+        </w:rPr>
+        <w:t>Microsoft Outlook Privilege Escalation (CVE-2023-23397)</w:t>
+      </w:r>
+    </w:p>
+    <w:p>
+      <w:pPr>
+        <w:pStyle w:val="ListParagraph"/>
+        <w:rPr>
+          <w:b/>
+          <w:lang w:eastAsia="en-KE"/>
+        </w:rPr>
+      </w:pPr>
+      <w:r>
+        <w:rPr>
+          <w:b/>
+          <w:lang w:eastAsia="en-KE"/>
+        </w:rPr>
+        <w:br/>
+        <w:t>An explanation:</w:t>
+      </w:r>
+    </w:p>
+    <w:p>
+      <w:pPr>
+        <w:rPr>
+          <w:lang w:eastAsia="en-KE"/>
+        </w:rPr>
+      </w:pPr>
+      <w:r>
+        <w:rPr>
+          <w:lang w:eastAsia="en-KE"/>
+        </w:rPr>
+        <w:br/>
+        <w:t>Attackers can send specially constructed emails to get NTLM credentials due to a vulnerability in Microsoft Outlook.</w:t>
+      </w:r>
+    </w:p>
+    <w:p>
+      <w:pPr>
+        <w:rPr>
+          <w:b/>
+          <w:lang w:eastAsia="en-KE"/>
+        </w:rPr>
+      </w:pPr>
+      <w:r>
+        <w:rPr>
+          <w:lang w:eastAsia="en-KE"/>
+        </w:rPr>
+        <w:br/>
+      </w:r>
+      <w:r>
+        <w:rPr>
+          <w:b/>
+          <w:lang w:eastAsia="en-KE"/>
+        </w:rPr>
+        <w:t>High Potential Impact Severity</w:t>
+      </w:r>
+    </w:p>
+    <w:p>
+      <w:pPr>
+        <w:pStyle w:val="ListParagraph"/>
+        <w:numPr>
+          <w:ilvl w:val="0"/>
+          <w:numId w:val="19"/>
+        </w:numPr>
+        <w:rPr>
+          <w:lang w:eastAsia="en-KE"/>
+        </w:rPr>
+      </w:pPr>
+      <w:r>
+        <w:rPr>
+          <w:lang w:eastAsia="en-KE"/>
+        </w:rPr>
+        <w:t>Theft of credentials</w:t>
+      </w:r>
+    </w:p>
+    <w:p>
+      <w:pPr>
+        <w:pStyle w:val="ListParagraph"/>
+        <w:numPr>
+          <w:ilvl w:val="0"/>
+          <w:numId w:val="19"/>
+        </w:numPr>
+        <w:rPr>
+          <w:lang w:eastAsia="en-KE"/>
+        </w:rPr>
+      </w:pPr>
+      <w:r>
+        <w:rPr>
+          <w:lang w:eastAsia="en-KE"/>
+        </w:rPr>
+        <w:t>Unauthorised entry into internal systems</w:t>
+      </w:r>
+    </w:p>
+    <w:p>
+      <w:pPr>
+        <w:pStyle w:val="ListParagraph"/>
+        <w:numPr>
+          <w:ilvl w:val="0"/>
+          <w:numId w:val="19"/>
+        </w:numPr>
+        <w:rPr>
+          <w:lang w:eastAsia="en-KE"/>
+        </w:rPr>
+      </w:pPr>
+      <w:r>
+        <w:rPr>
+          <w:lang w:eastAsia="en-KE"/>
+        </w:rPr>
+        <w:t>Network lateral movement</w:t>
+      </w:r>
+    </w:p>
+    <w:p>
+      <w:pPr>
+        <w:rPr>
+          <w:b/>
+          <w:lang w:eastAsia="en-KE"/>
+        </w:rPr>
+      </w:pPr>
+      <w:r>
+        <w:rPr>
+          <w:lang w:eastAsia="en-KE"/>
+        </w:rPr>
+        <w:br/>
+      </w:r>
+      <w:r>
+        <w:rPr>
+          <w:b/>
+          <w:lang w:eastAsia="en-KE"/>
+        </w:rPr>
+        <w:t>Strategy for Mitigation</w:t>
+      </w:r>
+    </w:p>
+    <w:p>
+      <w:pPr>
+        <w:pStyle w:val="ListParagraph"/>
+        <w:numPr>
+          <w:ilvl w:val="0"/>
+          <w:numId w:val="20"/>
+        </w:numPr>
+        <w:rPr>
+          <w:lang w:val="en-US" w:eastAsia="en-KE"/>
+        </w:rPr>
+      </w:pPr>
+      <w:r>
+        <w:rPr>
+          <w:lang w:eastAsia="en-KE"/>
+        </w:rPr>
+        <w:t>Install security updates from Microsoft</w:t>
+      </w:r>
+      <w:r>
+        <w:rPr>
+          <w:lang w:val="en-US" w:eastAsia="en-KE"/>
+        </w:rPr>
+        <w:t>.</w:t>
+      </w:r>
+    </w:p>
+    <w:p>
+      <w:pPr>
+        <w:pStyle w:val="ListParagraph"/>
+        <w:numPr>
+          <w:ilvl w:val="0"/>
+          <w:numId w:val="20"/>
+        </w:numPr>
+        <w:rPr>
+          <w:lang w:eastAsia="en-KE"/>
+        </w:rPr>
+      </w:pPr>
+      <w:r>
+        <w:rPr>
+          <w:lang w:eastAsia="en-KE"/>
+        </w:rPr>
+        <w:t>Turn off the functions that handle emails automatically.</w:t>
+      </w:r>
+    </w:p>
+    <w:p>
+      <w:pPr>
+        <w:pStyle w:val="ListParagraph"/>
+        <w:numPr>
+          <w:ilvl w:val="0"/>
+          <w:numId w:val="20"/>
+        </w:numPr>
+        <w:rPr>
+          <w:lang w:eastAsia="en-KE"/>
+        </w:rPr>
+      </w:pPr>
+      <w:r>
+        <w:rPr>
+          <w:lang w:eastAsia="en-KE"/>
+        </w:rPr>
+        <w:t>When feasible, prevent NTLM authentication.</w:t>
+      </w:r>
+    </w:p>
+    <w:p>
+      <w:pPr>
+        <w:rPr>
+          <w:lang w:val="en-US"/>
+        </w:rPr>
+      </w:pPr>
+    </w:p>
+    <w:p>
+      <w:pPr>
+        <w:pStyle w:val="ListParagraph"/>
+        <w:numPr>
+          <w:ilvl w:val="0"/>
+          <w:numId w:val="12"/>
+        </w:numPr>
+        <w:rPr>
+          <w:b/>
+          <w:lang w:eastAsia="en-KE"/>
+        </w:rPr>
+      </w:pPr>
+      <w:proofErr w:type="spellStart"/>
+      <w:r>
+        <w:rPr>
+          <w:b/>
+          <w:lang w:eastAsia="en-KE"/>
+        </w:rPr>
+        <w:t>libwebp</w:t>
+      </w:r>
+      <w:proofErr w:type="spellEnd"/>
+      <w:r>
+        <w:rPr>
+          <w:b/>
+          <w:lang w:eastAsia="en-KE"/>
+        </w:rPr>
+        <w:t xml:space="preserve"> Heap Buffer Overflow (CVE-2023-4863)</w:t>
+      </w:r>
+    </w:p>
+    <w:p>
+      <w:pPr>
+        <w:rPr>
+          <w:b/>
+          <w:lang w:eastAsia="en-KE"/>
+        </w:rPr>
+      </w:pPr>
+      <w:r>
+        <w:rPr>
+          <w:lang w:eastAsia="en-KE"/>
+        </w:rPr>
+        <w:t>An explanation:</w:t>
+      </w:r>
+      <w:r>
+        <w:rPr>
+          <w:lang w:eastAsia="en-KE"/>
+        </w:rPr>
+        <w:br/>
+        <w:t xml:space="preserve">Attackers can use manipulated photos to cause a heap buffer overflow due to a flaw in the </w:t>
+      </w:r>
+      <w:proofErr w:type="spellStart"/>
+      <w:r>
+        <w:rPr>
+          <w:lang w:eastAsia="en-KE"/>
+        </w:rPr>
+        <w:t>WebP</w:t>
+      </w:r>
+      <w:proofErr w:type="spellEnd"/>
+      <w:r>
+        <w:rPr>
+          <w:lang w:eastAsia="en-KE"/>
+        </w:rPr>
+        <w:t xml:space="preserve"> image library.</w:t>
+      </w:r>
+      <w:r>
+        <w:rPr>
+          <w:lang w:eastAsia="en-KE"/>
+        </w:rPr>
+        <w:br/>
+      </w:r>
+    </w:p>
+    <w:p>
+      <w:pPr>
+        <w:rPr>
+          <w:b/>
+          <w:lang w:eastAsia="en-KE"/>
+        </w:rPr>
+      </w:pPr>
+      <w:r>
+        <w:rPr>
+          <w:lang w:eastAsia="en-KE"/>
+        </w:rPr>
+        <w:t>Level of severity</w:t>
+      </w:r>
+      <w:r>
+        <w:rPr>
+          <w:lang w:val="en-US" w:eastAsia="en-KE"/>
+        </w:rPr>
+        <w:t xml:space="preserve"> –</w:t>
+      </w:r>
+      <w:r>
+        <w:rPr>
+          <w:lang w:eastAsia="en-KE"/>
+        </w:rPr>
+        <w:t xml:space="preserve"> high</w:t>
+      </w:r>
+    </w:p>
+    <w:p>
+      <w:pPr>
+        <w:rPr>
+          <w:b/>
+          <w:lang w:eastAsia="en-KE"/>
+        </w:rPr>
+      </w:pPr>
+      <w:r>
+        <w:rPr>
+          <w:lang w:eastAsia="en-KE"/>
+        </w:rPr>
+        <w:br/>
+      </w:r>
+      <w:r>
+        <w:rPr>
+          <w:b/>
+          <w:lang w:eastAsia="en-KE"/>
+        </w:rPr>
+        <w:t>Possible Effects</w:t>
+      </w:r>
+    </w:p>
+    <w:p>
+      <w:pPr>
+        <w:pStyle w:val="ListParagraph"/>
+        <w:numPr>
+          <w:ilvl w:val="0"/>
+          <w:numId w:val="23"/>
+        </w:numPr>
+        <w:rPr>
+          <w:b/>
+          <w:lang w:eastAsia="en-KE"/>
+        </w:rPr>
+      </w:pPr>
+      <w:r>
+        <w:rPr>
+          <w:lang w:eastAsia="en-KE"/>
+        </w:rPr>
+        <w:t>Browser remote code execution</w:t>
+      </w:r>
+    </w:p>
+    <w:p>
+      <w:pPr>
+        <w:pStyle w:val="ListParagraph"/>
+        <w:numPr>
+          <w:ilvl w:val="0"/>
+          <w:numId w:val="22"/>
+        </w:numPr>
+        <w:rPr>
+          <w:lang w:eastAsia="en-KE"/>
+        </w:rPr>
+      </w:pPr>
+      <w:r>
+        <w:rPr>
+          <w:lang w:eastAsia="en-KE"/>
+        </w:rPr>
+        <w:t>System failures</w:t>
+      </w:r>
+    </w:p>
+    <w:p>
+      <w:pPr>
+        <w:pStyle w:val="ListParagraph"/>
+        <w:numPr>
+          <w:ilvl w:val="0"/>
+          <w:numId w:val="22"/>
+        </w:numPr>
+        <w:rPr>
+          <w:lang w:eastAsia="en-KE"/>
+        </w:rPr>
+      </w:pPr>
+      <w:r>
+        <w:rPr>
+          <w:lang w:eastAsia="en-KE"/>
+        </w:rPr>
+        <w:t>Using malicious images for exploitation</w:t>
+      </w:r>
+      <w:r>
+        <w:rPr>
+          <w:lang w:eastAsia="en-KE"/>
+        </w:rPr>
+        <w:br/>
+      </w:r>
+    </w:p>
+    <w:p>
+      <w:pPr>
+        <w:rPr>
+          <w:b/>
+          <w:lang w:eastAsia="en-KE"/>
+        </w:rPr>
+      </w:pPr>
+    </w:p>
+    <w:p>
+      <w:pPr>
+        <w:rPr>
+          <w:b/>
+          <w:lang w:eastAsia="en-KE"/>
+        </w:rPr>
+      </w:pPr>
+      <w:r>
+        <w:rPr>
+          <w:b/>
+          <w:lang w:eastAsia="en-KE"/>
+        </w:rPr>
+        <w:t>Strategy for Mitigation</w:t>
+      </w:r>
+    </w:p>
+    <w:p>
+      <w:pPr>
+        <w:rPr>
+          <w:lang w:eastAsia="en-KE"/>
+        </w:rPr>
+      </w:pPr>
+    </w:p>
+    <w:p>
+      <w:pPr>
+        <w:pStyle w:val="ListParagraph"/>
+        <w:numPr>
+          <w:ilvl w:val="0"/>
+          <w:numId w:val="24"/>
+        </w:numPr>
+        <w:rPr>
+          <w:lang w:eastAsia="en-KE"/>
+        </w:rPr>
+      </w:pPr>
+      <w:r>
+        <w:rPr>
+          <w:lang w:eastAsia="en-KE"/>
+        </w:rPr>
+        <w:t xml:space="preserve">Update </w:t>
+      </w:r>
+      <w:proofErr w:type="spellStart"/>
+      <w:r>
+        <w:rPr>
+          <w:lang w:eastAsia="en-KE"/>
+        </w:rPr>
+        <w:t>libwebp</w:t>
+      </w:r>
+      <w:proofErr w:type="spellEnd"/>
+      <w:r>
+        <w:rPr>
+          <w:lang w:eastAsia="en-KE"/>
+        </w:rPr>
+        <w:t xml:space="preserve"> to the most recent version.</w:t>
+      </w:r>
+    </w:p>
+    <w:p>
+      <w:pPr>
+        <w:pStyle w:val="ListParagraph"/>
+        <w:numPr>
+          <w:ilvl w:val="0"/>
+          <w:numId w:val="24"/>
+        </w:numPr>
+        <w:rPr>
+          <w:lang w:eastAsia="en-KE"/>
+        </w:rPr>
+      </w:pPr>
+      <w:r>
+        <w:rPr>
+          <w:lang w:eastAsia="en-KE"/>
+        </w:rPr>
+        <w:t>Update image-processing software and browsers.</w:t>
+      </w:r>
+    </w:p>
+    <w:p>
+      <w:pPr>
+        <w:pStyle w:val="ListParagraph"/>
+        <w:numPr>
+          <w:ilvl w:val="0"/>
+          <w:numId w:val="24"/>
+        </w:numPr>
+        <w:rPr>
+          <w:lang w:eastAsia="en-KE"/>
+        </w:rPr>
+      </w:pPr>
+      <w:r>
+        <w:rPr>
+          <w:lang w:eastAsia="en-KE"/>
+        </w:rPr>
+        <w:t>Refrain from accessing untrusted picture files.</w:t>
+      </w:r>
+    </w:p>
+    <w:p>
+      <w:pPr>
+        <w:rPr>
+          <w:lang w:val="en-US"/>
+        </w:rPr>
+      </w:pPr>
+    </w:p>
+    <w:p>
+      <w:pPr>
+        <w:rPr>
+          <w:lang w:eastAsia="en-KE"/>
+        </w:rPr>
+      </w:pPr>
+      <w:r>
+        <w:rPr>
+          <w:lang w:eastAsia="en-KE"/>
+        </w:rPr>
+        <w:t xml:space="preserve">This project entails investigating </w:t>
+      </w:r>
+      <w:r>
+        <w:rPr>
+          <w:lang w:val="en-US" w:eastAsia="en-KE"/>
+        </w:rPr>
+        <w:t>four</w:t>
+      </w:r>
+      <w:r>
+        <w:rPr>
+          <w:lang w:eastAsia="en-KE"/>
+        </w:rPr>
+        <w:t xml:space="preserve"> current cybersecurity vulnerabilities using publicly available CVE records. The goal is to understand the nature of each vulnerability, its severity, possible impact on systems, and suggested mitigation techniques. This serves to raise knowledge of real-world security dangers and protective methods in current computer settings.</w:t>
+      </w:r>
+    </w:p>
+    <w:p>
+      <w:pPr>
+        <w:rPr>
+          <w:lang w:eastAsia="en-KE"/>
+        </w:rPr>
+      </w:pPr>
+    </w:p>
+    <w:p>
+      <w:pPr>
+        <w:pStyle w:val="Heading2"/>
+      </w:pPr>
+      <w:bookmarkStart w:id="17" w:name="_Toc233208813"/>
+      <w:r>
+        <w:t>Practical Task 3</w:t>
+      </w:r>
+      <w:bookmarkEnd w:id="17"/>
+    </w:p>
+    <w:p>
+      <w:pPr>
+        <w:pStyle w:val="Heading2"/>
+        <w:rPr>
+          <w:sz w:val="24"/>
+          <w:szCs w:val="24"/>
+        </w:rPr>
+      </w:pPr>
+      <w:bookmarkStart w:id="18" w:name="_Toc233208814"/>
+      <w:r>
+        <w:rPr>
+          <w:sz w:val="24"/>
+          <w:szCs w:val="24"/>
+        </w:rPr>
+        <w:t>Organizational Vulnerability Assessment Plan</w:t>
+      </w:r>
+      <w:bookmarkEnd w:id="18"/>
+    </w:p>
+    <w:p>
+      <w:pPr>
+        <w:pStyle w:val="ListParagraph"/>
+        <w:numPr>
+          <w:ilvl w:val="0"/>
+          <w:numId w:val="26"/>
+        </w:numPr>
+        <w:rPr>
+          <w:b/>
+          <w:sz w:val="24"/>
+          <w:szCs w:val="24"/>
+          <w:lang w:val="en-US" w:eastAsia="en-KE"/>
+        </w:rPr>
+      </w:pPr>
+      <w:r>
+        <w:rPr>
+          <w:b/>
+          <w:sz w:val="24"/>
+          <w:szCs w:val="24"/>
+          <w:lang w:val="en-US" w:eastAsia="en-KE"/>
+        </w:rPr>
+        <w:t>University Network</w:t>
+      </w:r>
+    </w:p>
+    <w:p>
+      <w:pPr>
+        <w:rPr>
+          <w:lang w:eastAsia="en-KE"/>
+        </w:rPr>
+      </w:pPr>
+      <w:r>
+        <w:rPr>
+          <w:b/>
+          <w:bCs/>
+          <w:lang w:eastAsia="en-KE"/>
+        </w:rPr>
+        <w:t>Scope</w:t>
+      </w:r>
+      <w:r>
+        <w:rPr>
+          <w:lang w:eastAsia="en-KE"/>
+        </w:rPr>
+        <w:br/>
+        <w:t>Assessment will cover student portals, staff systems, campus Wi-Fi, servers, databases, and learning management systems.</w:t>
+      </w:r>
+    </w:p>
+    <w:p>
+      <w:pPr>
+        <w:rPr>
+          <w:lang w:eastAsia="en-KE"/>
+        </w:rPr>
+      </w:pPr>
+      <w:r>
+        <w:rPr>
+          <w:b/>
+          <w:bCs/>
+          <w:lang w:eastAsia="en-KE"/>
+        </w:rPr>
+        <w:t>Tools</w:t>
+      </w:r>
+      <w:r>
+        <w:rPr>
+          <w:lang w:eastAsia="en-KE"/>
+        </w:rPr>
+        <w:br/>
+        <w:t>Nmap for port scanning, Nessus for vulnerability scanning, Wireshark for traffic analysis, and OpenVAS for security assessment.</w:t>
+      </w:r>
+    </w:p>
+    <w:p>
+      <w:pPr>
+        <w:rPr>
+          <w:lang w:eastAsia="en-KE"/>
+        </w:rPr>
+      </w:pPr>
+    </w:p>
+    <w:p>
+      <w:pPr>
+        <w:rPr>
+          <w:lang w:eastAsia="en-KE"/>
+        </w:rPr>
+      </w:pPr>
+      <w:r>
+        <w:rPr>
+          <w:b/>
+          <w:bCs/>
+          <w:lang w:eastAsia="en-KE"/>
+        </w:rPr>
+        <w:t>Schedule</w:t>
+      </w:r>
+      <w:r>
+        <w:rPr>
+          <w:lang w:eastAsia="en-KE"/>
+        </w:rPr>
+        <w:br/>
+        <w:t>Weekly network scans, monthly vulnerability assessments, and quarterly security audits.</w:t>
+      </w:r>
+    </w:p>
+    <w:p>
+      <w:pPr>
+        <w:rPr>
+          <w:lang w:eastAsia="en-KE"/>
+        </w:rPr>
+      </w:pPr>
+      <w:r>
+        <w:rPr>
+          <w:b/>
+          <w:bCs/>
+          <w:lang w:eastAsia="en-KE"/>
+        </w:rPr>
+        <w:t>Reporting Procedure</w:t>
+      </w:r>
+      <w:r>
+        <w:rPr>
+          <w:lang w:eastAsia="en-KE"/>
+        </w:rPr>
+        <w:br/>
+        <w:t>Conduct scans, identify vulnerabilities, classify risks as high, medium, or low, report findings to the IT department, and recommend mitigation measures.</w:t>
+      </w:r>
+    </w:p>
+    <w:p>
+      <w:pPr>
+        <w:pStyle w:val="ListParagraph"/>
+        <w:numPr>
+          <w:ilvl w:val="0"/>
+          <w:numId w:val="26"/>
+        </w:numPr>
+        <w:rPr>
+          <w:b/>
+          <w:sz w:val="24"/>
+          <w:szCs w:val="24"/>
+          <w:lang w:val="en-US" w:eastAsia="en-KE"/>
+        </w:rPr>
+      </w:pPr>
+      <w:r>
+        <w:rPr>
+          <w:b/>
+          <w:sz w:val="24"/>
+          <w:szCs w:val="24"/>
+          <w:lang w:val="en-US" w:eastAsia="en-KE"/>
+        </w:rPr>
+        <w:t>Small Business</w:t>
+      </w:r>
+    </w:p>
+    <w:p>
+      <w:pPr>
+        <w:rPr>
+          <w:lang w:eastAsia="en-KE"/>
+        </w:rPr>
+      </w:pPr>
+      <w:r>
+        <w:rPr>
+          <w:b/>
+          <w:bCs/>
+          <w:lang w:eastAsia="en-KE"/>
+        </w:rPr>
+        <w:t>Scope</w:t>
+      </w:r>
+      <w:r>
+        <w:rPr>
+          <w:lang w:eastAsia="en-KE"/>
+        </w:rPr>
+        <w:br/>
+        <w:t>Assessment will cover office computers, routers, employee accounts, payment systems, and business applications.</w:t>
+      </w:r>
+    </w:p>
+    <w:p>
+      <w:pPr>
+        <w:rPr>
+          <w:lang w:eastAsia="en-KE"/>
+        </w:rPr>
+      </w:pPr>
+      <w:r>
+        <w:rPr>
+          <w:b/>
+          <w:bCs/>
+          <w:lang w:eastAsia="en-KE"/>
+        </w:rPr>
+        <w:t>Tools</w:t>
+      </w:r>
+      <w:r>
+        <w:rPr>
+          <w:lang w:eastAsia="en-KE"/>
+        </w:rPr>
+        <w:br/>
+        <w:t>Nmap, OpenVAS, antivirus tools, and firewall monitoring tools.</w:t>
+      </w:r>
+    </w:p>
+    <w:p>
+      <w:pPr>
+        <w:rPr>
+          <w:lang w:eastAsia="en-KE"/>
+        </w:rPr>
+      </w:pPr>
+      <w:r>
+        <w:rPr>
+          <w:b/>
+          <w:bCs/>
+          <w:lang w:eastAsia="en-KE"/>
+        </w:rPr>
+        <w:t>Schedule</w:t>
+      </w:r>
+      <w:r>
+        <w:rPr>
+          <w:lang w:eastAsia="en-KE"/>
+        </w:rPr>
+        <w:br/>
+        <w:t>Monthly vulnerability scans and quarterly security reviews.</w:t>
+      </w:r>
+    </w:p>
+    <w:p>
+      <w:pPr>
+        <w:rPr>
+          <w:lang w:eastAsia="en-KE"/>
+        </w:rPr>
+      </w:pPr>
+      <w:r>
+        <w:rPr>
+          <w:b/>
+          <w:bCs/>
+          <w:lang w:eastAsia="en-KE"/>
+        </w:rPr>
+        <w:t>Reporting Procedure:</w:t>
+      </w:r>
+      <w:r>
+        <w:rPr>
+          <w:lang w:eastAsia="en-KE"/>
+        </w:rPr>
+        <w:br/>
+        <w:t>Identify vulnerabilities, analyse risk levels, prepare a report, recommend fixes, and verify system improvements.</w:t>
+      </w:r>
+    </w:p>
+    <w:p>
+      <w:pPr>
+        <w:pStyle w:val="ListParagraph"/>
+        <w:numPr>
+          <w:ilvl w:val="0"/>
+          <w:numId w:val="26"/>
+        </w:numPr>
+        <w:rPr>
+          <w:b/>
+          <w:sz w:val="24"/>
+          <w:szCs w:val="24"/>
+          <w:lang w:val="en-US" w:eastAsia="en-KE"/>
+        </w:rPr>
+      </w:pPr>
+      <w:r>
+        <w:rPr>
+          <w:b/>
+          <w:sz w:val="24"/>
+          <w:szCs w:val="24"/>
+          <w:lang w:val="en-US" w:eastAsia="en-KE"/>
+        </w:rPr>
+        <w:t>Hospital Network</w:t>
+      </w:r>
+    </w:p>
+    <w:p>
+      <w:pPr>
+        <w:rPr>
+          <w:lang w:eastAsia="en-KE"/>
+        </w:rPr>
+      </w:pPr>
+      <w:r>
+        <w:rPr>
+          <w:b/>
+          <w:bCs/>
+          <w:lang w:eastAsia="en-KE"/>
+        </w:rPr>
+        <w:t>Scope</w:t>
+      </w:r>
+      <w:r>
+        <w:rPr>
+          <w:lang w:eastAsia="en-KE"/>
+        </w:rPr>
+        <w:br/>
+        <w:t>Assessment will cover patient management systems, medical devices, hospital databases, network infrastructure, and electronic health records.</w:t>
+      </w:r>
+    </w:p>
+    <w:p>
+      <w:pPr>
+        <w:rPr>
+          <w:lang w:eastAsia="en-KE"/>
+        </w:rPr>
+      </w:pPr>
+      <w:r>
+        <w:rPr>
+          <w:b/>
+          <w:bCs/>
+          <w:lang w:eastAsia="en-KE"/>
+        </w:rPr>
+        <w:t>Tools</w:t>
+      </w:r>
+      <w:r>
+        <w:rPr>
+          <w:lang w:eastAsia="en-KE"/>
+        </w:rPr>
+        <w:br/>
+        <w:t>Nmap, Nessus, Wireshark, and SIEM monitoring tools.</w:t>
+      </w:r>
+    </w:p>
+    <w:p>
+      <w:pPr>
+        <w:rPr>
+          <w:lang w:eastAsia="en-KE"/>
+        </w:rPr>
+      </w:pPr>
+      <w:r>
+        <w:rPr>
+          <w:b/>
+          <w:bCs/>
+          <w:lang w:eastAsia="en-KE"/>
+        </w:rPr>
+        <w:t>Schedule</w:t>
+      </w:r>
+      <w:r>
+        <w:rPr>
+          <w:lang w:eastAsia="en-KE"/>
+        </w:rPr>
+        <w:br/>
+        <w:t>Weekly vulnerability scans, monthly security assessments, and emergency scans after system updates.</w:t>
+      </w:r>
+    </w:p>
+    <w:p>
+      <w:pPr>
+        <w:rPr>
+          <w:lang w:eastAsia="en-KE"/>
+        </w:rPr>
+      </w:pPr>
+      <w:r>
+        <w:rPr>
+          <w:b/>
+          <w:bCs/>
+          <w:lang w:eastAsia="en-KE"/>
+        </w:rPr>
+        <w:t>Reporting Procedure</w:t>
+      </w:r>
+      <w:r>
+        <w:rPr>
+          <w:lang w:eastAsia="en-KE"/>
+        </w:rPr>
+        <w:br/>
+        <w:t>Scan critical systems, identify vulnerabilities, prioritize high-risk issues, report findings to the IT security team, and implement immediate remediation.</w:t>
+      </w:r>
+    </w:p>
+    <w:p>
+      <w:pPr>
+        <w:pStyle w:val="ListParagraph"/>
+        <w:numPr>
+          <w:ilvl w:val="0"/>
+          <w:numId w:val="26"/>
+        </w:numPr>
+        <w:rPr>
+          <w:b/>
+          <w:sz w:val="24"/>
+          <w:szCs w:val="24"/>
+          <w:lang w:val="en-US" w:eastAsia="en-KE"/>
+        </w:rPr>
+      </w:pPr>
+      <w:r>
+        <w:rPr>
+          <w:b/>
+          <w:sz w:val="24"/>
+          <w:szCs w:val="24"/>
+          <w:lang w:val="en-US" w:eastAsia="en-KE"/>
+        </w:rPr>
+        <w:t>Financial Network</w:t>
+      </w:r>
+    </w:p>
+    <w:p>
+      <w:pPr>
+        <w:rPr>
+          <w:lang w:eastAsia="en-KE"/>
+        </w:rPr>
+      </w:pPr>
+      <w:r>
+        <w:rPr>
+          <w:b/>
+          <w:bCs/>
+          <w:lang w:eastAsia="en-KE"/>
+        </w:rPr>
+        <w:t>Scope</w:t>
+      </w:r>
+      <w:r>
+        <w:rPr>
+          <w:lang w:eastAsia="en-KE"/>
+        </w:rPr>
+        <w:br/>
+        <w:t>Assessment will cover banking systems, transaction servers, customer databases, ATM systems, and online banking platforms.</w:t>
+      </w:r>
+    </w:p>
+    <w:p>
+      <w:pPr>
+        <w:rPr>
+          <w:lang w:eastAsia="en-KE"/>
+        </w:rPr>
+      </w:pPr>
+      <w:r>
+        <w:rPr>
+          <w:b/>
+          <w:bCs/>
+          <w:lang w:eastAsia="en-KE"/>
+        </w:rPr>
+        <w:t>Tools</w:t>
+      </w:r>
+      <w:r>
+        <w:rPr>
+          <w:lang w:eastAsia="en-KE"/>
+        </w:rPr>
+        <w:br/>
+        <w:t>Nmap, Nessus, Burp Suite, and SIEM tools.</w:t>
+      </w:r>
+    </w:p>
+    <w:p>
+      <w:pPr>
+        <w:rPr>
+          <w:lang w:eastAsia="en-KE"/>
+        </w:rPr>
+      </w:pPr>
+      <w:r>
+        <w:rPr>
+          <w:b/>
+          <w:bCs/>
+          <w:lang w:eastAsia="en-KE"/>
+        </w:rPr>
+        <w:t>Schedule</w:t>
+      </w:r>
+      <w:r>
+        <w:rPr>
+          <w:lang w:eastAsia="en-KE"/>
+        </w:rPr>
+        <w:br/>
+        <w:t>Weekly security scans, monthly vulnerability assessments, and continuous monitoring for critical systems.</w:t>
+      </w:r>
+    </w:p>
+    <w:p>
+      <w:pPr>
+        <w:rPr>
+          <w:lang w:eastAsia="en-KE"/>
+        </w:rPr>
+      </w:pPr>
+      <w:r>
+        <w:rPr>
+          <w:b/>
+          <w:bCs/>
+          <w:lang w:eastAsia="en-KE"/>
+        </w:rPr>
+        <w:t>Reporting Procedure</w:t>
+      </w:r>
+      <w:r>
+        <w:rPr>
+          <w:lang w:eastAsia="en-KE"/>
+        </w:rPr>
+        <w:br/>
+        <w:t>Perform vulnerability scans, analyse threats, classify risks by severity, report to cybersecurity teams and management, apply security fixes, and perform follow-up testing.</w:t>
+      </w:r>
+    </w:p>
+    <w:p>
+      <w:pPr>
+        <w:rPr>
+          <w:lang w:val="en-US" w:eastAsia="en-KE"/>
+        </w:rPr>
+      </w:pPr>
+    </w:p>
+    <w:p>
+      <w:pPr>
+        <w:rPr>
+          <w:lang w:eastAsia="en-KE"/>
+        </w:rPr>
+      </w:pPr>
+    </w:p>
+    <w:p>
+      <w:pPr>
+        <w:pStyle w:val="Heading1"/>
+        <w:rPr>
+          <w:lang w:eastAsia="en-KE"/>
+        </w:rPr>
+      </w:pPr>
+      <w:bookmarkStart w:id="19" w:name="_Toc233208815"/>
+      <w:r>
+        <w:rPr>
+          <w:lang w:eastAsia="en-KE"/>
+        </w:rPr>
+        <w:t>Week 7</w:t>
+      </w:r>
+      <w:bookmarkEnd w:id="19"/>
+    </w:p>
+    <w:p>
+      <w:pPr>
+        <w:pStyle w:val="Heading2"/>
+        <w:rPr>
+          <w:kern w:val="2"/>
+          <w:sz w:val="28"/>
+          <w:szCs w:val="28"/>
+        </w:rPr>
+      </w:pPr>
+      <w:bookmarkStart w:id="20" w:name="_Toc233208816"/>
+      <w:r>
+        <w:rPr>
+          <w:sz w:val="28"/>
+          <w:szCs w:val="28"/>
+        </w:rPr>
+        <w:t>Practical Task 1</w:t>
+      </w:r>
+      <w:r>
+        <w:rPr>
+          <w:sz w:val="28"/>
+          <w:szCs w:val="28"/>
+        </w:rPr>
+        <w:t xml:space="preserve"> - </w:t>
+      </w:r>
+      <w:r>
+        <w:t>OWASP Top 10 Research</w:t>
+      </w:r>
+      <w:bookmarkEnd w:id="20"/>
+    </w:p>
+    <w:p>
+      <w:pPr>
+        <w:rPr>
+          <w:lang w:val="en-US"/>
+        </w:rPr>
+      </w:pPr>
+      <w:r>
+        <w:rPr>
+          <w:b/>
+          <w:lang w:val="en-US"/>
+        </w:rPr>
+        <w:t>Broken Access Control</w:t>
+      </w:r>
+      <w:r>
+        <w:rPr>
+          <w:lang w:val="en-US"/>
+        </w:rPr>
+        <w:t xml:space="preserve"> lets users see things they are not supposed to like admin pages by changing the URL. This can expose information. To prevent </w:t>
+      </w:r>
+      <w:r>
+        <w:rPr>
+          <w:lang w:val="en-US"/>
+        </w:rPr>
+        <w:t>this,</w:t>
+      </w:r>
+      <w:r>
+        <w:rPr>
+          <w:lang w:val="en-US"/>
+        </w:rPr>
+        <w:t xml:space="preserve"> we need access controls and role-based permissions.</w:t>
+      </w:r>
+    </w:p>
+    <w:p>
+      <w:pPr>
+        <w:rPr>
+          <w:lang w:val="en-US"/>
+        </w:rPr>
+      </w:pPr>
+      <w:r>
+        <w:rPr>
+          <w:b/>
+          <w:lang w:val="en-US"/>
+        </w:rPr>
+        <w:t>Cryptographic Failures</w:t>
+      </w:r>
+      <w:r>
+        <w:rPr>
+          <w:lang w:val="en-US"/>
+        </w:rPr>
+        <w:t xml:space="preserve"> happen when sensitive data, like passwords are not encrypted. This can lead to theft and privacy issues. We must use encryption methods and secure storage practices.</w:t>
+      </w:r>
+    </w:p>
+    <w:p>
+      <w:pPr>
+        <w:rPr>
+          <w:lang w:val="en-US"/>
+        </w:rPr>
+      </w:pPr>
+      <w:r>
+        <w:rPr>
+          <w:b/>
+          <w:lang w:val="en-US"/>
+        </w:rPr>
+        <w:t>Injection vulnerabilities</w:t>
+      </w:r>
+      <w:r>
+        <w:rPr>
+          <w:lang w:val="en-US"/>
+        </w:rPr>
+        <w:t xml:space="preserve"> occur when user inputs are treated as commands. For </w:t>
+      </w:r>
+      <w:r>
+        <w:rPr>
+          <w:lang w:val="en-US"/>
+        </w:rPr>
+        <w:t>example,</w:t>
+      </w:r>
+      <w:r>
+        <w:rPr>
+          <w:lang w:val="en-US"/>
+        </w:rPr>
+        <w:t xml:space="preserve"> SQL injection in login forms can let people access data they shouldn't. To avoid these </w:t>
+      </w:r>
+      <w:r>
+        <w:rPr>
+          <w:lang w:val="en-US"/>
+        </w:rPr>
+        <w:t>risks,</w:t>
+      </w:r>
+      <w:r>
+        <w:rPr>
+          <w:lang w:val="en-US"/>
+        </w:rPr>
+        <w:t xml:space="preserve"> we need to validate user inputs and use queries.</w:t>
+      </w:r>
+    </w:p>
+    <w:p>
+      <w:pPr>
+        <w:rPr>
+          <w:lang w:val="en-US"/>
+        </w:rPr>
+      </w:pPr>
+      <w:r>
+        <w:rPr>
+          <w:b/>
+          <w:lang w:val="en-US"/>
+        </w:rPr>
+        <w:t>Insecure Design</w:t>
+      </w:r>
+      <w:r>
+        <w:rPr>
+          <w:lang w:val="en-US"/>
+        </w:rPr>
+        <w:t xml:space="preserve"> causes security problems from the start. For </w:t>
+      </w:r>
+      <w:r>
+        <w:rPr>
+          <w:lang w:val="en-US"/>
+        </w:rPr>
+        <w:t>instance,</w:t>
+      </w:r>
+      <w:r>
+        <w:rPr>
+          <w:lang w:val="en-US"/>
+        </w:rPr>
+        <w:t xml:space="preserve"> a lack of rate limits makes systems vulnerable, to brute-force attacks. We must use design principles during development.</w:t>
+      </w:r>
+    </w:p>
+    <w:p>
+      <w:pPr>
+        <w:rPr>
+          <w:lang w:val="en-US"/>
+        </w:rPr>
+      </w:pPr>
+      <w:r>
+        <w:rPr>
+          <w:b/>
+          <w:lang w:val="en-US"/>
+        </w:rPr>
+        <w:t>Security Misconfiguration</w:t>
+      </w:r>
+      <w:r>
+        <w:rPr>
+          <w:lang w:val="en-US"/>
+        </w:rPr>
+        <w:t xml:space="preserve"> refers to system settings. For </w:t>
+      </w:r>
+      <w:r>
+        <w:rPr>
+          <w:lang w:val="en-US"/>
+        </w:rPr>
+        <w:t>example,</w:t>
+      </w:r>
+      <w:r>
+        <w:rPr>
+          <w:lang w:val="en-US"/>
+        </w:rPr>
+        <w:t xml:space="preserve"> unchanged default passwords can let people in. Regular audits and secure configurations can prevent these issues.</w:t>
+      </w:r>
+    </w:p>
+    <w:p>
+      <w:pPr>
+        <w:rPr>
+          <w:lang w:val="en-US"/>
+        </w:rPr>
+      </w:pPr>
+      <w:r>
+        <w:rPr>
+          <w:b/>
+          <w:lang w:val="en-US"/>
+        </w:rPr>
+        <w:t>Vulnerable and Outdated Components</w:t>
+      </w:r>
+      <w:r>
+        <w:rPr>
+          <w:lang w:val="en-US"/>
+        </w:rPr>
+        <w:t xml:space="preserve"> involve using software with known flaws. Keeping software updated and managing patches on time helps avoid exploits.</w:t>
+      </w:r>
+    </w:p>
+    <w:p>
+      <w:pPr>
+        <w:rPr>
+          <w:lang w:val="en-US"/>
+        </w:rPr>
+      </w:pPr>
+      <w:r>
+        <w:rPr>
+          <w:b/>
+          <w:lang w:val="en-US"/>
+        </w:rPr>
+        <w:t>Identification and Authentication Failures</w:t>
+      </w:r>
+      <w:r>
+        <w:rPr>
+          <w:lang w:val="en-US"/>
+        </w:rPr>
+        <w:t xml:space="preserve"> happen through authentication methods. For </w:t>
+      </w:r>
+      <w:r>
+        <w:rPr>
+          <w:lang w:val="en-US"/>
+        </w:rPr>
+        <w:t>example,</w:t>
+      </w:r>
+      <w:r>
+        <w:rPr>
+          <w:lang w:val="en-US"/>
+        </w:rPr>
+        <w:t xml:space="preserve"> inadequate passwords or no multi-factor authentication can lead to account compromises. We must enforce passwords and implement multi-factor authentication.</w:t>
+      </w:r>
+    </w:p>
+    <w:p>
+      <w:pPr>
+        <w:rPr>
+          <w:lang w:val="en-US"/>
+        </w:rPr>
+      </w:pPr>
+      <w:r>
+        <w:rPr>
+          <w:b/>
+          <w:lang w:val="en-US"/>
+        </w:rPr>
+        <w:t>Software and Data Integrity Failures</w:t>
+      </w:r>
+      <w:r>
+        <w:rPr>
+          <w:lang w:val="en-US"/>
+        </w:rPr>
+        <w:t xml:space="preserve"> occur when updates are not properly verified. This risks malware infections from sources. We must ensure the integrity of software. Use secure update channels.</w:t>
+      </w:r>
+    </w:p>
+    <w:p>
+      <w:pPr>
+        <w:rPr>
+          <w:lang w:val="en-US"/>
+        </w:rPr>
+      </w:pPr>
+      <w:r>
+        <w:rPr>
+          <w:b/>
+          <w:lang w:val="en-US"/>
+        </w:rPr>
+        <w:t>Security Logging and Monitoring Failures</w:t>
+      </w:r>
+      <w:r>
+        <w:rPr>
+          <w:lang w:val="en-US"/>
+        </w:rPr>
+        <w:t xml:space="preserve"> involve tracking of security events. This delays the detection of breaches. We must implement logging and monitoring systems.</w:t>
+      </w:r>
+    </w:p>
+    <w:p>
+      <w:pPr>
+        <w:rPr>
+          <w:lang w:val="en-US"/>
+        </w:rPr>
+      </w:pPr>
+      <w:r>
+        <w:rPr>
+          <w:b/>
+          <w:lang w:val="en-US"/>
+        </w:rPr>
+        <w:t>Server-Side Request Forgery (SSRF</w:t>
+      </w:r>
+      <w:r>
+        <w:rPr>
+          <w:lang w:val="en-US"/>
+        </w:rPr>
+        <w:t xml:space="preserve">) enables servers to make requests. This exposes data. To prevent </w:t>
+      </w:r>
+      <w:r>
+        <w:rPr>
+          <w:lang w:val="en-US"/>
+        </w:rPr>
+        <w:t>this,</w:t>
+      </w:r>
+      <w:r>
+        <w:rPr>
+          <w:lang w:val="en-US"/>
+        </w:rPr>
+        <w:t xml:space="preserve"> we must validate user inputs. Restrict server requests.</w:t>
+      </w:r>
+    </w:p>
+    <w:p>
+      <w:pPr>
+        <w:rPr>
+          <w:lang w:val="en-US"/>
+        </w:rPr>
+      </w:pPr>
+      <w:r>
+        <w:rPr>
+          <w:lang w:val="en-US"/>
+        </w:rPr>
+        <w:t>The OWASP Top 10 outlines security risks. It guides developers to strengthen cybersecurity measures against threats.</w:t>
+      </w:r>
+    </w:p>
+    <w:p>
+      <w:pPr>
+        <w:rPr>
+          <w:lang w:val="en-US"/>
+        </w:rPr>
+      </w:pPr>
+    </w:p>
+    <w:p>
+      <w:pPr>
+        <w:rPr>
+          <w:lang w:val="en-US"/>
+        </w:rPr>
+      </w:pPr>
+    </w:p>
+    <w:p>
+      <w:pPr>
+        <w:rPr>
+          <w:lang w:val="en-US"/>
+        </w:rPr>
+      </w:pPr>
+    </w:p>
+    <w:p>
+      <w:pPr>
+        <w:pStyle w:val="Heading1"/>
+      </w:pPr>
+      <w:bookmarkStart w:id="21" w:name="_Toc233208817"/>
       <w:r>
         <w:t>Student Eva</w:t>
       </w:r>
       <w:r>
         <w:t>luation</w:t>
       </w:r>
-      <w:bookmarkEnd w:id="12"/>
-    </w:p>
-    <w:p>
-      <w:pPr>
-        <w:rPr>
-          <w:lang w:val="en-KE" w:eastAsia="en-KE"/>
-        </w:rPr>
-      </w:pPr>
-      <w:r>
-        <w:rPr>
-          <w:lang w:val="en-KE" w:eastAsia="en-KE"/>
+      <w:bookmarkEnd w:id="21"/>
+    </w:p>
+    <w:p>
+      <w:pPr>
+        <w:rPr>
+          <w:lang w:eastAsia="en-KE"/>
+        </w:rPr>
+      </w:pPr>
+      <w:r>
+        <w:rPr>
+          <w:lang w:eastAsia="en-KE"/>
         </w:rPr>
         <w:t>I had actual expertise with the Nmap tool for network reconnaissance and security evaluation during this activity. I gained knowledge about how to do basic port scanning, determine the versions of services that are currently running, and try operating system detection on approved targets. I was also aware of the significance of ethical issues and the necessity of getting authorisation before performing any security tests on actual systems.</w:t>
       </w:r>
@@ -2327,12 +6004,12 @@
     <w:p>
       <w:pPr>
         <w:rPr>
-          <w:lang w:val="en-KE" w:eastAsia="en-KE"/>
-        </w:rPr>
-      </w:pPr>
-      <w:r>
-        <w:rPr>
-          <w:lang w:val="en-KE" w:eastAsia="en-KE"/>
+          <w:lang w:eastAsia="en-KE"/>
+        </w:rPr>
+      </w:pPr>
+      <w:r>
+        <w:rPr>
+          <w:lang w:eastAsia="en-KE"/>
         </w:rPr>
         <w:t>Understanding the proper Nmap syntax was one of the difficulties I had, but after practice and debugging, I was able to properly run the necessary commands. My comprehension of ethical hacking principles and the function of vulnerability assessment in enhancing system security has increased as a result of this activity.</w:t>
       </w:r>
@@ -2340,16 +6017,139 @@
     <w:p>
       <w:pPr>
         <w:rPr>
-          <w:lang w:val="en-KE" w:eastAsia="en-KE"/>
-        </w:rPr>
-      </w:pPr>
-    </w:p>
-    <w:p>
-      <w:pPr>
-        <w:rPr>
-          <w:lang w:val="en-US"/>
-        </w:rPr>
-      </w:pPr>
+          <w:lang w:eastAsia="en-KE"/>
+        </w:rPr>
+      </w:pPr>
+    </w:p>
+    <w:p>
+      <w:pPr>
+        <w:pStyle w:val="Heading1"/>
+      </w:pPr>
+      <w:bookmarkStart w:id="22" w:name="_Toc233208818"/>
+      <w:r>
+        <w:t>References</w:t>
+      </w:r>
+      <w:bookmarkEnd w:id="22"/>
+      <w:r>
+        <w:t xml:space="preserve"> </w:t>
+      </w:r>
+    </w:p>
+    <w:p>
+      <w:r>
+        <w:t xml:space="preserve">MITRE. (n.d.). Common vulnerabilities and exposures (CVE). Retrieved from </w:t>
+      </w:r>
+      <w:hyperlink r:id="rId19" w:history="1">
+        <w:r>
+          <w:rPr>
+            <w:rStyle w:val="Hyperlink"/>
+          </w:rPr>
+          <w:t>https://cve.mitre.org</w:t>
+        </w:r>
+      </w:hyperlink>
+    </w:p>
+    <w:p>
+      <w:r>
+        <w:t xml:space="preserve">Nmap Project. (n.d.). Nmap reference guide. Retrieved from </w:t>
+      </w:r>
+      <w:hyperlink r:id="rId20" w:history="1">
+        <w:r>
+          <w:rPr>
+            <w:rStyle w:val="Hyperlink"/>
+          </w:rPr>
+          <w:t>https://nmap.org/docs.html</w:t>
+        </w:r>
+      </w:hyperlink>
+    </w:p>
+    <w:p>
+      <w:r>
+        <w:t xml:space="preserve">OWASP Foundation. (2021). OWASP Top 10 web application security risks. Retrieved from </w:t>
+      </w:r>
+      <w:hyperlink r:id="rId21" w:history="1">
+        <w:r>
+          <w:rPr>
+            <w:rStyle w:val="Hyperlink"/>
+          </w:rPr>
+          <w:t>https://owasp.org/www-project-top-ten/</w:t>
+        </w:r>
+      </w:hyperlink>
+    </w:p>
+    <w:p>
+      <w:proofErr w:type="spellStart"/>
+      <w:r>
+        <w:t>PortSwigger</w:t>
+      </w:r>
+      <w:proofErr w:type="spellEnd"/>
+      <w:r>
+        <w:t xml:space="preserve">. (n.d.). Burp Suite. Retrieved from </w:t>
+      </w:r>
+      <w:hyperlink r:id="rId22" w:history="1">
+        <w:r>
+          <w:rPr>
+            <w:rStyle w:val="Hyperlink"/>
+          </w:rPr>
+          <w:t>https://portswigger.net/burp</w:t>
+        </w:r>
+      </w:hyperlink>
+    </w:p>
+    <w:p>
+      <w:r>
+        <w:t xml:space="preserve">Tenable. (n.d.). Nessus vulnerability scanner. Retrieved from </w:t>
+      </w:r>
+      <w:hyperlink r:id="rId23" w:history="1">
+        <w:r>
+          <w:rPr>
+            <w:rStyle w:val="Hyperlink"/>
+          </w:rPr>
+          <w:t>https://www.tenable.com/products/nessus</w:t>
+        </w:r>
+      </w:hyperlink>
+    </w:p>
+    <w:p>
+      <w:r>
+        <w:t xml:space="preserve">The Wireshark Foundation. (n.d.). Wireshark network </w:t>
+      </w:r>
+      <w:proofErr w:type="spellStart"/>
+      <w:r>
+        <w:t>analyzer</w:t>
+      </w:r>
+      <w:proofErr w:type="spellEnd"/>
+      <w:r>
+        <w:t xml:space="preserve">. Retrieved from </w:t>
+      </w:r>
+      <w:hyperlink r:id="rId24" w:history="1">
+        <w:r>
+          <w:rPr>
+            <w:rStyle w:val="Hyperlink"/>
+          </w:rPr>
+          <w:t>https://www.wireshark.org</w:t>
+        </w:r>
+      </w:hyperlink>
+    </w:p>
+    <w:p>
+      <w:r>
+        <w:t xml:space="preserve">Greenbone Networks. (n.d.). OpenVAS vulnerability management. Retrieved from </w:t>
+      </w:r>
+      <w:hyperlink r:id="rId25" w:history="1">
+        <w:r>
+          <w:rPr>
+            <w:rStyle w:val="Hyperlink"/>
+          </w:rPr>
+          <w:t>https://www.greenbone.net</w:t>
+        </w:r>
+      </w:hyperlink>
+    </w:p>
+    <w:p>
+      <w:r>
+        <w:t xml:space="preserve">National Institute of Standards and Technology. (n.d.). National Vulnerability Database. Retrieved from </w:t>
+      </w:r>
+      <w:hyperlink r:id="rId26" w:history="1">
+        <w:r>
+          <w:rPr>
+            <w:rStyle w:val="Hyperlink"/>
+          </w:rPr>
+          <w:t>https://nvd.nist.gov</w:t>
+        </w:r>
+      </w:hyperlink>
     </w:p>
     <w:p>
       <w:pPr>
@@ -2392,6 +6192,756 @@
 <file path=word/numbering.xml><?xml version="1.0" encoding="utf-8"?>
 <w:numbering xmlns:wpc="http://schemas.microsoft.com/office/word/2010/wordprocessingCanvas" xmlns:cx="http://schemas.microsoft.com/office/drawing/2014/chartex" xmlns:cx1="http://schemas.microsoft.com/office/drawing/2015/9/8/chartex" xmlns:cx2="http://schemas.microsoft.com/office/drawing/2015/10/21/chartex" xmlns:cx3="http://schemas.microsoft.com/office/drawing/2016/5/9/chartex" xmlns:cx4="http://schemas.microsoft.com/office/drawing/2016/5/10/chartex" xmlns:cx5="http://schemas.microsoft.com/office/drawing/2016/5/11/chartex" xmlns:cx6="http://schemas.microsoft.com/office/drawing/2016/5/12/chartex" xmlns:cx7="http://schemas.microsoft.com/office/drawing/2016/5/13/chartex" xmlns:cx8="http://schemas.microsoft.com/office/drawing/2016/5/14/chartex" xmlns:mc="http://schemas.openxmlformats.org/markup-compatibility/2006" xmlns:aink="http://schemas.microsoft.com/office/drawing/2016/ink" xmlns:am3d="http://schemas.microsoft.com/office/drawing/2017/model3d" xmlns:o="urn:schemas-microsoft-com:office:office" xmlns:r="http://schemas.openxmlformats.org/officeDocument/2006/relationships" xmlns:m="http://schemas.openxmlformats.org/officeDocument/2006/math" xmlns:v="urn:schemas-microsoft-com:vml" xmlns:wp14="http://schemas.microsoft.com/office/word/2010/wordprocessingDrawing" xmlns:wp="http://schemas.openxmlformats.org/drawingml/2006/wordprocessingDrawing" xmlns:w10="urn:schemas-microsoft-com:office:word" xmlns:w="http://schemas.openxmlformats.org/wordprocessingml/2006/main" xmlns:w14="http://schemas.microsoft.com/office/word/2010/wordml" xmlns:w15="http://schemas.microsoft.com/office/word/2012/wordml" xmlns:w16cid="http://schemas.microsoft.com/office/word/2016/wordml/cid" xmlns:w16se="http://schemas.microsoft.com/office/word/2015/wordml/symex" xmlns:wpg="http://schemas.microsoft.com/office/word/2010/wordprocessingGroup" xmlns:wpi="http://schemas.microsoft.com/office/word/2010/wordprocessingInk" xmlns:wne="http://schemas.microsoft.com/office/word/2006/wordml" xmlns:wps="http://schemas.microsoft.com/office/word/2010/wordprocessingShape" mc:Ignorable="w14 w15 w16se w16cid wp14">
   <w:abstractNum w:abstractNumId="0" w15:restartNumberingAfterBreak="0">
+    <w:nsid w:val="007F39DD"/>
+    <w:multiLevelType w:val="hybridMultilevel"/>
+    <w:tmpl w:val="C8C26782"/>
+    <w:lvl w:ilvl="0" w:tplc="20000013">
+      <w:start w:val="1"/>
+      <w:numFmt w:val="upperRoman"/>
+      <w:lvlText w:val="%1."/>
+      <w:lvlJc w:val="right"/>
+      <w:pPr>
+        <w:ind w:left="720" w:hanging="360"/>
+      </w:pPr>
+    </w:lvl>
+    <w:lvl w:ilvl="1" w:tplc="20000019" w:tentative="1">
+      <w:start w:val="1"/>
+      <w:numFmt w:val="lowerLetter"/>
+      <w:lvlText w:val="%2."/>
+      <w:lvlJc w:val="left"/>
+      <w:pPr>
+        <w:ind w:left="1440" w:hanging="360"/>
+      </w:pPr>
+    </w:lvl>
+    <w:lvl w:ilvl="2" w:tplc="2000001B" w:tentative="1">
+      <w:start w:val="1"/>
+      <w:numFmt w:val="lowerRoman"/>
+      <w:lvlText w:val="%3."/>
+      <w:lvlJc w:val="right"/>
+      <w:pPr>
+        <w:ind w:left="2160" w:hanging="180"/>
+      </w:pPr>
+    </w:lvl>
+    <w:lvl w:ilvl="3" w:tplc="2000000F" w:tentative="1">
+      <w:start w:val="1"/>
+      <w:numFmt w:val="decimal"/>
+      <w:lvlText w:val="%4."/>
+      <w:lvlJc w:val="left"/>
+      <w:pPr>
+        <w:ind w:left="2880" w:hanging="360"/>
+      </w:pPr>
+    </w:lvl>
+    <w:lvl w:ilvl="4" w:tplc="20000019" w:tentative="1">
+      <w:start w:val="1"/>
+      <w:numFmt w:val="lowerLetter"/>
+      <w:lvlText w:val="%5."/>
+      <w:lvlJc w:val="left"/>
+      <w:pPr>
+        <w:ind w:left="3600" w:hanging="360"/>
+      </w:pPr>
+    </w:lvl>
+    <w:lvl w:ilvl="5" w:tplc="2000001B" w:tentative="1">
+      <w:start w:val="1"/>
+      <w:numFmt w:val="lowerRoman"/>
+      <w:lvlText w:val="%6."/>
+      <w:lvlJc w:val="right"/>
+      <w:pPr>
+        <w:ind w:left="4320" w:hanging="180"/>
+      </w:pPr>
+    </w:lvl>
+    <w:lvl w:ilvl="6" w:tplc="2000000F" w:tentative="1">
+      <w:start w:val="1"/>
+      <w:numFmt w:val="decimal"/>
+      <w:lvlText w:val="%7."/>
+      <w:lvlJc w:val="left"/>
+      <w:pPr>
+        <w:ind w:left="5040" w:hanging="360"/>
+      </w:pPr>
+    </w:lvl>
+    <w:lvl w:ilvl="7" w:tplc="20000019" w:tentative="1">
+      <w:start w:val="1"/>
+      <w:numFmt w:val="lowerLetter"/>
+      <w:lvlText w:val="%8."/>
+      <w:lvlJc w:val="left"/>
+      <w:pPr>
+        <w:ind w:left="5760" w:hanging="360"/>
+      </w:pPr>
+    </w:lvl>
+    <w:lvl w:ilvl="8" w:tplc="2000001B" w:tentative="1">
+      <w:start w:val="1"/>
+      <w:numFmt w:val="lowerRoman"/>
+      <w:lvlText w:val="%9."/>
+      <w:lvlJc w:val="right"/>
+      <w:pPr>
+        <w:ind w:left="6480" w:hanging="180"/>
+      </w:pPr>
+    </w:lvl>
+  </w:abstractNum>
+  <w:abstractNum w:abstractNumId="1" w15:restartNumberingAfterBreak="0">
+    <w:nsid w:val="00D10857"/>
+    <w:multiLevelType w:val="hybridMultilevel"/>
+    <w:tmpl w:val="1F80CB26"/>
+    <w:lvl w:ilvl="0" w:tplc="20000017">
+      <w:start w:val="1"/>
+      <w:numFmt w:val="lowerLetter"/>
+      <w:lvlText w:val="%1)"/>
+      <w:lvlJc w:val="left"/>
+      <w:pPr>
+        <w:ind w:left="720" w:hanging="360"/>
+      </w:pPr>
+    </w:lvl>
+    <w:lvl w:ilvl="1" w:tplc="20000019" w:tentative="1">
+      <w:start w:val="1"/>
+      <w:numFmt w:val="lowerLetter"/>
+      <w:lvlText w:val="%2."/>
+      <w:lvlJc w:val="left"/>
+      <w:pPr>
+        <w:ind w:left="1440" w:hanging="360"/>
+      </w:pPr>
+    </w:lvl>
+    <w:lvl w:ilvl="2" w:tplc="2000001B" w:tentative="1">
+      <w:start w:val="1"/>
+      <w:numFmt w:val="lowerRoman"/>
+      <w:lvlText w:val="%3."/>
+      <w:lvlJc w:val="right"/>
+      <w:pPr>
+        <w:ind w:left="2160" w:hanging="180"/>
+      </w:pPr>
+    </w:lvl>
+    <w:lvl w:ilvl="3" w:tplc="2000000F" w:tentative="1">
+      <w:start w:val="1"/>
+      <w:numFmt w:val="decimal"/>
+      <w:lvlText w:val="%4."/>
+      <w:lvlJc w:val="left"/>
+      <w:pPr>
+        <w:ind w:left="2880" w:hanging="360"/>
+      </w:pPr>
+    </w:lvl>
+    <w:lvl w:ilvl="4" w:tplc="20000019" w:tentative="1">
+      <w:start w:val="1"/>
+      <w:numFmt w:val="lowerLetter"/>
+      <w:lvlText w:val="%5."/>
+      <w:lvlJc w:val="left"/>
+      <w:pPr>
+        <w:ind w:left="3600" w:hanging="360"/>
+      </w:pPr>
+    </w:lvl>
+    <w:lvl w:ilvl="5" w:tplc="2000001B" w:tentative="1">
+      <w:start w:val="1"/>
+      <w:numFmt w:val="lowerRoman"/>
+      <w:lvlText w:val="%6."/>
+      <w:lvlJc w:val="right"/>
+      <w:pPr>
+        <w:ind w:left="4320" w:hanging="180"/>
+      </w:pPr>
+    </w:lvl>
+    <w:lvl w:ilvl="6" w:tplc="2000000F" w:tentative="1">
+      <w:start w:val="1"/>
+      <w:numFmt w:val="decimal"/>
+      <w:lvlText w:val="%7."/>
+      <w:lvlJc w:val="left"/>
+      <w:pPr>
+        <w:ind w:left="5040" w:hanging="360"/>
+      </w:pPr>
+    </w:lvl>
+    <w:lvl w:ilvl="7" w:tplc="20000019" w:tentative="1">
+      <w:start w:val="1"/>
+      <w:numFmt w:val="lowerLetter"/>
+      <w:lvlText w:val="%8."/>
+      <w:lvlJc w:val="left"/>
+      <w:pPr>
+        <w:ind w:left="5760" w:hanging="360"/>
+      </w:pPr>
+    </w:lvl>
+    <w:lvl w:ilvl="8" w:tplc="2000001B" w:tentative="1">
+      <w:start w:val="1"/>
+      <w:numFmt w:val="lowerRoman"/>
+      <w:lvlText w:val="%9."/>
+      <w:lvlJc w:val="right"/>
+      <w:pPr>
+        <w:ind w:left="6480" w:hanging="180"/>
+      </w:pPr>
+    </w:lvl>
+  </w:abstractNum>
+  <w:abstractNum w:abstractNumId="2" w15:restartNumberingAfterBreak="0">
+    <w:nsid w:val="03155C2B"/>
+    <w:multiLevelType w:val="hybridMultilevel"/>
+    <w:tmpl w:val="3D543796"/>
+    <w:lvl w:ilvl="0" w:tplc="20000005">
+      <w:start w:val="1"/>
+      <w:numFmt w:val="bullet"/>
+      <w:lvlText w:val=""/>
+      <w:lvlJc w:val="left"/>
+      <w:pPr>
+        <w:ind w:left="720" w:hanging="360"/>
+      </w:pPr>
+      <w:rPr>
+        <w:rFonts w:ascii="Wingdings" w:hAnsi="Wingdings" w:hint="default"/>
+      </w:rPr>
+    </w:lvl>
+    <w:lvl w:ilvl="1" w:tplc="20000003" w:tentative="1">
+      <w:start w:val="1"/>
+      <w:numFmt w:val="bullet"/>
+      <w:lvlText w:val="o"/>
+      <w:lvlJc w:val="left"/>
+      <w:pPr>
+        <w:ind w:left="1440" w:hanging="360"/>
+      </w:pPr>
+      <w:rPr>
+        <w:rFonts w:ascii="Courier New" w:hAnsi="Courier New" w:cs="Courier New" w:hint="default"/>
+      </w:rPr>
+    </w:lvl>
+    <w:lvl w:ilvl="2" w:tplc="20000005" w:tentative="1">
+      <w:start w:val="1"/>
+      <w:numFmt w:val="bullet"/>
+      <w:lvlText w:val=""/>
+      <w:lvlJc w:val="left"/>
+      <w:pPr>
+        <w:ind w:left="2160" w:hanging="360"/>
+      </w:pPr>
+      <w:rPr>
+        <w:rFonts w:ascii="Wingdings" w:hAnsi="Wingdings" w:hint="default"/>
+      </w:rPr>
+    </w:lvl>
+    <w:lvl w:ilvl="3" w:tplc="20000001" w:tentative="1">
+      <w:start w:val="1"/>
+      <w:numFmt w:val="bullet"/>
+      <w:lvlText w:val=""/>
+      <w:lvlJc w:val="left"/>
+      <w:pPr>
+        <w:ind w:left="2880" w:hanging="360"/>
+      </w:pPr>
+      <w:rPr>
+        <w:rFonts w:ascii="Symbol" w:hAnsi="Symbol" w:hint="default"/>
+      </w:rPr>
+    </w:lvl>
+    <w:lvl w:ilvl="4" w:tplc="20000003" w:tentative="1">
+      <w:start w:val="1"/>
+      <w:numFmt w:val="bullet"/>
+      <w:lvlText w:val="o"/>
+      <w:lvlJc w:val="left"/>
+      <w:pPr>
+        <w:ind w:left="3600" w:hanging="360"/>
+      </w:pPr>
+      <w:rPr>
+        <w:rFonts w:ascii="Courier New" w:hAnsi="Courier New" w:cs="Courier New" w:hint="default"/>
+      </w:rPr>
+    </w:lvl>
+    <w:lvl w:ilvl="5" w:tplc="20000005" w:tentative="1">
+      <w:start w:val="1"/>
+      <w:numFmt w:val="bullet"/>
+      <w:lvlText w:val=""/>
+      <w:lvlJc w:val="left"/>
+      <w:pPr>
+        <w:ind w:left="4320" w:hanging="360"/>
+      </w:pPr>
+      <w:rPr>
+        <w:rFonts w:ascii="Wingdings" w:hAnsi="Wingdings" w:hint="default"/>
+      </w:rPr>
+    </w:lvl>
+    <w:lvl w:ilvl="6" w:tplc="20000001" w:tentative="1">
+      <w:start w:val="1"/>
+      <w:numFmt w:val="bullet"/>
+      <w:lvlText w:val=""/>
+      <w:lvlJc w:val="left"/>
+      <w:pPr>
+        <w:ind w:left="5040" w:hanging="360"/>
+      </w:pPr>
+      <w:rPr>
+        <w:rFonts w:ascii="Symbol" w:hAnsi="Symbol" w:hint="default"/>
+      </w:rPr>
+    </w:lvl>
+    <w:lvl w:ilvl="7" w:tplc="20000003" w:tentative="1">
+      <w:start w:val="1"/>
+      <w:numFmt w:val="bullet"/>
+      <w:lvlText w:val="o"/>
+      <w:lvlJc w:val="left"/>
+      <w:pPr>
+        <w:ind w:left="5760" w:hanging="360"/>
+      </w:pPr>
+      <w:rPr>
+        <w:rFonts w:ascii="Courier New" w:hAnsi="Courier New" w:cs="Courier New" w:hint="default"/>
+      </w:rPr>
+    </w:lvl>
+    <w:lvl w:ilvl="8" w:tplc="20000005" w:tentative="1">
+      <w:start w:val="1"/>
+      <w:numFmt w:val="bullet"/>
+      <w:lvlText w:val=""/>
+      <w:lvlJc w:val="left"/>
+      <w:pPr>
+        <w:ind w:left="6480" w:hanging="360"/>
+      </w:pPr>
+      <w:rPr>
+        <w:rFonts w:ascii="Wingdings" w:hAnsi="Wingdings" w:hint="default"/>
+      </w:rPr>
+    </w:lvl>
+  </w:abstractNum>
+  <w:abstractNum w:abstractNumId="3" w15:restartNumberingAfterBreak="0">
+    <w:nsid w:val="038F3C9E"/>
+    <w:multiLevelType w:val="multilevel"/>
+    <w:tmpl w:val="71AAFCDA"/>
+    <w:lvl w:ilvl="0">
+      <w:start w:val="1"/>
+      <w:numFmt w:val="decimal"/>
+      <w:lvlText w:val="%1."/>
+      <w:lvlJc w:val="left"/>
+      <w:pPr>
+        <w:tabs>
+          <w:tab w:val="num" w:pos="720"/>
+        </w:tabs>
+        <w:ind w:left="720" w:hanging="360"/>
+      </w:pPr>
+    </w:lvl>
+    <w:lvl w:ilvl="1" w:tentative="1">
+      <w:start w:val="1"/>
+      <w:numFmt w:val="decimal"/>
+      <w:lvlText w:val="%2."/>
+      <w:lvlJc w:val="left"/>
+      <w:pPr>
+        <w:tabs>
+          <w:tab w:val="num" w:pos="1440"/>
+        </w:tabs>
+        <w:ind w:left="1440" w:hanging="360"/>
+      </w:pPr>
+    </w:lvl>
+    <w:lvl w:ilvl="2" w:tentative="1">
+      <w:start w:val="1"/>
+      <w:numFmt w:val="decimal"/>
+      <w:lvlText w:val="%3."/>
+      <w:lvlJc w:val="left"/>
+      <w:pPr>
+        <w:tabs>
+          <w:tab w:val="num" w:pos="2160"/>
+        </w:tabs>
+        <w:ind w:left="2160" w:hanging="360"/>
+      </w:pPr>
+    </w:lvl>
+    <w:lvl w:ilvl="3" w:tentative="1">
+      <w:start w:val="1"/>
+      <w:numFmt w:val="decimal"/>
+      <w:lvlText w:val="%4."/>
+      <w:lvlJc w:val="left"/>
+      <w:pPr>
+        <w:tabs>
+          <w:tab w:val="num" w:pos="2880"/>
+        </w:tabs>
+        <w:ind w:left="2880" w:hanging="360"/>
+      </w:pPr>
+    </w:lvl>
+    <w:lvl w:ilvl="4" w:tentative="1">
+      <w:start w:val="1"/>
+      <w:numFmt w:val="decimal"/>
+      <w:lvlText w:val="%5."/>
+      <w:lvlJc w:val="left"/>
+      <w:pPr>
+        <w:tabs>
+          <w:tab w:val="num" w:pos="3600"/>
+        </w:tabs>
+        <w:ind w:left="3600" w:hanging="360"/>
+      </w:pPr>
+    </w:lvl>
+    <w:lvl w:ilvl="5" w:tentative="1">
+      <w:start w:val="1"/>
+      <w:numFmt w:val="decimal"/>
+      <w:lvlText w:val="%6."/>
+      <w:lvlJc w:val="left"/>
+      <w:pPr>
+        <w:tabs>
+          <w:tab w:val="num" w:pos="4320"/>
+        </w:tabs>
+        <w:ind w:left="4320" w:hanging="360"/>
+      </w:pPr>
+    </w:lvl>
+    <w:lvl w:ilvl="6" w:tentative="1">
+      <w:start w:val="1"/>
+      <w:numFmt w:val="decimal"/>
+      <w:lvlText w:val="%7."/>
+      <w:lvlJc w:val="left"/>
+      <w:pPr>
+        <w:tabs>
+          <w:tab w:val="num" w:pos="5040"/>
+        </w:tabs>
+        <w:ind w:left="5040" w:hanging="360"/>
+      </w:pPr>
+    </w:lvl>
+    <w:lvl w:ilvl="7" w:tentative="1">
+      <w:start w:val="1"/>
+      <w:numFmt w:val="decimal"/>
+      <w:lvlText w:val="%8."/>
+      <w:lvlJc w:val="left"/>
+      <w:pPr>
+        <w:tabs>
+          <w:tab w:val="num" w:pos="5760"/>
+        </w:tabs>
+        <w:ind w:left="5760" w:hanging="360"/>
+      </w:pPr>
+    </w:lvl>
+    <w:lvl w:ilvl="8" w:tentative="1">
+      <w:start w:val="1"/>
+      <w:numFmt w:val="decimal"/>
+      <w:lvlText w:val="%9."/>
+      <w:lvlJc w:val="left"/>
+      <w:pPr>
+        <w:tabs>
+          <w:tab w:val="num" w:pos="6480"/>
+        </w:tabs>
+        <w:ind w:left="6480" w:hanging="360"/>
+      </w:pPr>
+    </w:lvl>
+  </w:abstractNum>
+  <w:abstractNum w:abstractNumId="4" w15:restartNumberingAfterBreak="0">
+    <w:nsid w:val="0DBC1107"/>
+    <w:multiLevelType w:val="hybridMultilevel"/>
+    <w:tmpl w:val="68AACB8A"/>
+    <w:lvl w:ilvl="0" w:tplc="20000005">
+      <w:start w:val="1"/>
+      <w:numFmt w:val="bullet"/>
+      <w:lvlText w:val=""/>
+      <w:lvlJc w:val="left"/>
+      <w:pPr>
+        <w:ind w:left="720" w:hanging="360"/>
+      </w:pPr>
+      <w:rPr>
+        <w:rFonts w:ascii="Wingdings" w:hAnsi="Wingdings" w:hint="default"/>
+      </w:rPr>
+    </w:lvl>
+    <w:lvl w:ilvl="1" w:tplc="20000003" w:tentative="1">
+      <w:start w:val="1"/>
+      <w:numFmt w:val="bullet"/>
+      <w:lvlText w:val="o"/>
+      <w:lvlJc w:val="left"/>
+      <w:pPr>
+        <w:ind w:left="1440" w:hanging="360"/>
+      </w:pPr>
+      <w:rPr>
+        <w:rFonts w:ascii="Courier New" w:hAnsi="Courier New" w:cs="Courier New" w:hint="default"/>
+      </w:rPr>
+    </w:lvl>
+    <w:lvl w:ilvl="2" w:tplc="20000005" w:tentative="1">
+      <w:start w:val="1"/>
+      <w:numFmt w:val="bullet"/>
+      <w:lvlText w:val=""/>
+      <w:lvlJc w:val="left"/>
+      <w:pPr>
+        <w:ind w:left="2160" w:hanging="360"/>
+      </w:pPr>
+      <w:rPr>
+        <w:rFonts w:ascii="Wingdings" w:hAnsi="Wingdings" w:hint="default"/>
+      </w:rPr>
+    </w:lvl>
+    <w:lvl w:ilvl="3" w:tplc="20000001" w:tentative="1">
+      <w:start w:val="1"/>
+      <w:numFmt w:val="bullet"/>
+      <w:lvlText w:val=""/>
+      <w:lvlJc w:val="left"/>
+      <w:pPr>
+        <w:ind w:left="2880" w:hanging="360"/>
+      </w:pPr>
+      <w:rPr>
+        <w:rFonts w:ascii="Symbol" w:hAnsi="Symbol" w:hint="default"/>
+      </w:rPr>
+    </w:lvl>
+    <w:lvl w:ilvl="4" w:tplc="20000003" w:tentative="1">
+      <w:start w:val="1"/>
+      <w:numFmt w:val="bullet"/>
+      <w:lvlText w:val="o"/>
+      <w:lvlJc w:val="left"/>
+      <w:pPr>
+        <w:ind w:left="3600" w:hanging="360"/>
+      </w:pPr>
+      <w:rPr>
+        <w:rFonts w:ascii="Courier New" w:hAnsi="Courier New" w:cs="Courier New" w:hint="default"/>
+      </w:rPr>
+    </w:lvl>
+    <w:lvl w:ilvl="5" w:tplc="20000005" w:tentative="1">
+      <w:start w:val="1"/>
+      <w:numFmt w:val="bullet"/>
+      <w:lvlText w:val=""/>
+      <w:lvlJc w:val="left"/>
+      <w:pPr>
+        <w:ind w:left="4320" w:hanging="360"/>
+      </w:pPr>
+      <w:rPr>
+        <w:rFonts w:ascii="Wingdings" w:hAnsi="Wingdings" w:hint="default"/>
+      </w:rPr>
+    </w:lvl>
+    <w:lvl w:ilvl="6" w:tplc="20000001" w:tentative="1">
+      <w:start w:val="1"/>
+      <w:numFmt w:val="bullet"/>
+      <w:lvlText w:val=""/>
+      <w:lvlJc w:val="left"/>
+      <w:pPr>
+        <w:ind w:left="5040" w:hanging="360"/>
+      </w:pPr>
+      <w:rPr>
+        <w:rFonts w:ascii="Symbol" w:hAnsi="Symbol" w:hint="default"/>
+      </w:rPr>
+    </w:lvl>
+    <w:lvl w:ilvl="7" w:tplc="20000003" w:tentative="1">
+      <w:start w:val="1"/>
+      <w:numFmt w:val="bullet"/>
+      <w:lvlText w:val="o"/>
+      <w:lvlJc w:val="left"/>
+      <w:pPr>
+        <w:ind w:left="5760" w:hanging="360"/>
+      </w:pPr>
+      <w:rPr>
+        <w:rFonts w:ascii="Courier New" w:hAnsi="Courier New" w:cs="Courier New" w:hint="default"/>
+      </w:rPr>
+    </w:lvl>
+    <w:lvl w:ilvl="8" w:tplc="20000005" w:tentative="1">
+      <w:start w:val="1"/>
+      <w:numFmt w:val="bullet"/>
+      <w:lvlText w:val=""/>
+      <w:lvlJc w:val="left"/>
+      <w:pPr>
+        <w:ind w:left="6480" w:hanging="360"/>
+      </w:pPr>
+      <w:rPr>
+        <w:rFonts w:ascii="Wingdings" w:hAnsi="Wingdings" w:hint="default"/>
+      </w:rPr>
+    </w:lvl>
+  </w:abstractNum>
+  <w:abstractNum w:abstractNumId="5" w15:restartNumberingAfterBreak="0">
+    <w:nsid w:val="0F2701D9"/>
+    <w:multiLevelType w:val="multilevel"/>
+    <w:tmpl w:val="3F68F83E"/>
+    <w:lvl w:ilvl="0">
+      <w:start w:val="1"/>
+      <w:numFmt w:val="bullet"/>
+      <w:lvlText w:val=""/>
+      <w:lvlJc w:val="left"/>
+      <w:pPr>
+        <w:tabs>
+          <w:tab w:val="num" w:pos="720"/>
+        </w:tabs>
+        <w:ind w:left="720" w:hanging="360"/>
+      </w:pPr>
+      <w:rPr>
+        <w:rFonts w:ascii="Symbol" w:hAnsi="Symbol" w:hint="default"/>
+        <w:sz w:val="20"/>
+      </w:rPr>
+    </w:lvl>
+    <w:lvl w:ilvl="1" w:tentative="1">
+      <w:start w:val="1"/>
+      <w:numFmt w:val="bullet"/>
+      <w:lvlText w:val="o"/>
+      <w:lvlJc w:val="left"/>
+      <w:pPr>
+        <w:tabs>
+          <w:tab w:val="num" w:pos="1440"/>
+        </w:tabs>
+        <w:ind w:left="1440" w:hanging="360"/>
+      </w:pPr>
+      <w:rPr>
+        <w:rFonts w:ascii="Courier New" w:hAnsi="Courier New" w:hint="default"/>
+        <w:sz w:val="20"/>
+      </w:rPr>
+    </w:lvl>
+    <w:lvl w:ilvl="2" w:tentative="1">
+      <w:start w:val="1"/>
+      <w:numFmt w:val="bullet"/>
+      <w:lvlText w:val=""/>
+      <w:lvlJc w:val="left"/>
+      <w:pPr>
+        <w:tabs>
+          <w:tab w:val="num" w:pos="2160"/>
+        </w:tabs>
+        <w:ind w:left="2160" w:hanging="360"/>
+      </w:pPr>
+      <w:rPr>
+        <w:rFonts w:ascii="Wingdings" w:hAnsi="Wingdings" w:hint="default"/>
+        <w:sz w:val="20"/>
+      </w:rPr>
+    </w:lvl>
+    <w:lvl w:ilvl="3" w:tentative="1">
+      <w:start w:val="1"/>
+      <w:numFmt w:val="bullet"/>
+      <w:lvlText w:val=""/>
+      <w:lvlJc w:val="left"/>
+      <w:pPr>
+        <w:tabs>
+          <w:tab w:val="num" w:pos="2880"/>
+        </w:tabs>
+        <w:ind w:left="2880" w:hanging="360"/>
+      </w:pPr>
+      <w:rPr>
+        <w:rFonts w:ascii="Wingdings" w:hAnsi="Wingdings" w:hint="default"/>
+        <w:sz w:val="20"/>
+      </w:rPr>
+    </w:lvl>
+    <w:lvl w:ilvl="4" w:tentative="1">
+      <w:start w:val="1"/>
+      <w:numFmt w:val="bullet"/>
+      <w:lvlText w:val=""/>
+      <w:lvlJc w:val="left"/>
+      <w:pPr>
+        <w:tabs>
+          <w:tab w:val="num" w:pos="3600"/>
+        </w:tabs>
+        <w:ind w:left="3600" w:hanging="360"/>
+      </w:pPr>
+      <w:rPr>
+        <w:rFonts w:ascii="Wingdings" w:hAnsi="Wingdings" w:hint="default"/>
+        <w:sz w:val="20"/>
+      </w:rPr>
+    </w:lvl>
+    <w:lvl w:ilvl="5" w:tentative="1">
+      <w:start w:val="1"/>
+      <w:numFmt w:val="bullet"/>
+      <w:lvlText w:val=""/>
+      <w:lvlJc w:val="left"/>
+      <w:pPr>
+        <w:tabs>
+          <w:tab w:val="num" w:pos="4320"/>
+        </w:tabs>
+        <w:ind w:left="4320" w:hanging="360"/>
+      </w:pPr>
+      <w:rPr>
+        <w:rFonts w:ascii="Wingdings" w:hAnsi="Wingdings" w:hint="default"/>
+        <w:sz w:val="20"/>
+      </w:rPr>
+    </w:lvl>
+    <w:lvl w:ilvl="6" w:tentative="1">
+      <w:start w:val="1"/>
+      <w:numFmt w:val="bullet"/>
+      <w:lvlText w:val=""/>
+      <w:lvlJc w:val="left"/>
+      <w:pPr>
+        <w:tabs>
+          <w:tab w:val="num" w:pos="5040"/>
+        </w:tabs>
+        <w:ind w:left="5040" w:hanging="360"/>
+      </w:pPr>
+      <w:rPr>
+        <w:rFonts w:ascii="Wingdings" w:hAnsi="Wingdings" w:hint="default"/>
+        <w:sz w:val="20"/>
+      </w:rPr>
+    </w:lvl>
+    <w:lvl w:ilvl="7" w:tentative="1">
+      <w:start w:val="1"/>
+      <w:numFmt w:val="bullet"/>
+      <w:lvlText w:val=""/>
+      <w:lvlJc w:val="left"/>
+      <w:pPr>
+        <w:tabs>
+          <w:tab w:val="num" w:pos="5760"/>
+        </w:tabs>
+        <w:ind w:left="5760" w:hanging="360"/>
+      </w:pPr>
+      <w:rPr>
+        <w:rFonts w:ascii="Wingdings" w:hAnsi="Wingdings" w:hint="default"/>
+        <w:sz w:val="20"/>
+      </w:rPr>
+    </w:lvl>
+    <w:lvl w:ilvl="8" w:tentative="1">
+      <w:start w:val="1"/>
+      <w:numFmt w:val="bullet"/>
+      <w:lvlText w:val=""/>
+      <w:lvlJc w:val="left"/>
+      <w:pPr>
+        <w:tabs>
+          <w:tab w:val="num" w:pos="6480"/>
+        </w:tabs>
+        <w:ind w:left="6480" w:hanging="360"/>
+      </w:pPr>
+      <w:rPr>
+        <w:rFonts w:ascii="Wingdings" w:hAnsi="Wingdings" w:hint="default"/>
+        <w:sz w:val="20"/>
+      </w:rPr>
+    </w:lvl>
+  </w:abstractNum>
+  <w:abstractNum w:abstractNumId="6" w15:restartNumberingAfterBreak="0">
+    <w:nsid w:val="0FF26B9C"/>
+    <w:multiLevelType w:val="hybridMultilevel"/>
+    <w:tmpl w:val="05109678"/>
+    <w:lvl w:ilvl="0" w:tplc="08D05418">
+      <w:start w:val="1"/>
+      <w:numFmt w:val="decimal"/>
+      <w:lvlText w:val="%1."/>
+      <w:lvlJc w:val="left"/>
+      <w:pPr>
+        <w:ind w:left="720" w:hanging="360"/>
+      </w:pPr>
+      <w:rPr>
+        <w:rFonts w:hint="default"/>
+        <w:b/>
+      </w:rPr>
+    </w:lvl>
+    <w:lvl w:ilvl="1" w:tplc="20000019" w:tentative="1">
+      <w:start w:val="1"/>
+      <w:numFmt w:val="lowerLetter"/>
+      <w:lvlText w:val="%2."/>
+      <w:lvlJc w:val="left"/>
+      <w:pPr>
+        <w:ind w:left="1440" w:hanging="360"/>
+      </w:pPr>
+    </w:lvl>
+    <w:lvl w:ilvl="2" w:tplc="2000001B" w:tentative="1">
+      <w:start w:val="1"/>
+      <w:numFmt w:val="lowerRoman"/>
+      <w:lvlText w:val="%3."/>
+      <w:lvlJc w:val="right"/>
+      <w:pPr>
+        <w:ind w:left="2160" w:hanging="180"/>
+      </w:pPr>
+    </w:lvl>
+    <w:lvl w:ilvl="3" w:tplc="2000000F" w:tentative="1">
+      <w:start w:val="1"/>
+      <w:numFmt w:val="decimal"/>
+      <w:lvlText w:val="%4."/>
+      <w:lvlJc w:val="left"/>
+      <w:pPr>
+        <w:ind w:left="2880" w:hanging="360"/>
+      </w:pPr>
+    </w:lvl>
+    <w:lvl w:ilvl="4" w:tplc="20000019" w:tentative="1">
+      <w:start w:val="1"/>
+      <w:numFmt w:val="lowerLetter"/>
+      <w:lvlText w:val="%5."/>
+      <w:lvlJc w:val="left"/>
+      <w:pPr>
+        <w:ind w:left="3600" w:hanging="360"/>
+      </w:pPr>
+    </w:lvl>
+    <w:lvl w:ilvl="5" w:tplc="2000001B" w:tentative="1">
+      <w:start w:val="1"/>
+      <w:numFmt w:val="lowerRoman"/>
+      <w:lvlText w:val="%6."/>
+      <w:lvlJc w:val="right"/>
+      <w:pPr>
+        <w:ind w:left="4320" w:hanging="180"/>
+      </w:pPr>
+    </w:lvl>
+    <w:lvl w:ilvl="6" w:tplc="2000000F" w:tentative="1">
+      <w:start w:val="1"/>
+      <w:numFmt w:val="decimal"/>
+      <w:lvlText w:val="%7."/>
+      <w:lvlJc w:val="left"/>
+      <w:pPr>
+        <w:ind w:left="5040" w:hanging="360"/>
+      </w:pPr>
+    </w:lvl>
+    <w:lvl w:ilvl="7" w:tplc="20000019" w:tentative="1">
+      <w:start w:val="1"/>
+      <w:numFmt w:val="lowerLetter"/>
+      <w:lvlText w:val="%8."/>
+      <w:lvlJc w:val="left"/>
+      <w:pPr>
+        <w:ind w:left="5760" w:hanging="360"/>
+      </w:pPr>
+    </w:lvl>
+    <w:lvl w:ilvl="8" w:tplc="2000001B" w:tentative="1">
+      <w:start w:val="1"/>
+      <w:numFmt w:val="lowerRoman"/>
+      <w:lvlText w:val="%9."/>
+      <w:lvlJc w:val="right"/>
+      <w:pPr>
+        <w:ind w:left="6480" w:hanging="180"/>
+      </w:pPr>
+    </w:lvl>
+  </w:abstractNum>
+  <w:abstractNum w:abstractNumId="7" w15:restartNumberingAfterBreak="0">
     <w:nsid w:val="1A6A0D86"/>
     <w:multiLevelType w:val="multilevel"/>
     <w:tmpl w:val="F00C8DBA"/>
@@ -2540,8 +7090,2184 @@
       </w:rPr>
     </w:lvl>
   </w:abstractNum>
+  <w:abstractNum w:abstractNumId="8" w15:restartNumberingAfterBreak="0">
+    <w:nsid w:val="27854D2B"/>
+    <w:multiLevelType w:val="multilevel"/>
+    <w:tmpl w:val="682CFA38"/>
+    <w:lvl w:ilvl="0">
+      <w:start w:val="1"/>
+      <w:numFmt w:val="bullet"/>
+      <w:lvlText w:val=""/>
+      <w:lvlJc w:val="left"/>
+      <w:pPr>
+        <w:tabs>
+          <w:tab w:val="num" w:pos="720"/>
+        </w:tabs>
+        <w:ind w:left="720" w:hanging="360"/>
+      </w:pPr>
+      <w:rPr>
+        <w:rFonts w:ascii="Symbol" w:hAnsi="Symbol" w:hint="default"/>
+        <w:sz w:val="20"/>
+      </w:rPr>
+    </w:lvl>
+    <w:lvl w:ilvl="1" w:tentative="1">
+      <w:start w:val="1"/>
+      <w:numFmt w:val="bullet"/>
+      <w:lvlText w:val="o"/>
+      <w:lvlJc w:val="left"/>
+      <w:pPr>
+        <w:tabs>
+          <w:tab w:val="num" w:pos="1440"/>
+        </w:tabs>
+        <w:ind w:left="1440" w:hanging="360"/>
+      </w:pPr>
+      <w:rPr>
+        <w:rFonts w:ascii="Courier New" w:hAnsi="Courier New" w:hint="default"/>
+        <w:sz w:val="20"/>
+      </w:rPr>
+    </w:lvl>
+    <w:lvl w:ilvl="2" w:tentative="1">
+      <w:start w:val="1"/>
+      <w:numFmt w:val="bullet"/>
+      <w:lvlText w:val=""/>
+      <w:lvlJc w:val="left"/>
+      <w:pPr>
+        <w:tabs>
+          <w:tab w:val="num" w:pos="2160"/>
+        </w:tabs>
+        <w:ind w:left="2160" w:hanging="360"/>
+      </w:pPr>
+      <w:rPr>
+        <w:rFonts w:ascii="Wingdings" w:hAnsi="Wingdings" w:hint="default"/>
+        <w:sz w:val="20"/>
+      </w:rPr>
+    </w:lvl>
+    <w:lvl w:ilvl="3" w:tentative="1">
+      <w:start w:val="1"/>
+      <w:numFmt w:val="bullet"/>
+      <w:lvlText w:val=""/>
+      <w:lvlJc w:val="left"/>
+      <w:pPr>
+        <w:tabs>
+          <w:tab w:val="num" w:pos="2880"/>
+        </w:tabs>
+        <w:ind w:left="2880" w:hanging="360"/>
+      </w:pPr>
+      <w:rPr>
+        <w:rFonts w:ascii="Wingdings" w:hAnsi="Wingdings" w:hint="default"/>
+        <w:sz w:val="20"/>
+      </w:rPr>
+    </w:lvl>
+    <w:lvl w:ilvl="4" w:tentative="1">
+      <w:start w:val="1"/>
+      <w:numFmt w:val="bullet"/>
+      <w:lvlText w:val=""/>
+      <w:lvlJc w:val="left"/>
+      <w:pPr>
+        <w:tabs>
+          <w:tab w:val="num" w:pos="3600"/>
+        </w:tabs>
+        <w:ind w:left="3600" w:hanging="360"/>
+      </w:pPr>
+      <w:rPr>
+        <w:rFonts w:ascii="Wingdings" w:hAnsi="Wingdings" w:hint="default"/>
+        <w:sz w:val="20"/>
+      </w:rPr>
+    </w:lvl>
+    <w:lvl w:ilvl="5" w:tentative="1">
+      <w:start w:val="1"/>
+      <w:numFmt w:val="bullet"/>
+      <w:lvlText w:val=""/>
+      <w:lvlJc w:val="left"/>
+      <w:pPr>
+        <w:tabs>
+          <w:tab w:val="num" w:pos="4320"/>
+        </w:tabs>
+        <w:ind w:left="4320" w:hanging="360"/>
+      </w:pPr>
+      <w:rPr>
+        <w:rFonts w:ascii="Wingdings" w:hAnsi="Wingdings" w:hint="default"/>
+        <w:sz w:val="20"/>
+      </w:rPr>
+    </w:lvl>
+    <w:lvl w:ilvl="6" w:tentative="1">
+      <w:start w:val="1"/>
+      <w:numFmt w:val="bullet"/>
+      <w:lvlText w:val=""/>
+      <w:lvlJc w:val="left"/>
+      <w:pPr>
+        <w:tabs>
+          <w:tab w:val="num" w:pos="5040"/>
+        </w:tabs>
+        <w:ind w:left="5040" w:hanging="360"/>
+      </w:pPr>
+      <w:rPr>
+        <w:rFonts w:ascii="Wingdings" w:hAnsi="Wingdings" w:hint="default"/>
+        <w:sz w:val="20"/>
+      </w:rPr>
+    </w:lvl>
+    <w:lvl w:ilvl="7" w:tentative="1">
+      <w:start w:val="1"/>
+      <w:numFmt w:val="bullet"/>
+      <w:lvlText w:val=""/>
+      <w:lvlJc w:val="left"/>
+      <w:pPr>
+        <w:tabs>
+          <w:tab w:val="num" w:pos="5760"/>
+        </w:tabs>
+        <w:ind w:left="5760" w:hanging="360"/>
+      </w:pPr>
+      <w:rPr>
+        <w:rFonts w:ascii="Wingdings" w:hAnsi="Wingdings" w:hint="default"/>
+        <w:sz w:val="20"/>
+      </w:rPr>
+    </w:lvl>
+    <w:lvl w:ilvl="8" w:tentative="1">
+      <w:start w:val="1"/>
+      <w:numFmt w:val="bullet"/>
+      <w:lvlText w:val=""/>
+      <w:lvlJc w:val="left"/>
+      <w:pPr>
+        <w:tabs>
+          <w:tab w:val="num" w:pos="6480"/>
+        </w:tabs>
+        <w:ind w:left="6480" w:hanging="360"/>
+      </w:pPr>
+      <w:rPr>
+        <w:rFonts w:ascii="Wingdings" w:hAnsi="Wingdings" w:hint="default"/>
+        <w:sz w:val="20"/>
+      </w:rPr>
+    </w:lvl>
+  </w:abstractNum>
+  <w:abstractNum w:abstractNumId="9" w15:restartNumberingAfterBreak="0">
+    <w:nsid w:val="28CA7C06"/>
+    <w:multiLevelType w:val="hybridMultilevel"/>
+    <w:tmpl w:val="90E63CAE"/>
+    <w:lvl w:ilvl="0" w:tplc="2000000F">
+      <w:start w:val="1"/>
+      <w:numFmt w:val="decimal"/>
+      <w:lvlText w:val="%1."/>
+      <w:lvlJc w:val="left"/>
+      <w:pPr>
+        <w:ind w:left="720" w:hanging="360"/>
+      </w:pPr>
+    </w:lvl>
+    <w:lvl w:ilvl="1" w:tplc="20000019" w:tentative="1">
+      <w:start w:val="1"/>
+      <w:numFmt w:val="lowerLetter"/>
+      <w:lvlText w:val="%2."/>
+      <w:lvlJc w:val="left"/>
+      <w:pPr>
+        <w:ind w:left="1440" w:hanging="360"/>
+      </w:pPr>
+    </w:lvl>
+    <w:lvl w:ilvl="2" w:tplc="2000001B" w:tentative="1">
+      <w:start w:val="1"/>
+      <w:numFmt w:val="lowerRoman"/>
+      <w:lvlText w:val="%3."/>
+      <w:lvlJc w:val="right"/>
+      <w:pPr>
+        <w:ind w:left="2160" w:hanging="180"/>
+      </w:pPr>
+    </w:lvl>
+    <w:lvl w:ilvl="3" w:tplc="2000000F" w:tentative="1">
+      <w:start w:val="1"/>
+      <w:numFmt w:val="decimal"/>
+      <w:lvlText w:val="%4."/>
+      <w:lvlJc w:val="left"/>
+      <w:pPr>
+        <w:ind w:left="2880" w:hanging="360"/>
+      </w:pPr>
+    </w:lvl>
+    <w:lvl w:ilvl="4" w:tplc="20000019" w:tentative="1">
+      <w:start w:val="1"/>
+      <w:numFmt w:val="lowerLetter"/>
+      <w:lvlText w:val="%5."/>
+      <w:lvlJc w:val="left"/>
+      <w:pPr>
+        <w:ind w:left="3600" w:hanging="360"/>
+      </w:pPr>
+    </w:lvl>
+    <w:lvl w:ilvl="5" w:tplc="2000001B" w:tentative="1">
+      <w:start w:val="1"/>
+      <w:numFmt w:val="lowerRoman"/>
+      <w:lvlText w:val="%6."/>
+      <w:lvlJc w:val="right"/>
+      <w:pPr>
+        <w:ind w:left="4320" w:hanging="180"/>
+      </w:pPr>
+    </w:lvl>
+    <w:lvl w:ilvl="6" w:tplc="2000000F" w:tentative="1">
+      <w:start w:val="1"/>
+      <w:numFmt w:val="decimal"/>
+      <w:lvlText w:val="%7."/>
+      <w:lvlJc w:val="left"/>
+      <w:pPr>
+        <w:ind w:left="5040" w:hanging="360"/>
+      </w:pPr>
+    </w:lvl>
+    <w:lvl w:ilvl="7" w:tplc="20000019" w:tentative="1">
+      <w:start w:val="1"/>
+      <w:numFmt w:val="lowerLetter"/>
+      <w:lvlText w:val="%8."/>
+      <w:lvlJc w:val="left"/>
+      <w:pPr>
+        <w:ind w:left="5760" w:hanging="360"/>
+      </w:pPr>
+    </w:lvl>
+    <w:lvl w:ilvl="8" w:tplc="2000001B" w:tentative="1">
+      <w:start w:val="1"/>
+      <w:numFmt w:val="lowerRoman"/>
+      <w:lvlText w:val="%9."/>
+      <w:lvlJc w:val="right"/>
+      <w:pPr>
+        <w:ind w:left="6480" w:hanging="180"/>
+      </w:pPr>
+    </w:lvl>
+  </w:abstractNum>
+  <w:abstractNum w:abstractNumId="10" w15:restartNumberingAfterBreak="0">
+    <w:nsid w:val="2A647B74"/>
+    <w:multiLevelType w:val="multilevel"/>
+    <w:tmpl w:val="C26EB1EE"/>
+    <w:lvl w:ilvl="0">
+      <w:start w:val="1"/>
+      <w:numFmt w:val="bullet"/>
+      <w:lvlText w:val=""/>
+      <w:lvlJc w:val="left"/>
+      <w:pPr>
+        <w:tabs>
+          <w:tab w:val="num" w:pos="720"/>
+        </w:tabs>
+        <w:ind w:left="720" w:hanging="360"/>
+      </w:pPr>
+      <w:rPr>
+        <w:rFonts w:ascii="Symbol" w:hAnsi="Symbol" w:hint="default"/>
+        <w:sz w:val="20"/>
+      </w:rPr>
+    </w:lvl>
+    <w:lvl w:ilvl="1" w:tentative="1">
+      <w:start w:val="1"/>
+      <w:numFmt w:val="bullet"/>
+      <w:lvlText w:val="o"/>
+      <w:lvlJc w:val="left"/>
+      <w:pPr>
+        <w:tabs>
+          <w:tab w:val="num" w:pos="1440"/>
+        </w:tabs>
+        <w:ind w:left="1440" w:hanging="360"/>
+      </w:pPr>
+      <w:rPr>
+        <w:rFonts w:ascii="Courier New" w:hAnsi="Courier New" w:hint="default"/>
+        <w:sz w:val="20"/>
+      </w:rPr>
+    </w:lvl>
+    <w:lvl w:ilvl="2" w:tentative="1">
+      <w:start w:val="1"/>
+      <w:numFmt w:val="bullet"/>
+      <w:lvlText w:val=""/>
+      <w:lvlJc w:val="left"/>
+      <w:pPr>
+        <w:tabs>
+          <w:tab w:val="num" w:pos="2160"/>
+        </w:tabs>
+        <w:ind w:left="2160" w:hanging="360"/>
+      </w:pPr>
+      <w:rPr>
+        <w:rFonts w:ascii="Wingdings" w:hAnsi="Wingdings" w:hint="default"/>
+        <w:sz w:val="20"/>
+      </w:rPr>
+    </w:lvl>
+    <w:lvl w:ilvl="3" w:tentative="1">
+      <w:start w:val="1"/>
+      <w:numFmt w:val="bullet"/>
+      <w:lvlText w:val=""/>
+      <w:lvlJc w:val="left"/>
+      <w:pPr>
+        <w:tabs>
+          <w:tab w:val="num" w:pos="2880"/>
+        </w:tabs>
+        <w:ind w:left="2880" w:hanging="360"/>
+      </w:pPr>
+      <w:rPr>
+        <w:rFonts w:ascii="Wingdings" w:hAnsi="Wingdings" w:hint="default"/>
+        <w:sz w:val="20"/>
+      </w:rPr>
+    </w:lvl>
+    <w:lvl w:ilvl="4" w:tentative="1">
+      <w:start w:val="1"/>
+      <w:numFmt w:val="bullet"/>
+      <w:lvlText w:val=""/>
+      <w:lvlJc w:val="left"/>
+      <w:pPr>
+        <w:tabs>
+          <w:tab w:val="num" w:pos="3600"/>
+        </w:tabs>
+        <w:ind w:left="3600" w:hanging="360"/>
+      </w:pPr>
+      <w:rPr>
+        <w:rFonts w:ascii="Wingdings" w:hAnsi="Wingdings" w:hint="default"/>
+        <w:sz w:val="20"/>
+      </w:rPr>
+    </w:lvl>
+    <w:lvl w:ilvl="5" w:tentative="1">
+      <w:start w:val="1"/>
+      <w:numFmt w:val="bullet"/>
+      <w:lvlText w:val=""/>
+      <w:lvlJc w:val="left"/>
+      <w:pPr>
+        <w:tabs>
+          <w:tab w:val="num" w:pos="4320"/>
+        </w:tabs>
+        <w:ind w:left="4320" w:hanging="360"/>
+      </w:pPr>
+      <w:rPr>
+        <w:rFonts w:ascii="Wingdings" w:hAnsi="Wingdings" w:hint="default"/>
+        <w:sz w:val="20"/>
+      </w:rPr>
+    </w:lvl>
+    <w:lvl w:ilvl="6" w:tentative="1">
+      <w:start w:val="1"/>
+      <w:numFmt w:val="bullet"/>
+      <w:lvlText w:val=""/>
+      <w:lvlJc w:val="left"/>
+      <w:pPr>
+        <w:tabs>
+          <w:tab w:val="num" w:pos="5040"/>
+        </w:tabs>
+        <w:ind w:left="5040" w:hanging="360"/>
+      </w:pPr>
+      <w:rPr>
+        <w:rFonts w:ascii="Wingdings" w:hAnsi="Wingdings" w:hint="default"/>
+        <w:sz w:val="20"/>
+      </w:rPr>
+    </w:lvl>
+    <w:lvl w:ilvl="7" w:tentative="1">
+      <w:start w:val="1"/>
+      <w:numFmt w:val="bullet"/>
+      <w:lvlText w:val=""/>
+      <w:lvlJc w:val="left"/>
+      <w:pPr>
+        <w:tabs>
+          <w:tab w:val="num" w:pos="5760"/>
+        </w:tabs>
+        <w:ind w:left="5760" w:hanging="360"/>
+      </w:pPr>
+      <w:rPr>
+        <w:rFonts w:ascii="Wingdings" w:hAnsi="Wingdings" w:hint="default"/>
+        <w:sz w:val="20"/>
+      </w:rPr>
+    </w:lvl>
+    <w:lvl w:ilvl="8" w:tentative="1">
+      <w:start w:val="1"/>
+      <w:numFmt w:val="bullet"/>
+      <w:lvlText w:val=""/>
+      <w:lvlJc w:val="left"/>
+      <w:pPr>
+        <w:tabs>
+          <w:tab w:val="num" w:pos="6480"/>
+        </w:tabs>
+        <w:ind w:left="6480" w:hanging="360"/>
+      </w:pPr>
+      <w:rPr>
+        <w:rFonts w:ascii="Wingdings" w:hAnsi="Wingdings" w:hint="default"/>
+        <w:sz w:val="20"/>
+      </w:rPr>
+    </w:lvl>
+  </w:abstractNum>
+  <w:abstractNum w:abstractNumId="11" w15:restartNumberingAfterBreak="0">
+    <w:nsid w:val="2E273EE1"/>
+    <w:multiLevelType w:val="hybridMultilevel"/>
+    <w:tmpl w:val="B50897F4"/>
+    <w:lvl w:ilvl="0" w:tplc="08D05418">
+      <w:start w:val="1"/>
+      <w:numFmt w:val="decimal"/>
+      <w:lvlText w:val="%1."/>
+      <w:lvlJc w:val="left"/>
+      <w:pPr>
+        <w:ind w:left="720" w:hanging="360"/>
+      </w:pPr>
+      <w:rPr>
+        <w:rFonts w:hint="default"/>
+        <w:b/>
+      </w:rPr>
+    </w:lvl>
+    <w:lvl w:ilvl="1" w:tplc="20000019" w:tentative="1">
+      <w:start w:val="1"/>
+      <w:numFmt w:val="lowerLetter"/>
+      <w:lvlText w:val="%2."/>
+      <w:lvlJc w:val="left"/>
+      <w:pPr>
+        <w:ind w:left="1440" w:hanging="360"/>
+      </w:pPr>
+    </w:lvl>
+    <w:lvl w:ilvl="2" w:tplc="2000001B" w:tentative="1">
+      <w:start w:val="1"/>
+      <w:numFmt w:val="lowerRoman"/>
+      <w:lvlText w:val="%3."/>
+      <w:lvlJc w:val="right"/>
+      <w:pPr>
+        <w:ind w:left="2160" w:hanging="180"/>
+      </w:pPr>
+    </w:lvl>
+    <w:lvl w:ilvl="3" w:tplc="2000000F" w:tentative="1">
+      <w:start w:val="1"/>
+      <w:numFmt w:val="decimal"/>
+      <w:lvlText w:val="%4."/>
+      <w:lvlJc w:val="left"/>
+      <w:pPr>
+        <w:ind w:left="2880" w:hanging="360"/>
+      </w:pPr>
+    </w:lvl>
+    <w:lvl w:ilvl="4" w:tplc="20000019" w:tentative="1">
+      <w:start w:val="1"/>
+      <w:numFmt w:val="lowerLetter"/>
+      <w:lvlText w:val="%5."/>
+      <w:lvlJc w:val="left"/>
+      <w:pPr>
+        <w:ind w:left="3600" w:hanging="360"/>
+      </w:pPr>
+    </w:lvl>
+    <w:lvl w:ilvl="5" w:tplc="2000001B" w:tentative="1">
+      <w:start w:val="1"/>
+      <w:numFmt w:val="lowerRoman"/>
+      <w:lvlText w:val="%6."/>
+      <w:lvlJc w:val="right"/>
+      <w:pPr>
+        <w:ind w:left="4320" w:hanging="180"/>
+      </w:pPr>
+    </w:lvl>
+    <w:lvl w:ilvl="6" w:tplc="2000000F" w:tentative="1">
+      <w:start w:val="1"/>
+      <w:numFmt w:val="decimal"/>
+      <w:lvlText w:val="%7."/>
+      <w:lvlJc w:val="left"/>
+      <w:pPr>
+        <w:ind w:left="5040" w:hanging="360"/>
+      </w:pPr>
+    </w:lvl>
+    <w:lvl w:ilvl="7" w:tplc="20000019" w:tentative="1">
+      <w:start w:val="1"/>
+      <w:numFmt w:val="lowerLetter"/>
+      <w:lvlText w:val="%8."/>
+      <w:lvlJc w:val="left"/>
+      <w:pPr>
+        <w:ind w:left="5760" w:hanging="360"/>
+      </w:pPr>
+    </w:lvl>
+    <w:lvl w:ilvl="8" w:tplc="2000001B" w:tentative="1">
+      <w:start w:val="1"/>
+      <w:numFmt w:val="lowerRoman"/>
+      <w:lvlText w:val="%9."/>
+      <w:lvlJc w:val="right"/>
+      <w:pPr>
+        <w:ind w:left="6480" w:hanging="180"/>
+      </w:pPr>
+    </w:lvl>
+  </w:abstractNum>
+  <w:abstractNum w:abstractNumId="12" w15:restartNumberingAfterBreak="0">
+    <w:nsid w:val="320477D3"/>
+    <w:multiLevelType w:val="hybridMultilevel"/>
+    <w:tmpl w:val="278EC244"/>
+    <w:lvl w:ilvl="0" w:tplc="20000005">
+      <w:start w:val="1"/>
+      <w:numFmt w:val="bullet"/>
+      <w:lvlText w:val=""/>
+      <w:lvlJc w:val="left"/>
+      <w:pPr>
+        <w:ind w:left="720" w:hanging="360"/>
+      </w:pPr>
+      <w:rPr>
+        <w:rFonts w:ascii="Wingdings" w:hAnsi="Wingdings" w:hint="default"/>
+      </w:rPr>
+    </w:lvl>
+    <w:lvl w:ilvl="1" w:tplc="20000003" w:tentative="1">
+      <w:start w:val="1"/>
+      <w:numFmt w:val="bullet"/>
+      <w:lvlText w:val="o"/>
+      <w:lvlJc w:val="left"/>
+      <w:pPr>
+        <w:ind w:left="1440" w:hanging="360"/>
+      </w:pPr>
+      <w:rPr>
+        <w:rFonts w:ascii="Courier New" w:hAnsi="Courier New" w:cs="Courier New" w:hint="default"/>
+      </w:rPr>
+    </w:lvl>
+    <w:lvl w:ilvl="2" w:tplc="20000005" w:tentative="1">
+      <w:start w:val="1"/>
+      <w:numFmt w:val="bullet"/>
+      <w:lvlText w:val=""/>
+      <w:lvlJc w:val="left"/>
+      <w:pPr>
+        <w:ind w:left="2160" w:hanging="360"/>
+      </w:pPr>
+      <w:rPr>
+        <w:rFonts w:ascii="Wingdings" w:hAnsi="Wingdings" w:hint="default"/>
+      </w:rPr>
+    </w:lvl>
+    <w:lvl w:ilvl="3" w:tplc="20000001" w:tentative="1">
+      <w:start w:val="1"/>
+      <w:numFmt w:val="bullet"/>
+      <w:lvlText w:val=""/>
+      <w:lvlJc w:val="left"/>
+      <w:pPr>
+        <w:ind w:left="2880" w:hanging="360"/>
+      </w:pPr>
+      <w:rPr>
+        <w:rFonts w:ascii="Symbol" w:hAnsi="Symbol" w:hint="default"/>
+      </w:rPr>
+    </w:lvl>
+    <w:lvl w:ilvl="4" w:tplc="20000003" w:tentative="1">
+      <w:start w:val="1"/>
+      <w:numFmt w:val="bullet"/>
+      <w:lvlText w:val="o"/>
+      <w:lvlJc w:val="left"/>
+      <w:pPr>
+        <w:ind w:left="3600" w:hanging="360"/>
+      </w:pPr>
+      <w:rPr>
+        <w:rFonts w:ascii="Courier New" w:hAnsi="Courier New" w:cs="Courier New" w:hint="default"/>
+      </w:rPr>
+    </w:lvl>
+    <w:lvl w:ilvl="5" w:tplc="20000005" w:tentative="1">
+      <w:start w:val="1"/>
+      <w:numFmt w:val="bullet"/>
+      <w:lvlText w:val=""/>
+      <w:lvlJc w:val="left"/>
+      <w:pPr>
+        <w:ind w:left="4320" w:hanging="360"/>
+      </w:pPr>
+      <w:rPr>
+        <w:rFonts w:ascii="Wingdings" w:hAnsi="Wingdings" w:hint="default"/>
+      </w:rPr>
+    </w:lvl>
+    <w:lvl w:ilvl="6" w:tplc="20000001" w:tentative="1">
+      <w:start w:val="1"/>
+      <w:numFmt w:val="bullet"/>
+      <w:lvlText w:val=""/>
+      <w:lvlJc w:val="left"/>
+      <w:pPr>
+        <w:ind w:left="5040" w:hanging="360"/>
+      </w:pPr>
+      <w:rPr>
+        <w:rFonts w:ascii="Symbol" w:hAnsi="Symbol" w:hint="default"/>
+      </w:rPr>
+    </w:lvl>
+    <w:lvl w:ilvl="7" w:tplc="20000003" w:tentative="1">
+      <w:start w:val="1"/>
+      <w:numFmt w:val="bullet"/>
+      <w:lvlText w:val="o"/>
+      <w:lvlJc w:val="left"/>
+      <w:pPr>
+        <w:ind w:left="5760" w:hanging="360"/>
+      </w:pPr>
+      <w:rPr>
+        <w:rFonts w:ascii="Courier New" w:hAnsi="Courier New" w:cs="Courier New" w:hint="default"/>
+      </w:rPr>
+    </w:lvl>
+    <w:lvl w:ilvl="8" w:tplc="20000005" w:tentative="1">
+      <w:start w:val="1"/>
+      <w:numFmt w:val="bullet"/>
+      <w:lvlText w:val=""/>
+      <w:lvlJc w:val="left"/>
+      <w:pPr>
+        <w:ind w:left="6480" w:hanging="360"/>
+      </w:pPr>
+      <w:rPr>
+        <w:rFonts w:ascii="Wingdings" w:hAnsi="Wingdings" w:hint="default"/>
+      </w:rPr>
+    </w:lvl>
+  </w:abstractNum>
+  <w:abstractNum w:abstractNumId="13" w15:restartNumberingAfterBreak="0">
+    <w:nsid w:val="32CB5D75"/>
+    <w:multiLevelType w:val="hybridMultilevel"/>
+    <w:tmpl w:val="285259AE"/>
+    <w:lvl w:ilvl="0" w:tplc="2000000D">
+      <w:start w:val="1"/>
+      <w:numFmt w:val="bullet"/>
+      <w:lvlText w:val=""/>
+      <w:lvlJc w:val="left"/>
+      <w:pPr>
+        <w:ind w:left="720" w:hanging="360"/>
+      </w:pPr>
+      <w:rPr>
+        <w:rFonts w:ascii="Wingdings" w:hAnsi="Wingdings" w:hint="default"/>
+      </w:rPr>
+    </w:lvl>
+    <w:lvl w:ilvl="1" w:tplc="20000003" w:tentative="1">
+      <w:start w:val="1"/>
+      <w:numFmt w:val="bullet"/>
+      <w:lvlText w:val="o"/>
+      <w:lvlJc w:val="left"/>
+      <w:pPr>
+        <w:ind w:left="1440" w:hanging="360"/>
+      </w:pPr>
+      <w:rPr>
+        <w:rFonts w:ascii="Courier New" w:hAnsi="Courier New" w:cs="Courier New" w:hint="default"/>
+      </w:rPr>
+    </w:lvl>
+    <w:lvl w:ilvl="2" w:tplc="20000005" w:tentative="1">
+      <w:start w:val="1"/>
+      <w:numFmt w:val="bullet"/>
+      <w:lvlText w:val=""/>
+      <w:lvlJc w:val="left"/>
+      <w:pPr>
+        <w:ind w:left="2160" w:hanging="360"/>
+      </w:pPr>
+      <w:rPr>
+        <w:rFonts w:ascii="Wingdings" w:hAnsi="Wingdings" w:hint="default"/>
+      </w:rPr>
+    </w:lvl>
+    <w:lvl w:ilvl="3" w:tplc="20000001" w:tentative="1">
+      <w:start w:val="1"/>
+      <w:numFmt w:val="bullet"/>
+      <w:lvlText w:val=""/>
+      <w:lvlJc w:val="left"/>
+      <w:pPr>
+        <w:ind w:left="2880" w:hanging="360"/>
+      </w:pPr>
+      <w:rPr>
+        <w:rFonts w:ascii="Symbol" w:hAnsi="Symbol" w:hint="default"/>
+      </w:rPr>
+    </w:lvl>
+    <w:lvl w:ilvl="4" w:tplc="20000003" w:tentative="1">
+      <w:start w:val="1"/>
+      <w:numFmt w:val="bullet"/>
+      <w:lvlText w:val="o"/>
+      <w:lvlJc w:val="left"/>
+      <w:pPr>
+        <w:ind w:left="3600" w:hanging="360"/>
+      </w:pPr>
+      <w:rPr>
+        <w:rFonts w:ascii="Courier New" w:hAnsi="Courier New" w:cs="Courier New" w:hint="default"/>
+      </w:rPr>
+    </w:lvl>
+    <w:lvl w:ilvl="5" w:tplc="20000005" w:tentative="1">
+      <w:start w:val="1"/>
+      <w:numFmt w:val="bullet"/>
+      <w:lvlText w:val=""/>
+      <w:lvlJc w:val="left"/>
+      <w:pPr>
+        <w:ind w:left="4320" w:hanging="360"/>
+      </w:pPr>
+      <w:rPr>
+        <w:rFonts w:ascii="Wingdings" w:hAnsi="Wingdings" w:hint="default"/>
+      </w:rPr>
+    </w:lvl>
+    <w:lvl w:ilvl="6" w:tplc="20000001" w:tentative="1">
+      <w:start w:val="1"/>
+      <w:numFmt w:val="bullet"/>
+      <w:lvlText w:val=""/>
+      <w:lvlJc w:val="left"/>
+      <w:pPr>
+        <w:ind w:left="5040" w:hanging="360"/>
+      </w:pPr>
+      <w:rPr>
+        <w:rFonts w:ascii="Symbol" w:hAnsi="Symbol" w:hint="default"/>
+      </w:rPr>
+    </w:lvl>
+    <w:lvl w:ilvl="7" w:tplc="20000003" w:tentative="1">
+      <w:start w:val="1"/>
+      <w:numFmt w:val="bullet"/>
+      <w:lvlText w:val="o"/>
+      <w:lvlJc w:val="left"/>
+      <w:pPr>
+        <w:ind w:left="5760" w:hanging="360"/>
+      </w:pPr>
+      <w:rPr>
+        <w:rFonts w:ascii="Courier New" w:hAnsi="Courier New" w:cs="Courier New" w:hint="default"/>
+      </w:rPr>
+    </w:lvl>
+    <w:lvl w:ilvl="8" w:tplc="20000005" w:tentative="1">
+      <w:start w:val="1"/>
+      <w:numFmt w:val="bullet"/>
+      <w:lvlText w:val=""/>
+      <w:lvlJc w:val="left"/>
+      <w:pPr>
+        <w:ind w:left="6480" w:hanging="360"/>
+      </w:pPr>
+      <w:rPr>
+        <w:rFonts w:ascii="Wingdings" w:hAnsi="Wingdings" w:hint="default"/>
+      </w:rPr>
+    </w:lvl>
+  </w:abstractNum>
+  <w:abstractNum w:abstractNumId="14" w15:restartNumberingAfterBreak="0">
+    <w:nsid w:val="357B6AF4"/>
+    <w:multiLevelType w:val="multilevel"/>
+    <w:tmpl w:val="DFCE5B08"/>
+    <w:lvl w:ilvl="0">
+      <w:start w:val="1"/>
+      <w:numFmt w:val="bullet"/>
+      <w:lvlText w:val=""/>
+      <w:lvlJc w:val="left"/>
+      <w:pPr>
+        <w:tabs>
+          <w:tab w:val="num" w:pos="720"/>
+        </w:tabs>
+        <w:ind w:left="720" w:hanging="360"/>
+      </w:pPr>
+      <w:rPr>
+        <w:rFonts w:ascii="Symbol" w:hAnsi="Symbol" w:hint="default"/>
+        <w:sz w:val="20"/>
+      </w:rPr>
+    </w:lvl>
+    <w:lvl w:ilvl="1" w:tentative="1">
+      <w:start w:val="1"/>
+      <w:numFmt w:val="bullet"/>
+      <w:lvlText w:val="o"/>
+      <w:lvlJc w:val="left"/>
+      <w:pPr>
+        <w:tabs>
+          <w:tab w:val="num" w:pos="1440"/>
+        </w:tabs>
+        <w:ind w:left="1440" w:hanging="360"/>
+      </w:pPr>
+      <w:rPr>
+        <w:rFonts w:ascii="Courier New" w:hAnsi="Courier New" w:hint="default"/>
+        <w:sz w:val="20"/>
+      </w:rPr>
+    </w:lvl>
+    <w:lvl w:ilvl="2" w:tentative="1">
+      <w:start w:val="1"/>
+      <w:numFmt w:val="bullet"/>
+      <w:lvlText w:val=""/>
+      <w:lvlJc w:val="left"/>
+      <w:pPr>
+        <w:tabs>
+          <w:tab w:val="num" w:pos="2160"/>
+        </w:tabs>
+        <w:ind w:left="2160" w:hanging="360"/>
+      </w:pPr>
+      <w:rPr>
+        <w:rFonts w:ascii="Wingdings" w:hAnsi="Wingdings" w:hint="default"/>
+        <w:sz w:val="20"/>
+      </w:rPr>
+    </w:lvl>
+    <w:lvl w:ilvl="3" w:tentative="1">
+      <w:start w:val="1"/>
+      <w:numFmt w:val="bullet"/>
+      <w:lvlText w:val=""/>
+      <w:lvlJc w:val="left"/>
+      <w:pPr>
+        <w:tabs>
+          <w:tab w:val="num" w:pos="2880"/>
+        </w:tabs>
+        <w:ind w:left="2880" w:hanging="360"/>
+      </w:pPr>
+      <w:rPr>
+        <w:rFonts w:ascii="Wingdings" w:hAnsi="Wingdings" w:hint="default"/>
+        <w:sz w:val="20"/>
+      </w:rPr>
+    </w:lvl>
+    <w:lvl w:ilvl="4" w:tentative="1">
+      <w:start w:val="1"/>
+      <w:numFmt w:val="bullet"/>
+      <w:lvlText w:val=""/>
+      <w:lvlJc w:val="left"/>
+      <w:pPr>
+        <w:tabs>
+          <w:tab w:val="num" w:pos="3600"/>
+        </w:tabs>
+        <w:ind w:left="3600" w:hanging="360"/>
+      </w:pPr>
+      <w:rPr>
+        <w:rFonts w:ascii="Wingdings" w:hAnsi="Wingdings" w:hint="default"/>
+        <w:sz w:val="20"/>
+      </w:rPr>
+    </w:lvl>
+    <w:lvl w:ilvl="5" w:tentative="1">
+      <w:start w:val="1"/>
+      <w:numFmt w:val="bullet"/>
+      <w:lvlText w:val=""/>
+      <w:lvlJc w:val="left"/>
+      <w:pPr>
+        <w:tabs>
+          <w:tab w:val="num" w:pos="4320"/>
+        </w:tabs>
+        <w:ind w:left="4320" w:hanging="360"/>
+      </w:pPr>
+      <w:rPr>
+        <w:rFonts w:ascii="Wingdings" w:hAnsi="Wingdings" w:hint="default"/>
+        <w:sz w:val="20"/>
+      </w:rPr>
+    </w:lvl>
+    <w:lvl w:ilvl="6" w:tentative="1">
+      <w:start w:val="1"/>
+      <w:numFmt w:val="bullet"/>
+      <w:lvlText w:val=""/>
+      <w:lvlJc w:val="left"/>
+      <w:pPr>
+        <w:tabs>
+          <w:tab w:val="num" w:pos="5040"/>
+        </w:tabs>
+        <w:ind w:left="5040" w:hanging="360"/>
+      </w:pPr>
+      <w:rPr>
+        <w:rFonts w:ascii="Wingdings" w:hAnsi="Wingdings" w:hint="default"/>
+        <w:sz w:val="20"/>
+      </w:rPr>
+    </w:lvl>
+    <w:lvl w:ilvl="7" w:tentative="1">
+      <w:start w:val="1"/>
+      <w:numFmt w:val="bullet"/>
+      <w:lvlText w:val=""/>
+      <w:lvlJc w:val="left"/>
+      <w:pPr>
+        <w:tabs>
+          <w:tab w:val="num" w:pos="5760"/>
+        </w:tabs>
+        <w:ind w:left="5760" w:hanging="360"/>
+      </w:pPr>
+      <w:rPr>
+        <w:rFonts w:ascii="Wingdings" w:hAnsi="Wingdings" w:hint="default"/>
+        <w:sz w:val="20"/>
+      </w:rPr>
+    </w:lvl>
+    <w:lvl w:ilvl="8" w:tentative="1">
+      <w:start w:val="1"/>
+      <w:numFmt w:val="bullet"/>
+      <w:lvlText w:val=""/>
+      <w:lvlJc w:val="left"/>
+      <w:pPr>
+        <w:tabs>
+          <w:tab w:val="num" w:pos="6480"/>
+        </w:tabs>
+        <w:ind w:left="6480" w:hanging="360"/>
+      </w:pPr>
+      <w:rPr>
+        <w:rFonts w:ascii="Wingdings" w:hAnsi="Wingdings" w:hint="default"/>
+        <w:sz w:val="20"/>
+      </w:rPr>
+    </w:lvl>
+  </w:abstractNum>
+  <w:abstractNum w:abstractNumId="15" w15:restartNumberingAfterBreak="0">
+    <w:nsid w:val="59C22651"/>
+    <w:multiLevelType w:val="hybridMultilevel"/>
+    <w:tmpl w:val="56849E16"/>
+    <w:lvl w:ilvl="0" w:tplc="20000005">
+      <w:start w:val="1"/>
+      <w:numFmt w:val="bullet"/>
+      <w:lvlText w:val=""/>
+      <w:lvlJc w:val="left"/>
+      <w:pPr>
+        <w:ind w:left="720" w:hanging="360"/>
+      </w:pPr>
+      <w:rPr>
+        <w:rFonts w:ascii="Wingdings" w:hAnsi="Wingdings" w:hint="default"/>
+      </w:rPr>
+    </w:lvl>
+    <w:lvl w:ilvl="1" w:tplc="20000003" w:tentative="1">
+      <w:start w:val="1"/>
+      <w:numFmt w:val="bullet"/>
+      <w:lvlText w:val="o"/>
+      <w:lvlJc w:val="left"/>
+      <w:pPr>
+        <w:ind w:left="1440" w:hanging="360"/>
+      </w:pPr>
+      <w:rPr>
+        <w:rFonts w:ascii="Courier New" w:hAnsi="Courier New" w:cs="Courier New" w:hint="default"/>
+      </w:rPr>
+    </w:lvl>
+    <w:lvl w:ilvl="2" w:tplc="20000005" w:tentative="1">
+      <w:start w:val="1"/>
+      <w:numFmt w:val="bullet"/>
+      <w:lvlText w:val=""/>
+      <w:lvlJc w:val="left"/>
+      <w:pPr>
+        <w:ind w:left="2160" w:hanging="360"/>
+      </w:pPr>
+      <w:rPr>
+        <w:rFonts w:ascii="Wingdings" w:hAnsi="Wingdings" w:hint="default"/>
+      </w:rPr>
+    </w:lvl>
+    <w:lvl w:ilvl="3" w:tplc="20000001" w:tentative="1">
+      <w:start w:val="1"/>
+      <w:numFmt w:val="bullet"/>
+      <w:lvlText w:val=""/>
+      <w:lvlJc w:val="left"/>
+      <w:pPr>
+        <w:ind w:left="2880" w:hanging="360"/>
+      </w:pPr>
+      <w:rPr>
+        <w:rFonts w:ascii="Symbol" w:hAnsi="Symbol" w:hint="default"/>
+      </w:rPr>
+    </w:lvl>
+    <w:lvl w:ilvl="4" w:tplc="20000003" w:tentative="1">
+      <w:start w:val="1"/>
+      <w:numFmt w:val="bullet"/>
+      <w:lvlText w:val="o"/>
+      <w:lvlJc w:val="left"/>
+      <w:pPr>
+        <w:ind w:left="3600" w:hanging="360"/>
+      </w:pPr>
+      <w:rPr>
+        <w:rFonts w:ascii="Courier New" w:hAnsi="Courier New" w:cs="Courier New" w:hint="default"/>
+      </w:rPr>
+    </w:lvl>
+    <w:lvl w:ilvl="5" w:tplc="20000005" w:tentative="1">
+      <w:start w:val="1"/>
+      <w:numFmt w:val="bullet"/>
+      <w:lvlText w:val=""/>
+      <w:lvlJc w:val="left"/>
+      <w:pPr>
+        <w:ind w:left="4320" w:hanging="360"/>
+      </w:pPr>
+      <w:rPr>
+        <w:rFonts w:ascii="Wingdings" w:hAnsi="Wingdings" w:hint="default"/>
+      </w:rPr>
+    </w:lvl>
+    <w:lvl w:ilvl="6" w:tplc="20000001" w:tentative="1">
+      <w:start w:val="1"/>
+      <w:numFmt w:val="bullet"/>
+      <w:lvlText w:val=""/>
+      <w:lvlJc w:val="left"/>
+      <w:pPr>
+        <w:ind w:left="5040" w:hanging="360"/>
+      </w:pPr>
+      <w:rPr>
+        <w:rFonts w:ascii="Symbol" w:hAnsi="Symbol" w:hint="default"/>
+      </w:rPr>
+    </w:lvl>
+    <w:lvl w:ilvl="7" w:tplc="20000003" w:tentative="1">
+      <w:start w:val="1"/>
+      <w:numFmt w:val="bullet"/>
+      <w:lvlText w:val="o"/>
+      <w:lvlJc w:val="left"/>
+      <w:pPr>
+        <w:ind w:left="5760" w:hanging="360"/>
+      </w:pPr>
+      <w:rPr>
+        <w:rFonts w:ascii="Courier New" w:hAnsi="Courier New" w:cs="Courier New" w:hint="default"/>
+      </w:rPr>
+    </w:lvl>
+    <w:lvl w:ilvl="8" w:tplc="20000005" w:tentative="1">
+      <w:start w:val="1"/>
+      <w:numFmt w:val="bullet"/>
+      <w:lvlText w:val=""/>
+      <w:lvlJc w:val="left"/>
+      <w:pPr>
+        <w:ind w:left="6480" w:hanging="360"/>
+      </w:pPr>
+      <w:rPr>
+        <w:rFonts w:ascii="Wingdings" w:hAnsi="Wingdings" w:hint="default"/>
+      </w:rPr>
+    </w:lvl>
+  </w:abstractNum>
+  <w:abstractNum w:abstractNumId="16" w15:restartNumberingAfterBreak="0">
+    <w:nsid w:val="5CE86F57"/>
+    <w:multiLevelType w:val="hybridMultilevel"/>
+    <w:tmpl w:val="4738981C"/>
+    <w:lvl w:ilvl="0" w:tplc="20000005">
+      <w:start w:val="1"/>
+      <w:numFmt w:val="bullet"/>
+      <w:lvlText w:val=""/>
+      <w:lvlJc w:val="left"/>
+      <w:pPr>
+        <w:ind w:left="720" w:hanging="360"/>
+      </w:pPr>
+      <w:rPr>
+        <w:rFonts w:ascii="Wingdings" w:hAnsi="Wingdings" w:hint="default"/>
+      </w:rPr>
+    </w:lvl>
+    <w:lvl w:ilvl="1" w:tplc="20000003" w:tentative="1">
+      <w:start w:val="1"/>
+      <w:numFmt w:val="bullet"/>
+      <w:lvlText w:val="o"/>
+      <w:lvlJc w:val="left"/>
+      <w:pPr>
+        <w:ind w:left="1440" w:hanging="360"/>
+      </w:pPr>
+      <w:rPr>
+        <w:rFonts w:ascii="Courier New" w:hAnsi="Courier New" w:cs="Courier New" w:hint="default"/>
+      </w:rPr>
+    </w:lvl>
+    <w:lvl w:ilvl="2" w:tplc="20000005" w:tentative="1">
+      <w:start w:val="1"/>
+      <w:numFmt w:val="bullet"/>
+      <w:lvlText w:val=""/>
+      <w:lvlJc w:val="left"/>
+      <w:pPr>
+        <w:ind w:left="2160" w:hanging="360"/>
+      </w:pPr>
+      <w:rPr>
+        <w:rFonts w:ascii="Wingdings" w:hAnsi="Wingdings" w:hint="default"/>
+      </w:rPr>
+    </w:lvl>
+    <w:lvl w:ilvl="3" w:tplc="20000001" w:tentative="1">
+      <w:start w:val="1"/>
+      <w:numFmt w:val="bullet"/>
+      <w:lvlText w:val=""/>
+      <w:lvlJc w:val="left"/>
+      <w:pPr>
+        <w:ind w:left="2880" w:hanging="360"/>
+      </w:pPr>
+      <w:rPr>
+        <w:rFonts w:ascii="Symbol" w:hAnsi="Symbol" w:hint="default"/>
+      </w:rPr>
+    </w:lvl>
+    <w:lvl w:ilvl="4" w:tplc="20000003" w:tentative="1">
+      <w:start w:val="1"/>
+      <w:numFmt w:val="bullet"/>
+      <w:lvlText w:val="o"/>
+      <w:lvlJc w:val="left"/>
+      <w:pPr>
+        <w:ind w:left="3600" w:hanging="360"/>
+      </w:pPr>
+      <w:rPr>
+        <w:rFonts w:ascii="Courier New" w:hAnsi="Courier New" w:cs="Courier New" w:hint="default"/>
+      </w:rPr>
+    </w:lvl>
+    <w:lvl w:ilvl="5" w:tplc="20000005" w:tentative="1">
+      <w:start w:val="1"/>
+      <w:numFmt w:val="bullet"/>
+      <w:lvlText w:val=""/>
+      <w:lvlJc w:val="left"/>
+      <w:pPr>
+        <w:ind w:left="4320" w:hanging="360"/>
+      </w:pPr>
+      <w:rPr>
+        <w:rFonts w:ascii="Wingdings" w:hAnsi="Wingdings" w:hint="default"/>
+      </w:rPr>
+    </w:lvl>
+    <w:lvl w:ilvl="6" w:tplc="20000001" w:tentative="1">
+      <w:start w:val="1"/>
+      <w:numFmt w:val="bullet"/>
+      <w:lvlText w:val=""/>
+      <w:lvlJc w:val="left"/>
+      <w:pPr>
+        <w:ind w:left="5040" w:hanging="360"/>
+      </w:pPr>
+      <w:rPr>
+        <w:rFonts w:ascii="Symbol" w:hAnsi="Symbol" w:hint="default"/>
+      </w:rPr>
+    </w:lvl>
+    <w:lvl w:ilvl="7" w:tplc="20000003" w:tentative="1">
+      <w:start w:val="1"/>
+      <w:numFmt w:val="bullet"/>
+      <w:lvlText w:val="o"/>
+      <w:lvlJc w:val="left"/>
+      <w:pPr>
+        <w:ind w:left="5760" w:hanging="360"/>
+      </w:pPr>
+      <w:rPr>
+        <w:rFonts w:ascii="Courier New" w:hAnsi="Courier New" w:cs="Courier New" w:hint="default"/>
+      </w:rPr>
+    </w:lvl>
+    <w:lvl w:ilvl="8" w:tplc="20000005" w:tentative="1">
+      <w:start w:val="1"/>
+      <w:numFmt w:val="bullet"/>
+      <w:lvlText w:val=""/>
+      <w:lvlJc w:val="left"/>
+      <w:pPr>
+        <w:ind w:left="6480" w:hanging="360"/>
+      </w:pPr>
+      <w:rPr>
+        <w:rFonts w:ascii="Wingdings" w:hAnsi="Wingdings" w:hint="default"/>
+      </w:rPr>
+    </w:lvl>
+  </w:abstractNum>
+  <w:abstractNum w:abstractNumId="17" w15:restartNumberingAfterBreak="0">
+    <w:nsid w:val="5F8F3E22"/>
+    <w:multiLevelType w:val="hybridMultilevel"/>
+    <w:tmpl w:val="B3E0061C"/>
+    <w:lvl w:ilvl="0" w:tplc="20000005">
+      <w:start w:val="1"/>
+      <w:numFmt w:val="bullet"/>
+      <w:lvlText w:val=""/>
+      <w:lvlJc w:val="left"/>
+      <w:pPr>
+        <w:ind w:left="720" w:hanging="360"/>
+      </w:pPr>
+      <w:rPr>
+        <w:rFonts w:ascii="Wingdings" w:hAnsi="Wingdings" w:hint="default"/>
+      </w:rPr>
+    </w:lvl>
+    <w:lvl w:ilvl="1" w:tplc="20000003" w:tentative="1">
+      <w:start w:val="1"/>
+      <w:numFmt w:val="bullet"/>
+      <w:lvlText w:val="o"/>
+      <w:lvlJc w:val="left"/>
+      <w:pPr>
+        <w:ind w:left="1440" w:hanging="360"/>
+      </w:pPr>
+      <w:rPr>
+        <w:rFonts w:ascii="Courier New" w:hAnsi="Courier New" w:cs="Courier New" w:hint="default"/>
+      </w:rPr>
+    </w:lvl>
+    <w:lvl w:ilvl="2" w:tplc="20000005" w:tentative="1">
+      <w:start w:val="1"/>
+      <w:numFmt w:val="bullet"/>
+      <w:lvlText w:val=""/>
+      <w:lvlJc w:val="left"/>
+      <w:pPr>
+        <w:ind w:left="2160" w:hanging="360"/>
+      </w:pPr>
+      <w:rPr>
+        <w:rFonts w:ascii="Wingdings" w:hAnsi="Wingdings" w:hint="default"/>
+      </w:rPr>
+    </w:lvl>
+    <w:lvl w:ilvl="3" w:tplc="20000001" w:tentative="1">
+      <w:start w:val="1"/>
+      <w:numFmt w:val="bullet"/>
+      <w:lvlText w:val=""/>
+      <w:lvlJc w:val="left"/>
+      <w:pPr>
+        <w:ind w:left="2880" w:hanging="360"/>
+      </w:pPr>
+      <w:rPr>
+        <w:rFonts w:ascii="Symbol" w:hAnsi="Symbol" w:hint="default"/>
+      </w:rPr>
+    </w:lvl>
+    <w:lvl w:ilvl="4" w:tplc="20000003" w:tentative="1">
+      <w:start w:val="1"/>
+      <w:numFmt w:val="bullet"/>
+      <w:lvlText w:val="o"/>
+      <w:lvlJc w:val="left"/>
+      <w:pPr>
+        <w:ind w:left="3600" w:hanging="360"/>
+      </w:pPr>
+      <w:rPr>
+        <w:rFonts w:ascii="Courier New" w:hAnsi="Courier New" w:cs="Courier New" w:hint="default"/>
+      </w:rPr>
+    </w:lvl>
+    <w:lvl w:ilvl="5" w:tplc="20000005" w:tentative="1">
+      <w:start w:val="1"/>
+      <w:numFmt w:val="bullet"/>
+      <w:lvlText w:val=""/>
+      <w:lvlJc w:val="left"/>
+      <w:pPr>
+        <w:ind w:left="4320" w:hanging="360"/>
+      </w:pPr>
+      <w:rPr>
+        <w:rFonts w:ascii="Wingdings" w:hAnsi="Wingdings" w:hint="default"/>
+      </w:rPr>
+    </w:lvl>
+    <w:lvl w:ilvl="6" w:tplc="20000001" w:tentative="1">
+      <w:start w:val="1"/>
+      <w:numFmt w:val="bullet"/>
+      <w:lvlText w:val=""/>
+      <w:lvlJc w:val="left"/>
+      <w:pPr>
+        <w:ind w:left="5040" w:hanging="360"/>
+      </w:pPr>
+      <w:rPr>
+        <w:rFonts w:ascii="Symbol" w:hAnsi="Symbol" w:hint="default"/>
+      </w:rPr>
+    </w:lvl>
+    <w:lvl w:ilvl="7" w:tplc="20000003" w:tentative="1">
+      <w:start w:val="1"/>
+      <w:numFmt w:val="bullet"/>
+      <w:lvlText w:val="o"/>
+      <w:lvlJc w:val="left"/>
+      <w:pPr>
+        <w:ind w:left="5760" w:hanging="360"/>
+      </w:pPr>
+      <w:rPr>
+        <w:rFonts w:ascii="Courier New" w:hAnsi="Courier New" w:cs="Courier New" w:hint="default"/>
+      </w:rPr>
+    </w:lvl>
+    <w:lvl w:ilvl="8" w:tplc="20000005" w:tentative="1">
+      <w:start w:val="1"/>
+      <w:numFmt w:val="bullet"/>
+      <w:lvlText w:val=""/>
+      <w:lvlJc w:val="left"/>
+      <w:pPr>
+        <w:ind w:left="6480" w:hanging="360"/>
+      </w:pPr>
+      <w:rPr>
+        <w:rFonts w:ascii="Wingdings" w:hAnsi="Wingdings" w:hint="default"/>
+      </w:rPr>
+    </w:lvl>
+  </w:abstractNum>
+  <w:abstractNum w:abstractNumId="18" w15:restartNumberingAfterBreak="0">
+    <w:nsid w:val="625C2736"/>
+    <w:multiLevelType w:val="hybridMultilevel"/>
+    <w:tmpl w:val="F940C36E"/>
+    <w:lvl w:ilvl="0" w:tplc="2000000D">
+      <w:start w:val="1"/>
+      <w:numFmt w:val="bullet"/>
+      <w:lvlText w:val=""/>
+      <w:lvlJc w:val="left"/>
+      <w:pPr>
+        <w:ind w:left="720" w:hanging="360"/>
+      </w:pPr>
+      <w:rPr>
+        <w:rFonts w:ascii="Wingdings" w:hAnsi="Wingdings" w:hint="default"/>
+      </w:rPr>
+    </w:lvl>
+    <w:lvl w:ilvl="1" w:tplc="20000003" w:tentative="1">
+      <w:start w:val="1"/>
+      <w:numFmt w:val="bullet"/>
+      <w:lvlText w:val="o"/>
+      <w:lvlJc w:val="left"/>
+      <w:pPr>
+        <w:ind w:left="1440" w:hanging="360"/>
+      </w:pPr>
+      <w:rPr>
+        <w:rFonts w:ascii="Courier New" w:hAnsi="Courier New" w:cs="Courier New" w:hint="default"/>
+      </w:rPr>
+    </w:lvl>
+    <w:lvl w:ilvl="2" w:tplc="20000005" w:tentative="1">
+      <w:start w:val="1"/>
+      <w:numFmt w:val="bullet"/>
+      <w:lvlText w:val=""/>
+      <w:lvlJc w:val="left"/>
+      <w:pPr>
+        <w:ind w:left="2160" w:hanging="360"/>
+      </w:pPr>
+      <w:rPr>
+        <w:rFonts w:ascii="Wingdings" w:hAnsi="Wingdings" w:hint="default"/>
+      </w:rPr>
+    </w:lvl>
+    <w:lvl w:ilvl="3" w:tplc="20000001" w:tentative="1">
+      <w:start w:val="1"/>
+      <w:numFmt w:val="bullet"/>
+      <w:lvlText w:val=""/>
+      <w:lvlJc w:val="left"/>
+      <w:pPr>
+        <w:ind w:left="2880" w:hanging="360"/>
+      </w:pPr>
+      <w:rPr>
+        <w:rFonts w:ascii="Symbol" w:hAnsi="Symbol" w:hint="default"/>
+      </w:rPr>
+    </w:lvl>
+    <w:lvl w:ilvl="4" w:tplc="20000003" w:tentative="1">
+      <w:start w:val="1"/>
+      <w:numFmt w:val="bullet"/>
+      <w:lvlText w:val="o"/>
+      <w:lvlJc w:val="left"/>
+      <w:pPr>
+        <w:ind w:left="3600" w:hanging="360"/>
+      </w:pPr>
+      <w:rPr>
+        <w:rFonts w:ascii="Courier New" w:hAnsi="Courier New" w:cs="Courier New" w:hint="default"/>
+      </w:rPr>
+    </w:lvl>
+    <w:lvl w:ilvl="5" w:tplc="20000005" w:tentative="1">
+      <w:start w:val="1"/>
+      <w:numFmt w:val="bullet"/>
+      <w:lvlText w:val=""/>
+      <w:lvlJc w:val="left"/>
+      <w:pPr>
+        <w:ind w:left="4320" w:hanging="360"/>
+      </w:pPr>
+      <w:rPr>
+        <w:rFonts w:ascii="Wingdings" w:hAnsi="Wingdings" w:hint="default"/>
+      </w:rPr>
+    </w:lvl>
+    <w:lvl w:ilvl="6" w:tplc="20000001" w:tentative="1">
+      <w:start w:val="1"/>
+      <w:numFmt w:val="bullet"/>
+      <w:lvlText w:val=""/>
+      <w:lvlJc w:val="left"/>
+      <w:pPr>
+        <w:ind w:left="5040" w:hanging="360"/>
+      </w:pPr>
+      <w:rPr>
+        <w:rFonts w:ascii="Symbol" w:hAnsi="Symbol" w:hint="default"/>
+      </w:rPr>
+    </w:lvl>
+    <w:lvl w:ilvl="7" w:tplc="20000003" w:tentative="1">
+      <w:start w:val="1"/>
+      <w:numFmt w:val="bullet"/>
+      <w:lvlText w:val="o"/>
+      <w:lvlJc w:val="left"/>
+      <w:pPr>
+        <w:ind w:left="5760" w:hanging="360"/>
+      </w:pPr>
+      <w:rPr>
+        <w:rFonts w:ascii="Courier New" w:hAnsi="Courier New" w:cs="Courier New" w:hint="default"/>
+      </w:rPr>
+    </w:lvl>
+    <w:lvl w:ilvl="8" w:tplc="20000005" w:tentative="1">
+      <w:start w:val="1"/>
+      <w:numFmt w:val="bullet"/>
+      <w:lvlText w:val=""/>
+      <w:lvlJc w:val="left"/>
+      <w:pPr>
+        <w:ind w:left="6480" w:hanging="360"/>
+      </w:pPr>
+      <w:rPr>
+        <w:rFonts w:ascii="Wingdings" w:hAnsi="Wingdings" w:hint="default"/>
+      </w:rPr>
+    </w:lvl>
+  </w:abstractNum>
+  <w:abstractNum w:abstractNumId="19" w15:restartNumberingAfterBreak="0">
+    <w:nsid w:val="65106044"/>
+    <w:multiLevelType w:val="hybridMultilevel"/>
+    <w:tmpl w:val="0F8481FA"/>
+    <w:lvl w:ilvl="0" w:tplc="20000005">
+      <w:start w:val="1"/>
+      <w:numFmt w:val="bullet"/>
+      <w:lvlText w:val=""/>
+      <w:lvlJc w:val="left"/>
+      <w:pPr>
+        <w:ind w:left="720" w:hanging="360"/>
+      </w:pPr>
+      <w:rPr>
+        <w:rFonts w:ascii="Wingdings" w:hAnsi="Wingdings" w:hint="default"/>
+      </w:rPr>
+    </w:lvl>
+    <w:lvl w:ilvl="1" w:tplc="20000003" w:tentative="1">
+      <w:start w:val="1"/>
+      <w:numFmt w:val="bullet"/>
+      <w:lvlText w:val="o"/>
+      <w:lvlJc w:val="left"/>
+      <w:pPr>
+        <w:ind w:left="1440" w:hanging="360"/>
+      </w:pPr>
+      <w:rPr>
+        <w:rFonts w:ascii="Courier New" w:hAnsi="Courier New" w:cs="Courier New" w:hint="default"/>
+      </w:rPr>
+    </w:lvl>
+    <w:lvl w:ilvl="2" w:tplc="20000005" w:tentative="1">
+      <w:start w:val="1"/>
+      <w:numFmt w:val="bullet"/>
+      <w:lvlText w:val=""/>
+      <w:lvlJc w:val="left"/>
+      <w:pPr>
+        <w:ind w:left="2160" w:hanging="360"/>
+      </w:pPr>
+      <w:rPr>
+        <w:rFonts w:ascii="Wingdings" w:hAnsi="Wingdings" w:hint="default"/>
+      </w:rPr>
+    </w:lvl>
+    <w:lvl w:ilvl="3" w:tplc="20000001" w:tentative="1">
+      <w:start w:val="1"/>
+      <w:numFmt w:val="bullet"/>
+      <w:lvlText w:val=""/>
+      <w:lvlJc w:val="left"/>
+      <w:pPr>
+        <w:ind w:left="2880" w:hanging="360"/>
+      </w:pPr>
+      <w:rPr>
+        <w:rFonts w:ascii="Symbol" w:hAnsi="Symbol" w:hint="default"/>
+      </w:rPr>
+    </w:lvl>
+    <w:lvl w:ilvl="4" w:tplc="20000003" w:tentative="1">
+      <w:start w:val="1"/>
+      <w:numFmt w:val="bullet"/>
+      <w:lvlText w:val="o"/>
+      <w:lvlJc w:val="left"/>
+      <w:pPr>
+        <w:ind w:left="3600" w:hanging="360"/>
+      </w:pPr>
+      <w:rPr>
+        <w:rFonts w:ascii="Courier New" w:hAnsi="Courier New" w:cs="Courier New" w:hint="default"/>
+      </w:rPr>
+    </w:lvl>
+    <w:lvl w:ilvl="5" w:tplc="20000005" w:tentative="1">
+      <w:start w:val="1"/>
+      <w:numFmt w:val="bullet"/>
+      <w:lvlText w:val=""/>
+      <w:lvlJc w:val="left"/>
+      <w:pPr>
+        <w:ind w:left="4320" w:hanging="360"/>
+      </w:pPr>
+      <w:rPr>
+        <w:rFonts w:ascii="Wingdings" w:hAnsi="Wingdings" w:hint="default"/>
+      </w:rPr>
+    </w:lvl>
+    <w:lvl w:ilvl="6" w:tplc="20000001" w:tentative="1">
+      <w:start w:val="1"/>
+      <w:numFmt w:val="bullet"/>
+      <w:lvlText w:val=""/>
+      <w:lvlJc w:val="left"/>
+      <w:pPr>
+        <w:ind w:left="5040" w:hanging="360"/>
+      </w:pPr>
+      <w:rPr>
+        <w:rFonts w:ascii="Symbol" w:hAnsi="Symbol" w:hint="default"/>
+      </w:rPr>
+    </w:lvl>
+    <w:lvl w:ilvl="7" w:tplc="20000003" w:tentative="1">
+      <w:start w:val="1"/>
+      <w:numFmt w:val="bullet"/>
+      <w:lvlText w:val="o"/>
+      <w:lvlJc w:val="left"/>
+      <w:pPr>
+        <w:ind w:left="5760" w:hanging="360"/>
+      </w:pPr>
+      <w:rPr>
+        <w:rFonts w:ascii="Courier New" w:hAnsi="Courier New" w:cs="Courier New" w:hint="default"/>
+      </w:rPr>
+    </w:lvl>
+    <w:lvl w:ilvl="8" w:tplc="20000005" w:tentative="1">
+      <w:start w:val="1"/>
+      <w:numFmt w:val="bullet"/>
+      <w:lvlText w:val=""/>
+      <w:lvlJc w:val="left"/>
+      <w:pPr>
+        <w:ind w:left="6480" w:hanging="360"/>
+      </w:pPr>
+      <w:rPr>
+        <w:rFonts w:ascii="Wingdings" w:hAnsi="Wingdings" w:hint="default"/>
+      </w:rPr>
+    </w:lvl>
+  </w:abstractNum>
+  <w:abstractNum w:abstractNumId="20" w15:restartNumberingAfterBreak="0">
+    <w:nsid w:val="6E8950F0"/>
+    <w:multiLevelType w:val="hybridMultilevel"/>
+    <w:tmpl w:val="7ECCE454"/>
+    <w:lvl w:ilvl="0" w:tplc="2000000D">
+      <w:start w:val="1"/>
+      <w:numFmt w:val="bullet"/>
+      <w:lvlText w:val=""/>
+      <w:lvlJc w:val="left"/>
+      <w:pPr>
+        <w:ind w:left="720" w:hanging="360"/>
+      </w:pPr>
+      <w:rPr>
+        <w:rFonts w:ascii="Wingdings" w:hAnsi="Wingdings" w:hint="default"/>
+      </w:rPr>
+    </w:lvl>
+    <w:lvl w:ilvl="1" w:tplc="20000003" w:tentative="1">
+      <w:start w:val="1"/>
+      <w:numFmt w:val="bullet"/>
+      <w:lvlText w:val="o"/>
+      <w:lvlJc w:val="left"/>
+      <w:pPr>
+        <w:ind w:left="1440" w:hanging="360"/>
+      </w:pPr>
+      <w:rPr>
+        <w:rFonts w:ascii="Courier New" w:hAnsi="Courier New" w:cs="Courier New" w:hint="default"/>
+      </w:rPr>
+    </w:lvl>
+    <w:lvl w:ilvl="2" w:tplc="20000005" w:tentative="1">
+      <w:start w:val="1"/>
+      <w:numFmt w:val="bullet"/>
+      <w:lvlText w:val=""/>
+      <w:lvlJc w:val="left"/>
+      <w:pPr>
+        <w:ind w:left="2160" w:hanging="360"/>
+      </w:pPr>
+      <w:rPr>
+        <w:rFonts w:ascii="Wingdings" w:hAnsi="Wingdings" w:hint="default"/>
+      </w:rPr>
+    </w:lvl>
+    <w:lvl w:ilvl="3" w:tplc="20000001" w:tentative="1">
+      <w:start w:val="1"/>
+      <w:numFmt w:val="bullet"/>
+      <w:lvlText w:val=""/>
+      <w:lvlJc w:val="left"/>
+      <w:pPr>
+        <w:ind w:left="2880" w:hanging="360"/>
+      </w:pPr>
+      <w:rPr>
+        <w:rFonts w:ascii="Symbol" w:hAnsi="Symbol" w:hint="default"/>
+      </w:rPr>
+    </w:lvl>
+    <w:lvl w:ilvl="4" w:tplc="20000003" w:tentative="1">
+      <w:start w:val="1"/>
+      <w:numFmt w:val="bullet"/>
+      <w:lvlText w:val="o"/>
+      <w:lvlJc w:val="left"/>
+      <w:pPr>
+        <w:ind w:left="3600" w:hanging="360"/>
+      </w:pPr>
+      <w:rPr>
+        <w:rFonts w:ascii="Courier New" w:hAnsi="Courier New" w:cs="Courier New" w:hint="default"/>
+      </w:rPr>
+    </w:lvl>
+    <w:lvl w:ilvl="5" w:tplc="20000005" w:tentative="1">
+      <w:start w:val="1"/>
+      <w:numFmt w:val="bullet"/>
+      <w:lvlText w:val=""/>
+      <w:lvlJc w:val="left"/>
+      <w:pPr>
+        <w:ind w:left="4320" w:hanging="360"/>
+      </w:pPr>
+      <w:rPr>
+        <w:rFonts w:ascii="Wingdings" w:hAnsi="Wingdings" w:hint="default"/>
+      </w:rPr>
+    </w:lvl>
+    <w:lvl w:ilvl="6" w:tplc="20000001" w:tentative="1">
+      <w:start w:val="1"/>
+      <w:numFmt w:val="bullet"/>
+      <w:lvlText w:val=""/>
+      <w:lvlJc w:val="left"/>
+      <w:pPr>
+        <w:ind w:left="5040" w:hanging="360"/>
+      </w:pPr>
+      <w:rPr>
+        <w:rFonts w:ascii="Symbol" w:hAnsi="Symbol" w:hint="default"/>
+      </w:rPr>
+    </w:lvl>
+    <w:lvl w:ilvl="7" w:tplc="20000003" w:tentative="1">
+      <w:start w:val="1"/>
+      <w:numFmt w:val="bullet"/>
+      <w:lvlText w:val="o"/>
+      <w:lvlJc w:val="left"/>
+      <w:pPr>
+        <w:ind w:left="5760" w:hanging="360"/>
+      </w:pPr>
+      <w:rPr>
+        <w:rFonts w:ascii="Courier New" w:hAnsi="Courier New" w:cs="Courier New" w:hint="default"/>
+      </w:rPr>
+    </w:lvl>
+    <w:lvl w:ilvl="8" w:tplc="20000005" w:tentative="1">
+      <w:start w:val="1"/>
+      <w:numFmt w:val="bullet"/>
+      <w:lvlText w:val=""/>
+      <w:lvlJc w:val="left"/>
+      <w:pPr>
+        <w:ind w:left="6480" w:hanging="360"/>
+      </w:pPr>
+      <w:rPr>
+        <w:rFonts w:ascii="Wingdings" w:hAnsi="Wingdings" w:hint="default"/>
+      </w:rPr>
+    </w:lvl>
+  </w:abstractNum>
+  <w:abstractNum w:abstractNumId="21" w15:restartNumberingAfterBreak="0">
+    <w:nsid w:val="6F1E25EE"/>
+    <w:multiLevelType w:val="multilevel"/>
+    <w:tmpl w:val="8FCAB0A8"/>
+    <w:lvl w:ilvl="0">
+      <w:start w:val="1"/>
+      <w:numFmt w:val="bullet"/>
+      <w:lvlText w:val=""/>
+      <w:lvlJc w:val="left"/>
+      <w:pPr>
+        <w:tabs>
+          <w:tab w:val="num" w:pos="720"/>
+        </w:tabs>
+        <w:ind w:left="720" w:hanging="360"/>
+      </w:pPr>
+      <w:rPr>
+        <w:rFonts w:ascii="Symbol" w:hAnsi="Symbol" w:hint="default"/>
+        <w:sz w:val="20"/>
+      </w:rPr>
+    </w:lvl>
+    <w:lvl w:ilvl="1">
+      <w:start w:val="1"/>
+      <w:numFmt w:val="bullet"/>
+      <w:lvlText w:val="o"/>
+      <w:lvlJc w:val="left"/>
+      <w:pPr>
+        <w:tabs>
+          <w:tab w:val="num" w:pos="1440"/>
+        </w:tabs>
+        <w:ind w:left="1440" w:hanging="360"/>
+      </w:pPr>
+      <w:rPr>
+        <w:rFonts w:ascii="Courier New" w:hAnsi="Courier New" w:hint="default"/>
+        <w:sz w:val="20"/>
+      </w:rPr>
+    </w:lvl>
+    <w:lvl w:ilvl="2" w:tentative="1">
+      <w:start w:val="1"/>
+      <w:numFmt w:val="bullet"/>
+      <w:lvlText w:val=""/>
+      <w:lvlJc w:val="left"/>
+      <w:pPr>
+        <w:tabs>
+          <w:tab w:val="num" w:pos="2160"/>
+        </w:tabs>
+        <w:ind w:left="2160" w:hanging="360"/>
+      </w:pPr>
+      <w:rPr>
+        <w:rFonts w:ascii="Wingdings" w:hAnsi="Wingdings" w:hint="default"/>
+        <w:sz w:val="20"/>
+      </w:rPr>
+    </w:lvl>
+    <w:lvl w:ilvl="3" w:tentative="1">
+      <w:start w:val="1"/>
+      <w:numFmt w:val="bullet"/>
+      <w:lvlText w:val=""/>
+      <w:lvlJc w:val="left"/>
+      <w:pPr>
+        <w:tabs>
+          <w:tab w:val="num" w:pos="2880"/>
+        </w:tabs>
+        <w:ind w:left="2880" w:hanging="360"/>
+      </w:pPr>
+      <w:rPr>
+        <w:rFonts w:ascii="Wingdings" w:hAnsi="Wingdings" w:hint="default"/>
+        <w:sz w:val="20"/>
+      </w:rPr>
+    </w:lvl>
+    <w:lvl w:ilvl="4" w:tentative="1">
+      <w:start w:val="1"/>
+      <w:numFmt w:val="bullet"/>
+      <w:lvlText w:val=""/>
+      <w:lvlJc w:val="left"/>
+      <w:pPr>
+        <w:tabs>
+          <w:tab w:val="num" w:pos="3600"/>
+        </w:tabs>
+        <w:ind w:left="3600" w:hanging="360"/>
+      </w:pPr>
+      <w:rPr>
+        <w:rFonts w:ascii="Wingdings" w:hAnsi="Wingdings" w:hint="default"/>
+        <w:sz w:val="20"/>
+      </w:rPr>
+    </w:lvl>
+    <w:lvl w:ilvl="5" w:tentative="1">
+      <w:start w:val="1"/>
+      <w:numFmt w:val="bullet"/>
+      <w:lvlText w:val=""/>
+      <w:lvlJc w:val="left"/>
+      <w:pPr>
+        <w:tabs>
+          <w:tab w:val="num" w:pos="4320"/>
+        </w:tabs>
+        <w:ind w:left="4320" w:hanging="360"/>
+      </w:pPr>
+      <w:rPr>
+        <w:rFonts w:ascii="Wingdings" w:hAnsi="Wingdings" w:hint="default"/>
+        <w:sz w:val="20"/>
+      </w:rPr>
+    </w:lvl>
+    <w:lvl w:ilvl="6" w:tentative="1">
+      <w:start w:val="1"/>
+      <w:numFmt w:val="bullet"/>
+      <w:lvlText w:val=""/>
+      <w:lvlJc w:val="left"/>
+      <w:pPr>
+        <w:tabs>
+          <w:tab w:val="num" w:pos="5040"/>
+        </w:tabs>
+        <w:ind w:left="5040" w:hanging="360"/>
+      </w:pPr>
+      <w:rPr>
+        <w:rFonts w:ascii="Wingdings" w:hAnsi="Wingdings" w:hint="default"/>
+        <w:sz w:val="20"/>
+      </w:rPr>
+    </w:lvl>
+    <w:lvl w:ilvl="7" w:tentative="1">
+      <w:start w:val="1"/>
+      <w:numFmt w:val="bullet"/>
+      <w:lvlText w:val=""/>
+      <w:lvlJc w:val="left"/>
+      <w:pPr>
+        <w:tabs>
+          <w:tab w:val="num" w:pos="5760"/>
+        </w:tabs>
+        <w:ind w:left="5760" w:hanging="360"/>
+      </w:pPr>
+      <w:rPr>
+        <w:rFonts w:ascii="Wingdings" w:hAnsi="Wingdings" w:hint="default"/>
+        <w:sz w:val="20"/>
+      </w:rPr>
+    </w:lvl>
+    <w:lvl w:ilvl="8" w:tentative="1">
+      <w:start w:val="1"/>
+      <w:numFmt w:val="bullet"/>
+      <w:lvlText w:val=""/>
+      <w:lvlJc w:val="left"/>
+      <w:pPr>
+        <w:tabs>
+          <w:tab w:val="num" w:pos="6480"/>
+        </w:tabs>
+        <w:ind w:left="6480" w:hanging="360"/>
+      </w:pPr>
+      <w:rPr>
+        <w:rFonts w:ascii="Wingdings" w:hAnsi="Wingdings" w:hint="default"/>
+        <w:sz w:val="20"/>
+      </w:rPr>
+    </w:lvl>
+  </w:abstractNum>
+  <w:abstractNum w:abstractNumId="22" w15:restartNumberingAfterBreak="0">
+    <w:nsid w:val="713B45E5"/>
+    <w:multiLevelType w:val="hybridMultilevel"/>
+    <w:tmpl w:val="5E322198"/>
+    <w:lvl w:ilvl="0" w:tplc="2000000D">
+      <w:start w:val="1"/>
+      <w:numFmt w:val="bullet"/>
+      <w:lvlText w:val=""/>
+      <w:lvlJc w:val="left"/>
+      <w:pPr>
+        <w:ind w:left="720" w:hanging="360"/>
+      </w:pPr>
+      <w:rPr>
+        <w:rFonts w:ascii="Wingdings" w:hAnsi="Wingdings" w:hint="default"/>
+      </w:rPr>
+    </w:lvl>
+    <w:lvl w:ilvl="1" w:tplc="20000003" w:tentative="1">
+      <w:start w:val="1"/>
+      <w:numFmt w:val="bullet"/>
+      <w:lvlText w:val="o"/>
+      <w:lvlJc w:val="left"/>
+      <w:pPr>
+        <w:ind w:left="1440" w:hanging="360"/>
+      </w:pPr>
+      <w:rPr>
+        <w:rFonts w:ascii="Courier New" w:hAnsi="Courier New" w:cs="Courier New" w:hint="default"/>
+      </w:rPr>
+    </w:lvl>
+    <w:lvl w:ilvl="2" w:tplc="20000005" w:tentative="1">
+      <w:start w:val="1"/>
+      <w:numFmt w:val="bullet"/>
+      <w:lvlText w:val=""/>
+      <w:lvlJc w:val="left"/>
+      <w:pPr>
+        <w:ind w:left="2160" w:hanging="360"/>
+      </w:pPr>
+      <w:rPr>
+        <w:rFonts w:ascii="Wingdings" w:hAnsi="Wingdings" w:hint="default"/>
+      </w:rPr>
+    </w:lvl>
+    <w:lvl w:ilvl="3" w:tplc="20000001" w:tentative="1">
+      <w:start w:val="1"/>
+      <w:numFmt w:val="bullet"/>
+      <w:lvlText w:val=""/>
+      <w:lvlJc w:val="left"/>
+      <w:pPr>
+        <w:ind w:left="2880" w:hanging="360"/>
+      </w:pPr>
+      <w:rPr>
+        <w:rFonts w:ascii="Symbol" w:hAnsi="Symbol" w:hint="default"/>
+      </w:rPr>
+    </w:lvl>
+    <w:lvl w:ilvl="4" w:tplc="20000003" w:tentative="1">
+      <w:start w:val="1"/>
+      <w:numFmt w:val="bullet"/>
+      <w:lvlText w:val="o"/>
+      <w:lvlJc w:val="left"/>
+      <w:pPr>
+        <w:ind w:left="3600" w:hanging="360"/>
+      </w:pPr>
+      <w:rPr>
+        <w:rFonts w:ascii="Courier New" w:hAnsi="Courier New" w:cs="Courier New" w:hint="default"/>
+      </w:rPr>
+    </w:lvl>
+    <w:lvl w:ilvl="5" w:tplc="20000005" w:tentative="1">
+      <w:start w:val="1"/>
+      <w:numFmt w:val="bullet"/>
+      <w:lvlText w:val=""/>
+      <w:lvlJc w:val="left"/>
+      <w:pPr>
+        <w:ind w:left="4320" w:hanging="360"/>
+      </w:pPr>
+      <w:rPr>
+        <w:rFonts w:ascii="Wingdings" w:hAnsi="Wingdings" w:hint="default"/>
+      </w:rPr>
+    </w:lvl>
+    <w:lvl w:ilvl="6" w:tplc="20000001" w:tentative="1">
+      <w:start w:val="1"/>
+      <w:numFmt w:val="bullet"/>
+      <w:lvlText w:val=""/>
+      <w:lvlJc w:val="left"/>
+      <w:pPr>
+        <w:ind w:left="5040" w:hanging="360"/>
+      </w:pPr>
+      <w:rPr>
+        <w:rFonts w:ascii="Symbol" w:hAnsi="Symbol" w:hint="default"/>
+      </w:rPr>
+    </w:lvl>
+    <w:lvl w:ilvl="7" w:tplc="20000003" w:tentative="1">
+      <w:start w:val="1"/>
+      <w:numFmt w:val="bullet"/>
+      <w:lvlText w:val="o"/>
+      <w:lvlJc w:val="left"/>
+      <w:pPr>
+        <w:ind w:left="5760" w:hanging="360"/>
+      </w:pPr>
+      <w:rPr>
+        <w:rFonts w:ascii="Courier New" w:hAnsi="Courier New" w:cs="Courier New" w:hint="default"/>
+      </w:rPr>
+    </w:lvl>
+    <w:lvl w:ilvl="8" w:tplc="20000005" w:tentative="1">
+      <w:start w:val="1"/>
+      <w:numFmt w:val="bullet"/>
+      <w:lvlText w:val=""/>
+      <w:lvlJc w:val="left"/>
+      <w:pPr>
+        <w:ind w:left="6480" w:hanging="360"/>
+      </w:pPr>
+      <w:rPr>
+        <w:rFonts w:ascii="Wingdings" w:hAnsi="Wingdings" w:hint="default"/>
+      </w:rPr>
+    </w:lvl>
+  </w:abstractNum>
+  <w:abstractNum w:abstractNumId="23" w15:restartNumberingAfterBreak="0">
+    <w:nsid w:val="747B6951"/>
+    <w:multiLevelType w:val="hybridMultilevel"/>
+    <w:tmpl w:val="8BB8728C"/>
+    <w:lvl w:ilvl="0" w:tplc="20000005">
+      <w:start w:val="1"/>
+      <w:numFmt w:val="bullet"/>
+      <w:lvlText w:val=""/>
+      <w:lvlJc w:val="left"/>
+      <w:pPr>
+        <w:ind w:left="720" w:hanging="360"/>
+      </w:pPr>
+      <w:rPr>
+        <w:rFonts w:ascii="Wingdings" w:hAnsi="Wingdings" w:hint="default"/>
+      </w:rPr>
+    </w:lvl>
+    <w:lvl w:ilvl="1" w:tplc="20000003" w:tentative="1">
+      <w:start w:val="1"/>
+      <w:numFmt w:val="bullet"/>
+      <w:lvlText w:val="o"/>
+      <w:lvlJc w:val="left"/>
+      <w:pPr>
+        <w:ind w:left="1440" w:hanging="360"/>
+      </w:pPr>
+      <w:rPr>
+        <w:rFonts w:ascii="Courier New" w:hAnsi="Courier New" w:cs="Courier New" w:hint="default"/>
+      </w:rPr>
+    </w:lvl>
+    <w:lvl w:ilvl="2" w:tplc="20000005" w:tentative="1">
+      <w:start w:val="1"/>
+      <w:numFmt w:val="bullet"/>
+      <w:lvlText w:val=""/>
+      <w:lvlJc w:val="left"/>
+      <w:pPr>
+        <w:ind w:left="2160" w:hanging="360"/>
+      </w:pPr>
+      <w:rPr>
+        <w:rFonts w:ascii="Wingdings" w:hAnsi="Wingdings" w:hint="default"/>
+      </w:rPr>
+    </w:lvl>
+    <w:lvl w:ilvl="3" w:tplc="20000001" w:tentative="1">
+      <w:start w:val="1"/>
+      <w:numFmt w:val="bullet"/>
+      <w:lvlText w:val=""/>
+      <w:lvlJc w:val="left"/>
+      <w:pPr>
+        <w:ind w:left="2880" w:hanging="360"/>
+      </w:pPr>
+      <w:rPr>
+        <w:rFonts w:ascii="Symbol" w:hAnsi="Symbol" w:hint="default"/>
+      </w:rPr>
+    </w:lvl>
+    <w:lvl w:ilvl="4" w:tplc="20000003" w:tentative="1">
+      <w:start w:val="1"/>
+      <w:numFmt w:val="bullet"/>
+      <w:lvlText w:val="o"/>
+      <w:lvlJc w:val="left"/>
+      <w:pPr>
+        <w:ind w:left="3600" w:hanging="360"/>
+      </w:pPr>
+      <w:rPr>
+        <w:rFonts w:ascii="Courier New" w:hAnsi="Courier New" w:cs="Courier New" w:hint="default"/>
+      </w:rPr>
+    </w:lvl>
+    <w:lvl w:ilvl="5" w:tplc="20000005" w:tentative="1">
+      <w:start w:val="1"/>
+      <w:numFmt w:val="bullet"/>
+      <w:lvlText w:val=""/>
+      <w:lvlJc w:val="left"/>
+      <w:pPr>
+        <w:ind w:left="4320" w:hanging="360"/>
+      </w:pPr>
+      <w:rPr>
+        <w:rFonts w:ascii="Wingdings" w:hAnsi="Wingdings" w:hint="default"/>
+      </w:rPr>
+    </w:lvl>
+    <w:lvl w:ilvl="6" w:tplc="20000001" w:tentative="1">
+      <w:start w:val="1"/>
+      <w:numFmt w:val="bullet"/>
+      <w:lvlText w:val=""/>
+      <w:lvlJc w:val="left"/>
+      <w:pPr>
+        <w:ind w:left="5040" w:hanging="360"/>
+      </w:pPr>
+      <w:rPr>
+        <w:rFonts w:ascii="Symbol" w:hAnsi="Symbol" w:hint="default"/>
+      </w:rPr>
+    </w:lvl>
+    <w:lvl w:ilvl="7" w:tplc="20000003" w:tentative="1">
+      <w:start w:val="1"/>
+      <w:numFmt w:val="bullet"/>
+      <w:lvlText w:val="o"/>
+      <w:lvlJc w:val="left"/>
+      <w:pPr>
+        <w:ind w:left="5760" w:hanging="360"/>
+      </w:pPr>
+      <w:rPr>
+        <w:rFonts w:ascii="Courier New" w:hAnsi="Courier New" w:cs="Courier New" w:hint="default"/>
+      </w:rPr>
+    </w:lvl>
+    <w:lvl w:ilvl="8" w:tplc="20000005" w:tentative="1">
+      <w:start w:val="1"/>
+      <w:numFmt w:val="bullet"/>
+      <w:lvlText w:val=""/>
+      <w:lvlJc w:val="left"/>
+      <w:pPr>
+        <w:ind w:left="6480" w:hanging="360"/>
+      </w:pPr>
+      <w:rPr>
+        <w:rFonts w:ascii="Wingdings" w:hAnsi="Wingdings" w:hint="default"/>
+      </w:rPr>
+    </w:lvl>
+  </w:abstractNum>
+  <w:abstractNum w:abstractNumId="24" w15:restartNumberingAfterBreak="0">
+    <w:nsid w:val="75675498"/>
+    <w:multiLevelType w:val="hybridMultilevel"/>
+    <w:tmpl w:val="7CC06680"/>
+    <w:lvl w:ilvl="0" w:tplc="20000013">
+      <w:start w:val="1"/>
+      <w:numFmt w:val="upperRoman"/>
+      <w:lvlText w:val="%1."/>
+      <w:lvlJc w:val="right"/>
+      <w:pPr>
+        <w:ind w:left="720" w:hanging="360"/>
+      </w:pPr>
+    </w:lvl>
+    <w:lvl w:ilvl="1" w:tplc="20000019" w:tentative="1">
+      <w:start w:val="1"/>
+      <w:numFmt w:val="lowerLetter"/>
+      <w:lvlText w:val="%2."/>
+      <w:lvlJc w:val="left"/>
+      <w:pPr>
+        <w:ind w:left="1440" w:hanging="360"/>
+      </w:pPr>
+    </w:lvl>
+    <w:lvl w:ilvl="2" w:tplc="2000001B" w:tentative="1">
+      <w:start w:val="1"/>
+      <w:numFmt w:val="lowerRoman"/>
+      <w:lvlText w:val="%3."/>
+      <w:lvlJc w:val="right"/>
+      <w:pPr>
+        <w:ind w:left="2160" w:hanging="180"/>
+      </w:pPr>
+    </w:lvl>
+    <w:lvl w:ilvl="3" w:tplc="2000000F" w:tentative="1">
+      <w:start w:val="1"/>
+      <w:numFmt w:val="decimal"/>
+      <w:lvlText w:val="%4."/>
+      <w:lvlJc w:val="left"/>
+      <w:pPr>
+        <w:ind w:left="2880" w:hanging="360"/>
+      </w:pPr>
+    </w:lvl>
+    <w:lvl w:ilvl="4" w:tplc="20000019" w:tentative="1">
+      <w:start w:val="1"/>
+      <w:numFmt w:val="lowerLetter"/>
+      <w:lvlText w:val="%5."/>
+      <w:lvlJc w:val="left"/>
+      <w:pPr>
+        <w:ind w:left="3600" w:hanging="360"/>
+      </w:pPr>
+    </w:lvl>
+    <w:lvl w:ilvl="5" w:tplc="2000001B" w:tentative="1">
+      <w:start w:val="1"/>
+      <w:numFmt w:val="lowerRoman"/>
+      <w:lvlText w:val="%6."/>
+      <w:lvlJc w:val="right"/>
+      <w:pPr>
+        <w:ind w:left="4320" w:hanging="180"/>
+      </w:pPr>
+    </w:lvl>
+    <w:lvl w:ilvl="6" w:tplc="2000000F" w:tentative="1">
+      <w:start w:val="1"/>
+      <w:numFmt w:val="decimal"/>
+      <w:lvlText w:val="%7."/>
+      <w:lvlJc w:val="left"/>
+      <w:pPr>
+        <w:ind w:left="5040" w:hanging="360"/>
+      </w:pPr>
+    </w:lvl>
+    <w:lvl w:ilvl="7" w:tplc="20000019" w:tentative="1">
+      <w:start w:val="1"/>
+      <w:numFmt w:val="lowerLetter"/>
+      <w:lvlText w:val="%8."/>
+      <w:lvlJc w:val="left"/>
+      <w:pPr>
+        <w:ind w:left="5760" w:hanging="360"/>
+      </w:pPr>
+    </w:lvl>
+    <w:lvl w:ilvl="8" w:tplc="2000001B" w:tentative="1">
+      <w:start w:val="1"/>
+      <w:numFmt w:val="lowerRoman"/>
+      <w:lvlText w:val="%9."/>
+      <w:lvlJc w:val="right"/>
+      <w:pPr>
+        <w:ind w:left="6480" w:hanging="180"/>
+      </w:pPr>
+    </w:lvl>
+  </w:abstractNum>
+  <w:abstractNum w:abstractNumId="25" w15:restartNumberingAfterBreak="0">
+    <w:nsid w:val="78F6354F"/>
+    <w:multiLevelType w:val="hybridMultilevel"/>
+    <w:tmpl w:val="B4629964"/>
+    <w:lvl w:ilvl="0" w:tplc="20000005">
+      <w:start w:val="1"/>
+      <w:numFmt w:val="bullet"/>
+      <w:lvlText w:val=""/>
+      <w:lvlJc w:val="left"/>
+      <w:pPr>
+        <w:ind w:left="720" w:hanging="360"/>
+      </w:pPr>
+      <w:rPr>
+        <w:rFonts w:ascii="Wingdings" w:hAnsi="Wingdings" w:hint="default"/>
+      </w:rPr>
+    </w:lvl>
+    <w:lvl w:ilvl="1" w:tplc="20000003" w:tentative="1">
+      <w:start w:val="1"/>
+      <w:numFmt w:val="bullet"/>
+      <w:lvlText w:val="o"/>
+      <w:lvlJc w:val="left"/>
+      <w:pPr>
+        <w:ind w:left="1440" w:hanging="360"/>
+      </w:pPr>
+      <w:rPr>
+        <w:rFonts w:ascii="Courier New" w:hAnsi="Courier New" w:cs="Courier New" w:hint="default"/>
+      </w:rPr>
+    </w:lvl>
+    <w:lvl w:ilvl="2" w:tplc="20000005" w:tentative="1">
+      <w:start w:val="1"/>
+      <w:numFmt w:val="bullet"/>
+      <w:lvlText w:val=""/>
+      <w:lvlJc w:val="left"/>
+      <w:pPr>
+        <w:ind w:left="2160" w:hanging="360"/>
+      </w:pPr>
+      <w:rPr>
+        <w:rFonts w:ascii="Wingdings" w:hAnsi="Wingdings" w:hint="default"/>
+      </w:rPr>
+    </w:lvl>
+    <w:lvl w:ilvl="3" w:tplc="20000001" w:tentative="1">
+      <w:start w:val="1"/>
+      <w:numFmt w:val="bullet"/>
+      <w:lvlText w:val=""/>
+      <w:lvlJc w:val="left"/>
+      <w:pPr>
+        <w:ind w:left="2880" w:hanging="360"/>
+      </w:pPr>
+      <w:rPr>
+        <w:rFonts w:ascii="Symbol" w:hAnsi="Symbol" w:hint="default"/>
+      </w:rPr>
+    </w:lvl>
+    <w:lvl w:ilvl="4" w:tplc="20000003" w:tentative="1">
+      <w:start w:val="1"/>
+      <w:numFmt w:val="bullet"/>
+      <w:lvlText w:val="o"/>
+      <w:lvlJc w:val="left"/>
+      <w:pPr>
+        <w:ind w:left="3600" w:hanging="360"/>
+      </w:pPr>
+      <w:rPr>
+        <w:rFonts w:ascii="Courier New" w:hAnsi="Courier New" w:cs="Courier New" w:hint="default"/>
+      </w:rPr>
+    </w:lvl>
+    <w:lvl w:ilvl="5" w:tplc="20000005" w:tentative="1">
+      <w:start w:val="1"/>
+      <w:numFmt w:val="bullet"/>
+      <w:lvlText w:val=""/>
+      <w:lvlJc w:val="left"/>
+      <w:pPr>
+        <w:ind w:left="4320" w:hanging="360"/>
+      </w:pPr>
+      <w:rPr>
+        <w:rFonts w:ascii="Wingdings" w:hAnsi="Wingdings" w:hint="default"/>
+      </w:rPr>
+    </w:lvl>
+    <w:lvl w:ilvl="6" w:tplc="20000001" w:tentative="1">
+      <w:start w:val="1"/>
+      <w:numFmt w:val="bullet"/>
+      <w:lvlText w:val=""/>
+      <w:lvlJc w:val="left"/>
+      <w:pPr>
+        <w:ind w:left="5040" w:hanging="360"/>
+      </w:pPr>
+      <w:rPr>
+        <w:rFonts w:ascii="Symbol" w:hAnsi="Symbol" w:hint="default"/>
+      </w:rPr>
+    </w:lvl>
+    <w:lvl w:ilvl="7" w:tplc="20000003" w:tentative="1">
+      <w:start w:val="1"/>
+      <w:numFmt w:val="bullet"/>
+      <w:lvlText w:val="o"/>
+      <w:lvlJc w:val="left"/>
+      <w:pPr>
+        <w:ind w:left="5760" w:hanging="360"/>
+      </w:pPr>
+      <w:rPr>
+        <w:rFonts w:ascii="Courier New" w:hAnsi="Courier New" w:cs="Courier New" w:hint="default"/>
+      </w:rPr>
+    </w:lvl>
+    <w:lvl w:ilvl="8" w:tplc="20000005" w:tentative="1">
+      <w:start w:val="1"/>
+      <w:numFmt w:val="bullet"/>
+      <w:lvlText w:val=""/>
+      <w:lvlJc w:val="left"/>
+      <w:pPr>
+        <w:ind w:left="6480" w:hanging="360"/>
+      </w:pPr>
+      <w:rPr>
+        <w:rFonts w:ascii="Wingdings" w:hAnsi="Wingdings" w:hint="default"/>
+      </w:rPr>
+    </w:lvl>
+  </w:abstractNum>
   <w:num w:numId="1">
+    <w:abstractNumId w:val="7"/>
+  </w:num>
+  <w:num w:numId="2">
+    <w:abstractNumId w:val="5"/>
+  </w:num>
+  <w:num w:numId="3">
+    <w:abstractNumId w:val="3"/>
+  </w:num>
+  <w:num w:numId="4">
+    <w:abstractNumId w:val="13"/>
+  </w:num>
+  <w:num w:numId="5">
+    <w:abstractNumId w:val="8"/>
+  </w:num>
+  <w:num w:numId="6">
+    <w:abstractNumId w:val="25"/>
+  </w:num>
+  <w:num w:numId="7">
+    <w:abstractNumId w:val="10"/>
+  </w:num>
+  <w:num w:numId="8">
+    <w:abstractNumId w:val="14"/>
+  </w:num>
+  <w:num w:numId="9">
     <w:abstractNumId w:val="0"/>
+  </w:num>
+  <w:num w:numId="10">
+    <w:abstractNumId w:val="21"/>
+  </w:num>
+  <w:num w:numId="11">
+    <w:abstractNumId w:val="11"/>
+  </w:num>
+  <w:num w:numId="12">
+    <w:abstractNumId w:val="6"/>
+  </w:num>
+  <w:num w:numId="13">
+    <w:abstractNumId w:val="23"/>
+  </w:num>
+  <w:num w:numId="14">
+    <w:abstractNumId w:val="17"/>
+  </w:num>
+  <w:num w:numId="15">
+    <w:abstractNumId w:val="2"/>
+  </w:num>
+  <w:num w:numId="16">
+    <w:abstractNumId w:val="19"/>
+  </w:num>
+  <w:num w:numId="17">
+    <w:abstractNumId w:val="12"/>
+  </w:num>
+  <w:num w:numId="18">
+    <w:abstractNumId w:val="4"/>
+  </w:num>
+  <w:num w:numId="19">
+    <w:abstractNumId w:val="15"/>
+  </w:num>
+  <w:num w:numId="20">
+    <w:abstractNumId w:val="24"/>
+  </w:num>
+  <w:num w:numId="21">
+    <w:abstractNumId w:val="16"/>
+  </w:num>
+  <w:num w:numId="22">
+    <w:abstractNumId w:val="18"/>
+  </w:num>
+  <w:num w:numId="23">
+    <w:abstractNumId w:val="22"/>
+  </w:num>
+  <w:num w:numId="24">
+    <w:abstractNumId w:val="20"/>
+  </w:num>
+  <w:num w:numId="25">
+    <w:abstractNumId w:val="9"/>
+  </w:num>
+  <w:num w:numId="26">
+    <w:abstractNumId w:val="1"/>
   </w:num>
 </w:numbering>
 </file>
@@ -2975,7 +9701,6 @@
     <w:basedOn w:val="Normal"/>
     <w:link w:val="Heading2Char"/>
     <w:uiPriority w:val="9"/>
-    <w:semiHidden/>
     <w:unhideWhenUsed/>
     <w:qFormat/>
     <w:rsid w:val="002C2FA4"/>
@@ -2992,6 +9717,28 @@
       <w:szCs w:val="36"/>
       <w:lang w:val="en-US"/>
       <w14:ligatures w14:val="none"/>
+    </w:rPr>
+  </w:style>
+  <w:style w:type="paragraph" w:styleId="Heading3">
+    <w:name w:val="heading 3"/>
+    <w:basedOn w:val="Normal"/>
+    <w:next w:val="Normal"/>
+    <w:link w:val="Heading3Char"/>
+    <w:uiPriority w:val="9"/>
+    <w:unhideWhenUsed/>
+    <w:qFormat/>
+    <w:rsid w:val="00727235"/>
+    <w:pPr>
+      <w:keepNext/>
+      <w:keepLines/>
+      <w:spacing w:before="40" w:after="0"/>
+      <w:outlineLvl w:val="2"/>
+    </w:pPr>
+    <w:rPr>
+      <w:rFonts w:asciiTheme="majorHAnsi" w:eastAsiaTheme="majorEastAsia" w:hAnsiTheme="majorHAnsi" w:cstheme="majorBidi"/>
+      <w:color w:val="1F3763" w:themeColor="accent1" w:themeShade="7F"/>
+      <w:sz w:val="24"/>
+      <w:szCs w:val="24"/>
     </w:rPr>
   </w:style>
   <w:style w:type="character" w:default="1" w:styleId="DefaultParagraphFont">
@@ -3058,7 +9805,6 @@
     <w:basedOn w:val="DefaultParagraphFont"/>
     <w:link w:val="Heading2"/>
     <w:uiPriority w:val="9"/>
-    <w:semiHidden/>
     <w:rsid w:val="002C2FA4"/>
     <w:rPr>
       <w:rFonts w:ascii="Times New Roman" w:eastAsia="Times New Roman" w:hAnsi="Times New Roman" w:cs="Times New Roman"/>
@@ -3111,6 +9857,101 @@
       <w:color w:val="0563C1" w:themeColor="hyperlink"/>
       <w:u w:val="single"/>
     </w:rPr>
+  </w:style>
+  <w:style w:type="paragraph" w:styleId="ListParagraph">
+    <w:name w:val="List Paragraph"/>
+    <w:basedOn w:val="Normal"/>
+    <w:uiPriority w:val="34"/>
+    <w:qFormat/>
+    <w:rsid w:val="006F365D"/>
+    <w:pPr>
+      <w:ind w:left="720"/>
+      <w:contextualSpacing/>
+    </w:pPr>
+  </w:style>
+  <w:style w:type="character" w:customStyle="1" w:styleId="Heading3Char">
+    <w:name w:val="Heading 3 Char"/>
+    <w:basedOn w:val="DefaultParagraphFont"/>
+    <w:link w:val="Heading3"/>
+    <w:uiPriority w:val="9"/>
+    <w:rsid w:val="00727235"/>
+    <w:rPr>
+      <w:rFonts w:asciiTheme="majorHAnsi" w:eastAsiaTheme="majorEastAsia" w:hAnsiTheme="majorHAnsi" w:cstheme="majorBidi"/>
+      <w:color w:val="1F3763" w:themeColor="accent1" w:themeShade="7F"/>
+      <w:sz w:val="24"/>
+      <w:szCs w:val="24"/>
+    </w:rPr>
+  </w:style>
+  <w:style w:type="character" w:styleId="Strong">
+    <w:name w:val="Strong"/>
+    <w:basedOn w:val="DefaultParagraphFont"/>
+    <w:uiPriority w:val="22"/>
+    <w:qFormat/>
+    <w:rsid w:val="00727235"/>
+    <w:rPr>
+      <w:b/>
+      <w:bCs/>
+    </w:rPr>
+  </w:style>
+  <w:style w:type="character" w:styleId="HTMLCode">
+    <w:name w:val="HTML Code"/>
+    <w:basedOn w:val="DefaultParagraphFont"/>
+    <w:uiPriority w:val="99"/>
+    <w:semiHidden/>
+    <w:unhideWhenUsed/>
+    <w:rsid w:val="00727235"/>
+    <w:rPr>
+      <w:rFonts w:ascii="Courier New" w:eastAsia="Times New Roman" w:hAnsi="Courier New" w:cs="Courier New"/>
+      <w:sz w:val="20"/>
+      <w:szCs w:val="20"/>
+    </w:rPr>
+  </w:style>
+  <w:style w:type="paragraph" w:customStyle="1" w:styleId="pdq2pgselectionanchorcontainer">
+    <w:name w:val="pdq2pg_selectionanchorcontainer"/>
+    <w:basedOn w:val="Normal"/>
+    <w:rsid w:val="00333F8D"/>
+    <w:pPr>
+      <w:spacing w:before="100" w:beforeAutospacing="1" w:after="100" w:afterAutospacing="1" w:line="240" w:lineRule="auto"/>
+    </w:pPr>
+    <w:rPr>
+      <w:rFonts w:ascii="Times New Roman" w:eastAsia="Times New Roman" w:hAnsi="Times New Roman" w:cs="Times New Roman"/>
+      <w:kern w:val="0"/>
+      <w:sz w:val="24"/>
+      <w:szCs w:val="24"/>
+      <w:lang w:eastAsia="en-KE"/>
+      <w14:ligatures w14:val="none"/>
+    </w:rPr>
+  </w:style>
+  <w:style w:type="character" w:customStyle="1" w:styleId="whitespace-normal">
+    <w:name w:val="whitespace-normal"/>
+    <w:basedOn w:val="DefaultParagraphFont"/>
+    <w:rsid w:val="00333F8D"/>
+  </w:style>
+  <w:style w:type="paragraph" w:styleId="TOC2">
+    <w:name w:val="toc 2"/>
+    <w:basedOn w:val="Normal"/>
+    <w:next w:val="Normal"/>
+    <w:autoRedefine/>
+    <w:uiPriority w:val="39"/>
+    <w:unhideWhenUsed/>
+    <w:rsid w:val="001553D0"/>
+    <w:pPr>
+      <w:spacing w:after="100"/>
+      <w:ind w:left="220"/>
+    </w:pPr>
+  </w:style>
+  <w:style w:type="paragraph" w:styleId="TOC3">
+    <w:name w:val="toc 3"/>
+    <w:basedOn w:val="Normal"/>
+    <w:next w:val="Normal"/>
+    <w:autoRedefine/>
+    <w:uiPriority w:val="39"/>
+    <w:unhideWhenUsed/>
+    <w:rsid w:val="001553D0"/>
+    <w:pPr>
+      <w:spacing w:after="100"/>
+      <w:ind w:left="440"/>
+    </w:pPr>
   </w:style>
 </w:styles>
 </file>
@@ -3415,7 +10256,7 @@
 </file>
 
 <file path=customXml/itemProps1.xml><?xml version="1.0" encoding="utf-8"?>
-<ds:datastoreItem xmlns:ds="http://schemas.openxmlformats.org/officeDocument/2006/customXml" ds:itemID="{74A66C7F-C824-4EC3-AA7C-C88388D4D722}">
+<ds:datastoreItem xmlns:ds="http://schemas.openxmlformats.org/officeDocument/2006/customXml" ds:itemID="{042707A1-6427-4DAC-8A99-4A308036E2CD}">
   <ds:schemaRefs>
     <ds:schemaRef ds:uri="http://schemas.openxmlformats.org/officeDocument/2006/bibliography"/>
   </ds:schemaRefs>
